--- a/PC-Performance-Diagnose-Dokumentation.docx
+++ b/PC-Performance-Diagnose-Dokumentation.docx
@@ -4,16 +4,29 @@
   <w:body>
     <w:p>
       <w:pPr>
-        <w:spacing w:before="1400" w:after="160"/>
+        <w:spacing w:before="1280" w:after="120"/>
       </w:pPr>
       <w:r>
         <w:rPr>
-          <w:rFonts w:ascii="Calibri" w:hAnsi="Calibri"/>
+          <w:rFonts w:ascii="Arial" w:hAnsi="Arial"/>
           <w:b/>
-          <w:color w:val="1F4D78"/>
-          <w:sz w:val="50"/>
+          <w:color w:val="1F2937"/>
+          <w:sz w:val="52"/>
         </w:rPr>
         <w:t>PC PERFORMANCE DIAGNOSE</w:t>
+      </w:r>
+    </w:p>
+    <w:p>
+      <w:pPr>
+        <w:spacing w:after="200"/>
+      </w:pPr>
+      <w:r>
+        <w:rPr>
+          <w:rFonts w:ascii="Arial" w:hAnsi="Arial"/>
+          <w:color w:val="2F5DA8"/>
+          <w:sz w:val="30"/>
+        </w:rPr>
+        <w:t>Vollständige Dokumentation, Bedienungsanleitung und Übergabehilfe</w:t>
       </w:r>
     </w:p>
     <w:p>
@@ -22,24 +35,11 @@
       </w:pPr>
       <w:r>
         <w:rPr>
-          <w:rFonts w:ascii="Calibri" w:hAnsi="Calibri"/>
-          <w:color w:val="2E74B5"/>
-          <w:sz w:val="30"/>
-        </w:rPr>
-        <w:t>Vollständige Dokumentation und Bedienungsanleitung</w:t>
-      </w:r>
-    </w:p>
-    <w:p>
-      <w:pPr>
-        <w:spacing w:after="560"/>
-      </w:pPr>
-      <w:r>
-        <w:rPr>
-          <w:rFonts w:ascii="Calibri" w:hAnsi="Calibri"/>
-          <w:color w:val="666666"/>
+          <w:rFonts w:ascii="Arial" w:hAnsi="Arial"/>
+          <w:color w:val="6B7280"/>
           <w:sz w:val="21"/>
         </w:rPr>
-        <w:t>Windows 10/11 x64  |  PowerShell  |  Read-only Diagnose mit HTML-, CSV- und ZIP-Ausgabe</w:t>
+        <w:t>Windows 10/11 x64 | IT-Support-Triage | HTML-, CSV-, ZIP- und Word-Dokumentation</w:t>
       </w:r>
     </w:p>
     <w:tbl>
@@ -64,7 +64,7 @@
               <w:bottom w:w="80" w:type="dxa"/>
               <w:end w:w="120" w:type="dxa"/>
             </w:tcMar>
-            <w:shd w:fill="E8EEF5"/>
+            <w:shd w:fill="EAF1FB"/>
           </w:tcPr>
           <w:p>
             <w:pPr>
@@ -72,20 +72,20 @@
             </w:pPr>
             <w:r>
               <w:rPr>
-                <w:rFonts w:ascii="Calibri" w:hAnsi="Calibri"/>
+                <w:rFonts w:ascii="Arial" w:hAnsi="Arial"/>
                 <w:b/>
-                <w:color w:val="1F4D78"/>
+                <w:color w:val="2F5DA8"/>
                 <w:sz w:val="21"/>
               </w:rPr>
-              <w:t xml:space="preserve">Kurzfassung: </w:t>
+              <w:t xml:space="preserve">Zielbild: </w:t>
             </w:r>
             <w:r>
               <w:rPr>
-                <w:rFonts w:ascii="Calibri" w:hAnsi="Calibri"/>
-                <w:color w:val="000000"/>
+                <w:rFonts w:ascii="Arial" w:hAnsi="Arial"/>
+                <w:color w:val="1F2937"/>
                 <w:sz w:val="21"/>
               </w:rPr>
-              <w:t>Dieses Paket sammelt technische Hinweise zu typischen Performance-Ursachen, ohne automatisch zu bereinigen, zu tunen, Treiber zu ändern oder Netzwerkpakete mitzuschneiden.</w:t>
+              <w:t>Der Support kopiert einen vorbereiteten Ordner auf den Kunden-PC, startet Performance Test, lässt freigegebene Tools installieren und erhält Abschlussbericht, Rohbewertung und kumulative Logdaten.</w:t>
             </w:r>
           </w:p>
         </w:tc>
@@ -105,14 +105,14 @@
         <w:tblInd w:w="120" w:type="dxa"/>
       </w:tblPr>
       <w:tblGrid>
-        <w:gridCol w:w="2100"/>
-        <w:gridCol w:w="1800"/>
-        <w:gridCol w:w="5460"/>
+        <w:gridCol w:w="3300"/>
+        <w:gridCol w:w="1600"/>
+        <w:gridCol w:w="4460"/>
       </w:tblGrid>
       <w:tr>
         <w:tc>
           <w:tcPr>
-            <w:tcW w:type="dxa" w:w="2100"/>
+            <w:tcW w:type="dxa" w:w="3300"/>
             <w:vAlign w:val="center"/>
             <w:tcMar>
               <w:top w:w="80" w:type="dxa"/>
@@ -120,7 +120,7 @@
               <w:bottom w:w="80" w:type="dxa"/>
               <w:end w:w="120" w:type="dxa"/>
             </w:tcMar>
-            <w:shd w:fill="E8EEF5"/>
+            <w:shd w:fill="EAF1FB"/>
           </w:tcPr>
           <w:p>
             <w:pPr>
@@ -128,9 +128,9 @@
             </w:pPr>
             <w:r>
               <w:rPr>
-                <w:rFonts w:ascii="Calibri" w:hAnsi="Calibri"/>
+                <w:rFonts w:ascii="Arial" w:hAnsi="Arial"/>
                 <w:b/>
-                <w:color w:val="1F4D78"/>
+                <w:color w:val="2F5DA8"/>
                 <w:sz w:val="20"/>
               </w:rPr>
               <w:t>Dokument</w:t>
@@ -139,7 +139,7 @@
         </w:tc>
         <w:tc>
           <w:tcPr>
-            <w:tcW w:type="dxa" w:w="1800"/>
+            <w:tcW w:type="dxa" w:w="1600"/>
             <w:vAlign w:val="center"/>
             <w:tcMar>
               <w:top w:w="80" w:type="dxa"/>
@@ -147,7 +147,7 @@
               <w:bottom w:w="80" w:type="dxa"/>
               <w:end w:w="120" w:type="dxa"/>
             </w:tcMar>
-            <w:shd w:fill="E8EEF5"/>
+            <w:shd w:fill="EAF1FB"/>
           </w:tcPr>
           <w:p>
             <w:pPr>
@@ -155,18 +155,18 @@
             </w:pPr>
             <w:r>
               <w:rPr>
-                <w:rFonts w:ascii="Calibri" w:hAnsi="Calibri"/>
+                <w:rFonts w:ascii="Arial" w:hAnsi="Arial"/>
                 <w:b/>
-                <w:color w:val="1F4D78"/>
+                <w:color w:val="2F5DA8"/>
                 <w:sz w:val="20"/>
               </w:rPr>
-              <w:t>Stand</w:t>
+              <w:t>Version</w:t>
             </w:r>
           </w:p>
         </w:tc>
         <w:tc>
           <w:tcPr>
-            <w:tcW w:type="dxa" w:w="5460"/>
+            <w:tcW w:type="dxa" w:w="4460"/>
             <w:vAlign w:val="center"/>
             <w:tcMar>
               <w:top w:w="80" w:type="dxa"/>
@@ -174,7 +174,7 @@
               <w:bottom w:w="80" w:type="dxa"/>
               <w:end w:w="120" w:type="dxa"/>
             </w:tcMar>
-            <w:shd w:fill="E8EEF5"/>
+            <w:shd w:fill="EAF1FB"/>
           </w:tcPr>
           <w:p>
             <w:pPr>
@@ -182,12 +182,12 @@
             </w:pPr>
             <w:r>
               <w:rPr>
-                <w:rFonts w:ascii="Calibri" w:hAnsi="Calibri"/>
+                <w:rFonts w:ascii="Arial" w:hAnsi="Arial"/>
                 <w:b/>
-                <w:color w:val="1F4D78"/>
+                <w:color w:val="2F5DA8"/>
                 <w:sz w:val="20"/>
               </w:rPr>
-              <w:t>Projektordner</w:t>
+              <w:t>Zweck</w:t>
             </w:r>
           </w:p>
         </w:tc>
@@ -195,7 +195,7 @@
       <w:tr>
         <w:tc>
           <w:tcPr>
-            <w:tcW w:type="dxa" w:w="2100"/>
+            <w:tcW w:type="dxa" w:w="3300"/>
           </w:tcPr>
           <w:p>
             <w:pPr>
@@ -203,17 +203,17 @@
             </w:pPr>
             <w:r>
               <w:rPr>
-                <w:rFonts w:ascii="Calibri" w:hAnsi="Calibri"/>
-                <w:color w:val="000000"/>
+                <w:rFonts w:ascii="Arial" w:hAnsi="Arial"/>
+                <w:color w:val="1F2937"/>
                 <w:sz w:val="19"/>
               </w:rPr>
-              <w:t>Bedienungs- und Referenzanleitung</w:t>
+              <w:t>PC-Performance-Diagnose-Dokumentation.docx</w:t>
             </w:r>
           </w:p>
         </w:tc>
         <w:tc>
           <w:tcPr>
-            <w:tcW w:type="dxa" w:w="1800"/>
+            <w:tcW w:type="dxa" w:w="1600"/>
           </w:tcPr>
           <w:p>
             <w:pPr>
@@ -221,17 +221,17 @@
             </w:pPr>
             <w:r>
               <w:rPr>
-                <w:rFonts w:ascii="Calibri" w:hAnsi="Calibri"/>
-                <w:color w:val="000000"/>
+                <w:rFonts w:ascii="Arial" w:hAnsi="Arial"/>
+                <w:color w:val="1F2937"/>
                 <w:sz w:val="19"/>
               </w:rPr>
-              <w:t>28.07.2026</w:t>
+              <w:t>2026-07-29</w:t>
             </w:r>
           </w:p>
         </w:tc>
         <w:tc>
           <w:tcPr>
-            <w:tcW w:type="dxa" w:w="5460"/>
+            <w:tcW w:type="dxa" w:w="4460"/>
           </w:tcPr>
           <w:p>
             <w:pPr>
@@ -239,11 +239,11 @@
             </w:pPr>
             <w:r>
               <w:rPr>
-                <w:rFonts w:ascii="Calibri" w:hAnsi="Calibri"/>
-                <w:color w:val="000000"/>
+                <w:rFonts w:ascii="Arial" w:hAnsi="Arial"/>
+                <w:color w:val="1F2937"/>
                 <w:sz w:val="19"/>
               </w:rPr>
-              <w:t>Performance Issues PC</w:t>
+              <w:t>Bedienung, Technik, Übergabe und GitHub-Nutzung</w:t>
             </w:r>
           </w:p>
         </w:tc>
@@ -264,147 +264,76 @@
         <w:pStyle w:val="Heading1"/>
       </w:pPr>
       <w:r>
-        <w:t>Inhalt</w:t>
+        <w:t>1. Überblick</w:t>
+      </w:r>
+    </w:p>
+    <w:p>
+      <w:pPr>
+        <w:spacing w:after="120"/>
+      </w:pPr>
+      <w:r>
+        <w:rPr>
+          <w:rFonts w:ascii="Arial" w:hAnsi="Arial"/>
+          <w:color w:val="1F2937"/>
+          <w:sz w:val="22"/>
+        </w:rPr>
+        <w:t>Das Toolkit unterstützt die strukturierte Untersuchung von Performance-Problemen auf Windows-PCs. Es bündelt Windows-Abfragen, Benchmark-Ergebnisse, Support-Tool-Logs und normalisierte Auswertungen in einem wiederholbaren Ablauf.</w:t>
       </w:r>
     </w:p>
     <w:p>
       <w:pPr>
         <w:pStyle w:val="ListBullet"/>
-        <w:spacing w:after="80" w:line="300" w:lineRule="auto"/>
+        <w:spacing w:after="80" w:line="288" w:lineRule="auto"/>
       </w:pPr>
       <w:r>
         <w:rPr>
-          <w:rFonts w:ascii="Calibri" w:hAnsi="Calibri"/>
+          <w:rFonts w:ascii="Arial" w:hAnsi="Arial"/>
           <w:color w:val="000000"/>
           <w:sz w:val="22"/>
         </w:rPr>
-        <w:t>1. Zweck und Grenzen</w:t>
+        <w:t>Zielgruppe: IT-Support, Triage, Second-Level-Support, interne Technik</w:t>
       </w:r>
     </w:p>
     <w:p>
       <w:pPr>
         <w:pStyle w:val="ListBullet"/>
-        <w:spacing w:after="80" w:line="300" w:lineRule="auto"/>
+        <w:spacing w:after="80" w:line="288" w:lineRule="auto"/>
       </w:pPr>
       <w:r>
         <w:rPr>
-          <w:rFonts w:ascii="Calibri" w:hAnsi="Calibri"/>
+          <w:rFonts w:ascii="Arial" w:hAnsi="Arial"/>
           <w:color w:val="000000"/>
           <w:sz w:val="22"/>
         </w:rPr>
-        <w:t>2. Voraussetzungen und Ordnerstruktur</w:t>
+        <w:t>Primärer Startpunkt für Kundenfälle: Performance Test.cmd</w:t>
       </w:r>
     </w:p>
     <w:p>
       <w:pPr>
         <w:pStyle w:val="ListBullet"/>
-        <w:spacing w:after="80" w:line="300" w:lineRule="auto"/>
+        <w:spacing w:after="80" w:line="288" w:lineRule="auto"/>
       </w:pPr>
       <w:r>
         <w:rPr>
-          <w:rFonts w:ascii="Calibri" w:hAnsi="Calibri"/>
+          <w:rFonts w:ascii="Arial" w:hAnsi="Arial"/>
           <w:color w:val="000000"/>
           <w:sz w:val="22"/>
         </w:rPr>
-        <w:t>3. Installation und erster Start</w:t>
+        <w:t>Zentrale Ausgaben: Abschlussbericht.html, Rohbewertung.html, Records.csv und Run.zip</w:t>
       </w:r>
     </w:p>
     <w:p>
       <w:pPr>
         <w:pStyle w:val="ListBullet"/>
-        <w:spacing w:after="80" w:line="300" w:lineRule="auto"/>
+        <w:spacing w:after="80" w:line="288" w:lineRule="auto"/>
       </w:pPr>
       <w:r>
         <w:rPr>
-          <w:rFonts w:ascii="Calibri" w:hAnsi="Calibri"/>
+          <w:rFonts w:ascii="Arial" w:hAnsi="Arial"/>
           <w:color w:val="000000"/>
           <w:sz w:val="22"/>
         </w:rPr>
-        <w:t>4. Bedienung des Diagnosepakets</w:t>
-      </w:r>
-    </w:p>
-    <w:p>
-      <w:pPr>
-        <w:pStyle w:val="ListBullet"/>
-        <w:spacing w:after="80" w:line="300" w:lineRule="auto"/>
-      </w:pPr>
-      <w:r>
-        <w:rPr>
-          <w:rFonts w:ascii="Calibri" w:hAnsi="Calibri"/>
-          <w:color w:val="000000"/>
-          <w:sz w:val="22"/>
-        </w:rPr>
-        <w:t>5. Diagnoseablauf und erfasste Daten</w:t>
-      </w:r>
-    </w:p>
-    <w:p>
-      <w:pPr>
-        <w:pStyle w:val="ListBullet"/>
-        <w:spacing w:after="80" w:line="300" w:lineRule="auto"/>
-      </w:pPr>
-      <w:r>
-        <w:rPr>
-          <w:rFonts w:ascii="Calibri" w:hAnsi="Calibri"/>
-          <w:color w:val="000000"/>
-          <w:sz w:val="22"/>
-        </w:rPr>
-        <w:t>6. Tool-Allowlist und Sicherheitsregeln</w:t>
-      </w:r>
-    </w:p>
-    <w:p>
-      <w:pPr>
-        <w:pStyle w:val="ListBullet"/>
-        <w:spacing w:after="80" w:line="300" w:lineRule="auto"/>
-      </w:pPr>
-      <w:r>
-        <w:rPr>
-          <w:rFonts w:ascii="Calibri" w:hAnsi="Calibri"/>
-          <w:color w:val="000000"/>
-          <w:sz w:val="22"/>
-        </w:rPr>
-        <w:t>7. Berichte lesen und Ursachen eingrenzen</w:t>
-      </w:r>
-    </w:p>
-    <w:p>
-      <w:pPr>
-        <w:pStyle w:val="ListBullet"/>
-        <w:spacing w:after="80" w:line="300" w:lineRule="auto"/>
-      </w:pPr>
-      <w:r>
-        <w:rPr>
-          <w:rFonts w:ascii="Calibri" w:hAnsi="Calibri"/>
-          <w:color w:val="000000"/>
-          <w:sz w:val="22"/>
-        </w:rPr>
-        <w:t>8. Fehlerbehebung</w:t>
-      </w:r>
-    </w:p>
-    <w:p>
-      <w:pPr>
-        <w:pStyle w:val="ListBullet"/>
-        <w:spacing w:after="80" w:line="300" w:lineRule="auto"/>
-      </w:pPr>
-      <w:r>
-        <w:rPr>
-          <w:rFonts w:ascii="Calibri" w:hAnsi="Calibri"/>
-          <w:color w:val="000000"/>
-          <w:sz w:val="22"/>
-        </w:rPr>
-        <w:t>9. Wartung und Erweiterung</w:t>
-      </w:r>
-    </w:p>
-    <w:p>
-      <w:pPr>
-        <w:pStyle w:val="ListBullet"/>
-        <w:spacing w:after="80" w:line="300" w:lineRule="auto"/>
-      </w:pPr>
-      <w:r>
-        <w:rPr>
-          <w:rFonts w:ascii="Calibri" w:hAnsi="Calibri"/>
-          <w:color w:val="000000"/>
-          <w:sz w:val="22"/>
-        </w:rPr>
-        <w:t>10. Abschluss-Checkliste</w:t>
+        <w:t>Sicherheitsprinzip: Diagnose statt Reparaturautomatik</w:t>
       </w:r>
     </w:p>
     <w:p>
@@ -412,12 +341,105 @@
         <w:pStyle w:val="Heading1"/>
       </w:pPr>
       <w:r>
-        <w:t>1. Zweck und Grenzen</w:t>
+        <w:t>2. Unterstützter Kundenablauf</w:t>
       </w:r>
     </w:p>
     <w:p>
+      <w:pPr>
+        <w:pStyle w:val="ListNumber"/>
+        <w:spacing w:after="80" w:line="288" w:lineRule="auto"/>
+      </w:pPr>
       <w:r>
-        <w:t>Das Diagnosepaket unterstützt bei der strukturierten Untersuchung von langsamen oder instabilen Windows-PCs. Es erzeugt pro Ausführung einen eigenen Laufordner und führt Messungen sowie Abfragen zusammen, damit Ergebnisse zwischen mehreren Zeitpunkten verglichen oder an einen Support weitergegeben werden können.</w:t>
+        <w:rPr>
+          <w:rFonts w:ascii="Arial" w:hAnsi="Arial"/>
+          <w:color w:val="000000"/>
+          <w:sz w:val="22"/>
+        </w:rPr>
+        <w:t>Support kopiert den vorbereiteten Toolkit-Ordner auf den Ziel-PC.</w:t>
+      </w:r>
+    </w:p>
+    <w:p>
+      <w:pPr>
+        <w:pStyle w:val="ListNumber"/>
+        <w:spacing w:after="80" w:line="288" w:lineRule="auto"/>
+      </w:pPr>
+      <w:r>
+        <w:rPr>
+          <w:rFonts w:ascii="Arial" w:hAnsi="Arial"/>
+          <w:color w:val="000000"/>
+          <w:sz w:val="22"/>
+        </w:rPr>
+        <w:t>Support startet Performance Test.cmd.</w:t>
+      </w:r>
+    </w:p>
+    <w:p>
+      <w:pPr>
+        <w:pStyle w:val="ListNumber"/>
+        <w:spacing w:after="80" w:line="288" w:lineRule="auto"/>
+      </w:pPr>
+      <w:r>
+        <w:rPr>
+          <w:rFonts w:ascii="Arial" w:hAnsi="Arial"/>
+          <w:color w:val="000000"/>
+          <w:sz w:val="22"/>
+        </w:rPr>
+        <w:t>Windows fordert bei Bedarf UAC/Elevation an.</w:t>
+      </w:r>
+    </w:p>
+    <w:p>
+      <w:pPr>
+        <w:pStyle w:val="ListNumber"/>
+        <w:spacing w:after="80" w:line="288" w:lineRule="auto"/>
+      </w:pPr>
+      <w:r>
+        <w:rPr>
+          <w:rFonts w:ascii="Arial" w:hAnsi="Arial"/>
+          <w:color w:val="000000"/>
+          <w:sz w:val="22"/>
+        </w:rPr>
+        <w:t>Das Toolkit installiert freigegebene AutoInstall-Werkzeuge aus dem Unterordner.</w:t>
+      </w:r>
+    </w:p>
+    <w:p>
+      <w:pPr>
+        <w:pStyle w:val="ListNumber"/>
+        <w:spacing w:after="80" w:line="288" w:lineRule="auto"/>
+      </w:pPr>
+      <w:r>
+        <w:rPr>
+          <w:rFonts w:ascii="Arial" w:hAnsi="Arial"/>
+          <w:color w:val="000000"/>
+          <w:sz w:val="22"/>
+        </w:rPr>
+        <w:t>Das Toolkit sammelt Windows-, Storage-, Netzwerk-, Benchmark- und Support-Tool-Daten.</w:t>
+      </w:r>
+    </w:p>
+    <w:p>
+      <w:pPr>
+        <w:pStyle w:val="ListNumber"/>
+        <w:spacing w:after="80" w:line="288" w:lineRule="auto"/>
+      </w:pPr>
+      <w:r>
+        <w:rPr>
+          <w:rFonts w:ascii="Arial" w:hAnsi="Arial"/>
+          <w:color w:val="000000"/>
+          <w:sz w:val="22"/>
+        </w:rPr>
+        <w:t>Das Toolkit erzeugt Abschlussbericht, Rohbewertung, CSV und ZIP.</w:t>
+      </w:r>
+    </w:p>
+    <w:p>
+      <w:pPr>
+        <w:pStyle w:val="ListNumber"/>
+        <w:spacing w:after="80" w:line="288" w:lineRule="auto"/>
+      </w:pPr>
+      <w:r>
+        <w:rPr>
+          <w:rFonts w:ascii="Arial" w:hAnsi="Arial"/>
+          <w:color w:val="000000"/>
+          <w:sz w:val="22"/>
+        </w:rPr>
+        <w:t>Support prüft die Berichte und grenzt die wahrscheinlichen Ursachen ein.</w:t>
       </w:r>
     </w:p>
     <w:tbl>
@@ -442,7 +464,7 @@
               <w:bottom w:w="80" w:type="dxa"/>
               <w:end w:w="120" w:type="dxa"/>
             </w:tcMar>
-            <w:shd w:fill="FFF8E8"/>
+            <w:shd w:fill="FFF4DB"/>
           </w:tcPr>
           <w:p>
             <w:pPr>
@@ -450,20 +472,20 @@
             </w:pPr>
             <w:r>
               <w:rPr>
-                <w:rFonts w:ascii="Calibri" w:hAnsi="Calibri"/>
+                <w:rFonts w:ascii="Arial" w:hAnsi="Arial"/>
                 <w:b/>
-                <w:color w:val="1F4D78"/>
+                <w:color w:val="2F5DA8"/>
                 <w:sz w:val="21"/>
               </w:rPr>
-              <w:t xml:space="preserve">Wichtig: </w:t>
+              <w:t xml:space="preserve">Wichtiger Hinweis: </w:t>
             </w:r>
             <w:r>
               <w:rPr>
-                <w:rFonts w:ascii="Calibri" w:hAnsi="Calibri"/>
-                <w:color w:val="000000"/>
+                <w:rFonts w:ascii="Arial" w:hAnsi="Arial"/>
+                <w:color w:val="1F2937"/>
                 <w:sz w:val="21"/>
               </w:rPr>
-              <w:t>Das Paket ist ein Diagnosewerkzeug, kein automatisches Reparatur- oder Tuningprogramm. Ein Bericht liefert Hinweise und Messwerte; er ersetzt keine technische Bewertung.</w:t>
+              <w:t>Das Toolkit speichert kein Administrator-Passwort. Windows steuert die eigentliche UAC-Abfrage. Eine technisch garantierte Sammel-Passworteingabe für alle möglichen Fremdinstaller ist unter Windows nicht sauber erzwingbar.</w:t>
             </w:r>
           </w:p>
         </w:tc>
@@ -476,188 +498,10 @@
     </w:p>
     <w:p>
       <w:pPr>
-        <w:pStyle w:val="Heading2"/>
-      </w:pPr>
-      <w:r>
-        <w:t>Was das Paket nicht tut</w:t>
-      </w:r>
-    </w:p>
-    <w:p>
-      <w:pPr>
-        <w:pStyle w:val="ListBullet"/>
-        <w:spacing w:after="80" w:line="300" w:lineRule="auto"/>
-      </w:pPr>
-      <w:r>
-        <w:rPr>
-          <w:rFonts w:ascii="Calibri" w:hAnsi="Calibri"/>
-          <w:color w:val="000000"/>
-          <w:sz w:val="22"/>
-        </w:rPr>
-        <w:t>keine automatische Bereinigung oder Deinstallation</w:t>
-      </w:r>
-    </w:p>
-    <w:p>
-      <w:pPr>
-        <w:pStyle w:val="ListBullet"/>
-        <w:spacing w:after="80" w:line="300" w:lineRule="auto"/>
-      </w:pPr>
-      <w:r>
-        <w:rPr>
-          <w:rFonts w:ascii="Calibri" w:hAnsi="Calibri"/>
-          <w:color w:val="000000"/>
-          <w:sz w:val="22"/>
-        </w:rPr>
-        <w:t>keine Registry-, Treiber- oder Energieplanänderung</w:t>
-      </w:r>
-    </w:p>
-    <w:p>
-      <w:pPr>
-        <w:pStyle w:val="ListBullet"/>
-        <w:spacing w:after="80" w:line="300" w:lineRule="auto"/>
-      </w:pPr>
-      <w:r>
-        <w:rPr>
-          <w:rFonts w:ascii="Calibri" w:hAnsi="Calibri"/>
-          <w:color w:val="000000"/>
-          <w:sz w:val="22"/>
-        </w:rPr>
-        <w:t>keine gespeicherten Administratorpasswörter</w:t>
-      </w:r>
-    </w:p>
-    <w:p>
-      <w:pPr>
-        <w:pStyle w:val="ListBullet"/>
-        <w:spacing w:after="80" w:line="300" w:lineRule="auto"/>
-      </w:pPr>
-      <w:r>
-        <w:rPr>
-          <w:rFonts w:ascii="Calibri" w:hAnsi="Calibri"/>
-          <w:color w:val="000000"/>
-          <w:sz w:val="22"/>
-        </w:rPr>
-        <w:t>keine automatische Wireshark-Paketaufzeichnung</w:t>
-      </w:r>
-    </w:p>
-    <w:p>
-      <w:pPr>
-        <w:pStyle w:val="ListBullet"/>
-        <w:spacing w:after="80" w:line="300" w:lineRule="auto"/>
-      </w:pPr>
-      <w:r>
-        <w:rPr>
-          <w:rFonts w:ascii="Calibri" w:hAnsi="Calibri"/>
-          <w:color w:val="000000"/>
-          <w:sz w:val="22"/>
-        </w:rPr>
-        <w:t>keine vollautomatische Bedienung unbekannter Installer</w:t>
-      </w:r>
-    </w:p>
-    <w:p>
-      <w:pPr>
-        <w:pStyle w:val="ListBullet"/>
-        <w:spacing w:after="80" w:line="300" w:lineRule="auto"/>
-      </w:pPr>
-      <w:r>
-        <w:rPr>
-          <w:rFonts w:ascii="Calibri" w:hAnsi="Calibri"/>
-          <w:color w:val="000000"/>
-          <w:sz w:val="22"/>
-        </w:rPr>
-        <w:t>keine automatische Reparatur aufgrund eines Messwertes</w:t>
-      </w:r>
-    </w:p>
-    <w:p>
-      <w:pPr>
         <w:pStyle w:val="Heading1"/>
       </w:pPr>
       <w:r>
-        <w:t>2. Voraussetzungen und Ordnerstruktur</w:t>
-      </w:r>
-    </w:p>
-    <w:p>
-      <w:pPr>
-        <w:pStyle w:val="Heading2"/>
-      </w:pPr>
-      <w:r>
-        <w:t>Voraussetzungen</w:t>
-      </w:r>
-    </w:p>
-    <w:p>
-      <w:pPr>
-        <w:pStyle w:val="ListBullet"/>
-        <w:spacing w:after="80" w:line="300" w:lineRule="auto"/>
-      </w:pPr>
-      <w:r>
-        <w:rPr>
-          <w:rFonts w:ascii="Calibri" w:hAnsi="Calibri"/>
-          <w:color w:val="000000"/>
-          <w:sz w:val="22"/>
-        </w:rPr>
-        <w:t>Windows 10 oder Windows 11, 64-Bit</w:t>
-      </w:r>
-    </w:p>
-    <w:p>
-      <w:pPr>
-        <w:pStyle w:val="ListBullet"/>
-        <w:spacing w:after="80" w:line="300" w:lineRule="auto"/>
-      </w:pPr>
-      <w:r>
-        <w:rPr>
-          <w:rFonts w:ascii="Calibri" w:hAnsi="Calibri"/>
-          <w:color w:val="000000"/>
-          <w:sz w:val="22"/>
-        </w:rPr>
-        <w:t>PowerShell 5.1 oder höher</w:t>
-      </w:r>
-    </w:p>
-    <w:p>
-      <w:pPr>
-        <w:pStyle w:val="ListBullet"/>
-        <w:spacing w:after="80" w:line="300" w:lineRule="auto"/>
-      </w:pPr>
-      <w:r>
-        <w:rPr>
-          <w:rFonts w:ascii="Calibri" w:hAnsi="Calibri"/>
-          <w:color w:val="000000"/>
-          <w:sz w:val="22"/>
-        </w:rPr>
-        <w:t>ausreichend freier Speicher für Berichte und optional PCMark 10</w:t>
-      </w:r>
-    </w:p>
-    <w:p>
-      <w:pPr>
-        <w:pStyle w:val="ListBullet"/>
-        <w:spacing w:after="80" w:line="300" w:lineRule="auto"/>
-      </w:pPr>
-      <w:r>
-        <w:rPr>
-          <w:rFonts w:ascii="Calibri" w:hAnsi="Calibri"/>
-          <w:color w:val="000000"/>
-          <w:sz w:val="22"/>
-        </w:rPr>
-        <w:t>Administratorfreigabe nur dann, wenn Windows oder ein Installer sie verlangt</w:t>
-      </w:r>
-    </w:p>
-    <w:p>
-      <w:pPr>
-        <w:pStyle w:val="ListBullet"/>
-        <w:spacing w:after="80" w:line="300" w:lineRule="auto"/>
-      </w:pPr>
-      <w:r>
-        <w:rPr>
-          <w:rFonts w:ascii="Calibri" w:hAnsi="Calibri"/>
-          <w:color w:val="000000"/>
-          <w:sz w:val="22"/>
-        </w:rPr>
-        <w:t>für vollständige Sensor-/CIM-Abfragen kann eine erhöhte PowerShell erforderlich sein</w:t>
-      </w:r>
-    </w:p>
-    <w:p>
-      <w:pPr>
-        <w:pStyle w:val="Heading2"/>
-      </w:pPr>
-      <w:r>
-        <w:t>Ordnerstruktur</w:t>
+        <w:t>3. Hauptstart und Technikpfad</w:t>
       </w:r>
     </w:p>
     <w:tbl>
@@ -683,7 +527,7 @@
               <w:bottom w:w="80" w:type="dxa"/>
               <w:end w:w="120" w:type="dxa"/>
             </w:tcMar>
-            <w:shd w:fill="E8EEF5"/>
+            <w:shd w:fill="EAF1FB"/>
           </w:tcPr>
           <w:p>
             <w:pPr>
@@ -691,12 +535,12 @@
             </w:pPr>
             <w:r>
               <w:rPr>
-                <w:rFonts w:ascii="Calibri" w:hAnsi="Calibri"/>
+                <w:rFonts w:ascii="Arial" w:hAnsi="Arial"/>
                 <w:b/>
-                <w:color w:val="1F4D78"/>
+                <w:color w:val="2F5DA8"/>
                 <w:sz w:val="20"/>
               </w:rPr>
-              <w:t>Ordner/Datei</w:t>
+              <w:t>Datei</w:t>
             </w:r>
           </w:p>
         </w:tc>
@@ -710,7 +554,7 @@
               <w:bottom w:w="80" w:type="dxa"/>
               <w:end w:w="120" w:type="dxa"/>
             </w:tcMar>
-            <w:shd w:fill="E8EEF5"/>
+            <w:shd w:fill="EAF1FB"/>
           </w:tcPr>
           <w:p>
             <w:pPr>
@@ -718,12 +562,12 @@
             </w:pPr>
             <w:r>
               <w:rPr>
-                <w:rFonts w:ascii="Calibri" w:hAnsi="Calibri"/>
+                <w:rFonts w:ascii="Arial" w:hAnsi="Arial"/>
                 <w:b/>
-                <w:color w:val="1F4D78"/>
+                <w:color w:val="2F5DA8"/>
                 <w:sz w:val="20"/>
               </w:rPr>
-              <w:t>Bedeutung</w:t>
+              <w:t>Rolle</w:t>
             </w:r>
           </w:p>
         </w:tc>
@@ -739,11 +583,11 @@
             </w:pPr>
             <w:r>
               <w:rPr>
-                <w:rFonts w:ascii="Calibri" w:hAnsi="Calibri"/>
-                <w:color w:val="000000"/>
+                <w:rFonts w:ascii="Arial" w:hAnsi="Arial"/>
+                <w:color w:val="1F2937"/>
                 <w:sz w:val="19"/>
               </w:rPr>
-              <w:t>Start-Diagnose.cmd</w:t>
+              <w:t>Performance Test.cmd</w:t>
             </w:r>
           </w:p>
         </w:tc>
@@ -757,11 +601,11 @@
             </w:pPr>
             <w:r>
               <w:rPr>
-                <w:rFonts w:ascii="Calibri" w:hAnsi="Calibri"/>
-                <w:color w:val="000000"/>
+                <w:rFonts w:ascii="Arial" w:hAnsi="Arial"/>
+                <w:color w:val="1F2937"/>
                 <w:sz w:val="19"/>
               </w:rPr>
-              <w:t>Doppelklick-Einstieg; reicht Parameter an PowerShell weiter.</w:t>
+              <w:t>Einfacher Kundenstart per Doppelklick.</w:t>
             </w:r>
           </w:p>
         </w:tc>
@@ -777,8 +621,46 @@
             </w:pPr>
             <w:r>
               <w:rPr>
-                <w:rFonts w:ascii="Calibri" w:hAnsi="Calibri"/>
-                <w:color w:val="000000"/>
+                <w:rFonts w:ascii="Arial" w:hAnsi="Arial"/>
+                <w:color w:val="1F2937"/>
+                <w:sz w:val="19"/>
+              </w:rPr>
+              <w:t>Performance Test.ps1</w:t>
+            </w:r>
+          </w:p>
+        </w:tc>
+        <w:tc>
+          <w:tcPr>
+            <w:tcW w:type="dxa" w:w="6660"/>
+          </w:tcPr>
+          <w:p>
+            <w:pPr>
+              <w:spacing w:after="0"/>
+            </w:pPr>
+            <w:r>
+              <w:rPr>
+                <w:rFonts w:ascii="Arial" w:hAnsi="Arial"/>
+                <w:color w:val="1F2937"/>
+                <w:sz w:val="19"/>
+              </w:rPr>
+              <w:t>Fordert Elevation an und startet den Vollworkflow.</w:t>
+            </w:r>
+          </w:p>
+        </w:tc>
+      </w:tr>
+      <w:tr>
+        <w:tc>
+          <w:tcPr>
+            <w:tcW w:type="dxa" w:w="2700"/>
+          </w:tcPr>
+          <w:p>
+            <w:pPr>
+              <w:spacing w:after="0"/>
+            </w:pPr>
+            <w:r>
+              <w:rPr>
+                <w:rFonts w:ascii="Arial" w:hAnsi="Arial"/>
+                <w:color w:val="1F2937"/>
                 <w:sz w:val="19"/>
               </w:rPr>
               <w:t>Start-Diagnose.ps1</w:t>
@@ -795,11 +677,106 @@
             </w:pPr>
             <w:r>
               <w:rPr>
-                <w:rFonts w:ascii="Calibri" w:hAnsi="Calibri"/>
-                <w:color w:val="000000"/>
+                <w:rFonts w:ascii="Arial" w:hAnsi="Arial"/>
+                <w:color w:val="1F2937"/>
                 <w:sz w:val="19"/>
               </w:rPr>
-              <w:t>Orchestriert Installation, Datensammlung, Tests und Bericht.</w:t>
+              <w:t>Orchestriert Installation, Sammler, Benchmarks, Support-Tools und Reporting.</w:t>
+            </w:r>
+          </w:p>
+        </w:tc>
+      </w:tr>
+    </w:tbl>
+    <w:p>
+      <w:pPr>
+        <w:spacing w:after="40"/>
+      </w:pPr>
+    </w:p>
+    <w:p>
+      <w:pPr>
+        <w:pStyle w:val="CodeBlock"/>
+      </w:pPr>
+      <w:r>
+        <w:rPr>
+          <w:rFonts w:ascii="Consolas" w:hAnsi="Consolas"/>
+          <w:color w:val="1F2937"/>
+          <w:sz w:val="18"/>
+        </w:rPr>
+        <w:t>.\Start-Diagnose.ps1 -InstallTools -RunStressTests -RunBenchmarks -RunSupportTools</w:t>
+      </w:r>
+    </w:p>
+    <w:p>
+      <w:pPr>
+        <w:pStyle w:val="Heading1"/>
+      </w:pPr>
+      <w:r>
+        <w:t>4. Ordnerstruktur</w:t>
+      </w:r>
+    </w:p>
+    <w:tbl>
+      <w:tblPr>
+        <w:tblW w:type="dxa" w:w="9360"/>
+        <w:jc w:val="left"/>
+        <w:tblLayout w:type="fixed"/>
+        <w:tblLook w:firstColumn="1" w:firstRow="1" w:lastColumn="0" w:lastRow="0" w:noHBand="0" w:noVBand="1" w:val="04A0"/>
+        <w:tblInd w:w="120" w:type="dxa"/>
+      </w:tblPr>
+      <w:tblGrid>
+        <w:gridCol w:w="2900"/>
+        <w:gridCol w:w="6460"/>
+      </w:tblGrid>
+      <w:tr>
+        <w:tc>
+          <w:tcPr>
+            <w:tcW w:type="dxa" w:w="2900"/>
+            <w:vAlign w:val="center"/>
+            <w:tcMar>
+              <w:top w:w="80" w:type="dxa"/>
+              <w:start w:w="120" w:type="dxa"/>
+              <w:bottom w:w="80" w:type="dxa"/>
+              <w:end w:w="120" w:type="dxa"/>
+            </w:tcMar>
+            <w:shd w:fill="EAF1FB"/>
+          </w:tcPr>
+          <w:p>
+            <w:pPr>
+              <w:spacing w:after="0"/>
+            </w:pPr>
+            <w:r>
+              <w:rPr>
+                <w:rFonts w:ascii="Arial" w:hAnsi="Arial"/>
+                <w:b/>
+                <w:color w:val="2F5DA8"/>
+                <w:sz w:val="20"/>
+              </w:rPr>
+              <w:t>Ordner/Datei</w:t>
+            </w:r>
+          </w:p>
+        </w:tc>
+        <w:tc>
+          <w:tcPr>
+            <w:tcW w:type="dxa" w:w="6460"/>
+            <w:vAlign w:val="center"/>
+            <w:tcMar>
+              <w:top w:w="80" w:type="dxa"/>
+              <w:start w:w="120" w:type="dxa"/>
+              <w:bottom w:w="80" w:type="dxa"/>
+              <w:end w:w="120" w:type="dxa"/>
+            </w:tcMar>
+            <w:shd w:fill="EAF1FB"/>
+          </w:tcPr>
+          <w:p>
+            <w:pPr>
+              <w:spacing w:after="0"/>
+            </w:pPr>
+            <w:r>
+              <w:rPr>
+                <w:rFonts w:ascii="Arial" w:hAnsi="Arial"/>
+                <w:b/>
+                <w:color w:val="2F5DA8"/>
+                <w:sz w:val="20"/>
+              </w:rPr>
+              <w:t>Bedeutung</w:t>
             </w:r>
           </w:p>
         </w:tc>
@@ -807,7 +784,7 @@
       <w:tr>
         <w:tc>
           <w:tcPr>
-            <w:tcW w:type="dxa" w:w="2700"/>
+            <w:tcW w:type="dxa" w:w="2900"/>
           </w:tcPr>
           <w:p>
             <w:pPr>
@@ -815,17 +792,17 @@
             </w:pPr>
             <w:r>
               <w:rPr>
-                <w:rFonts w:ascii="Calibri" w:hAnsi="Calibri"/>
-                <w:color w:val="000000"/>
+                <w:rFonts w:ascii="Arial" w:hAnsi="Arial"/>
+                <w:color w:val="1F2937"/>
                 <w:sz w:val="19"/>
               </w:rPr>
-              <w:t>Config\diagnostics.json</w:t>
+              <w:t>Config\</w:t>
             </w:r>
           </w:p>
         </w:tc>
         <w:tc>
           <w:tcPr>
-            <w:tcW w:type="dxa" w:w="6660"/>
+            <w:tcW w:type="dxa" w:w="6460"/>
           </w:tcPr>
           <w:p>
             <w:pPr>
@@ -833,11 +810,11 @@
             </w:pPr>
             <w:r>
               <w:rPr>
-                <w:rFonts w:ascii="Calibri" w:hAnsi="Calibri"/>
-                <w:color w:val="000000"/>
+                <w:rFonts w:ascii="Arial" w:hAnsi="Arial"/>
+                <w:color w:val="1F2937"/>
                 <w:sz w:val="19"/>
               </w:rPr>
-              <w:t>Grenzwerte, Dauer und Sicherheitsoptionen.</w:t>
+              <w:t>Tools, Schwellenwerte und Benchmark-Referenzen.</w:t>
             </w:r>
           </w:p>
         </w:tc>
@@ -845,7 +822,7 @@
       <w:tr>
         <w:tc>
           <w:tcPr>
-            <w:tcW w:type="dxa" w:w="2700"/>
+            <w:tcW w:type="dxa" w:w="2900"/>
           </w:tcPr>
           <w:p>
             <w:pPr>
@@ -853,46 +830,8 @@
             </w:pPr>
             <w:r>
               <w:rPr>
-                <w:rFonts w:ascii="Calibri" w:hAnsi="Calibri"/>
-                <w:color w:val="000000"/>
-                <w:sz w:val="19"/>
-              </w:rPr>
-              <w:t>Config\tools.json</w:t>
-            </w:r>
-          </w:p>
-        </w:tc>
-        <w:tc>
-          <w:tcPr>
-            <w:tcW w:type="dxa" w:w="6660"/>
-          </w:tcPr>
-          <w:p>
-            <w:pPr>
-              <w:spacing w:after="0"/>
-            </w:pPr>
-            <w:r>
-              <w:rPr>
-                <w:rFonts w:ascii="Calibri" w:hAnsi="Calibri"/>
-                <w:color w:val="000000"/>
-                <w:sz w:val="19"/>
-              </w:rPr>
-              <w:t>Allowlist, Dateinamen, Hashes und Installationsschalter.</w:t>
-            </w:r>
-          </w:p>
-        </w:tc>
-      </w:tr>
-      <w:tr>
-        <w:tc>
-          <w:tcPr>
-            <w:tcW w:type="dxa" w:w="2700"/>
-          </w:tcPr>
-          <w:p>
-            <w:pPr>
-              <w:spacing w:after="0"/>
-            </w:pPr>
-            <w:r>
-              <w:rPr>
-                <w:rFonts w:ascii="Calibri" w:hAnsi="Calibri"/>
-                <w:color w:val="000000"/>
+                <w:rFonts w:ascii="Arial" w:hAnsi="Arial"/>
+                <w:color w:val="1F2937"/>
                 <w:sz w:val="19"/>
               </w:rPr>
               <w:t>Scripts\</w:t>
@@ -901,7 +840,7 @@
         </w:tc>
         <w:tc>
           <w:tcPr>
-            <w:tcW w:type="dxa" w:w="6660"/>
+            <w:tcW w:type="dxa" w:w="6460"/>
           </w:tcPr>
           <w:p>
             <w:pPr>
@@ -909,11 +848,11 @@
             </w:pPr>
             <w:r>
               <w:rPr>
-                <w:rFonts w:ascii="Calibri" w:hAnsi="Calibri"/>
-                <w:color w:val="000000"/>
+                <w:rFonts w:ascii="Arial" w:hAnsi="Arial"/>
+                <w:color w:val="1F2937"/>
                 <w:sz w:val="19"/>
               </w:rPr>
-              <w:t>Getrennte Module für Collector, Installer, Sensoren und Report.</w:t>
+              <w:t>Install, Collection, Benchmark, Support-Tool und Reporting-Logik.</w:t>
             </w:r>
           </w:p>
         </w:tc>
@@ -921,7 +860,7 @@
       <w:tr>
         <w:tc>
           <w:tcPr>
-            <w:tcW w:type="dxa" w:w="2700"/>
+            <w:tcW w:type="dxa" w:w="2900"/>
           </w:tcPr>
           <w:p>
             <w:pPr>
@@ -929,17 +868,17 @@
             </w:pPr>
             <w:r>
               <w:rPr>
-                <w:rFonts w:ascii="Calibri" w:hAnsi="Calibri"/>
-                <w:color w:val="000000"/>
+                <w:rFonts w:ascii="Arial" w:hAnsi="Arial"/>
+                <w:color w:val="1F2937"/>
                 <w:sz w:val="19"/>
               </w:rPr>
-              <w:t>Installers\</w:t>
+              <w:t>Tests\</w:t>
             </w:r>
           </w:p>
         </w:tc>
         <w:tc>
           <w:tcPr>
-            <w:tcW w:type="dxa" w:w="6660"/>
+            <w:tcW w:type="dxa" w:w="6460"/>
           </w:tcPr>
           <w:p>
             <w:pPr>
@@ -947,11 +886,11 @@
             </w:pPr>
             <w:r>
               <w:rPr>
-                <w:rFonts w:ascii="Calibri" w:hAnsi="Calibri"/>
-                <w:color w:val="000000"/>
+                <w:rFonts w:ascii="Arial" w:hAnsi="Arial"/>
+                <w:color w:val="1F2937"/>
                 <w:sz w:val="19"/>
               </w:rPr>
-              <w:t>Kopierte freigegebene Toolquellen; keine Ausführung beim Kopieren.</w:t>
+              <w:t>Pester-Absicherung des Toolkits.</w:t>
             </w:r>
           </w:p>
         </w:tc>
@@ -959,7 +898,7 @@
       <w:tr>
         <w:tc>
           <w:tcPr>
-            <w:tcW w:type="dxa" w:w="2700"/>
+            <w:tcW w:type="dxa" w:w="2900"/>
           </w:tcPr>
           <w:p>
             <w:pPr>
@@ -967,8 +906,160 @@
             </w:pPr>
             <w:r>
               <w:rPr>
-                <w:rFonts w:ascii="Calibri" w:hAnsi="Calibri"/>
-                <w:color w:val="000000"/>
+                <w:rFonts w:ascii="Arial" w:hAnsi="Arial"/>
+                <w:color w:val="1F2937"/>
+                <w:sz w:val="19"/>
+              </w:rPr>
+              <w:t>ToolkitPrograms\AutoInstall\</w:t>
+            </w:r>
+          </w:p>
+        </w:tc>
+        <w:tc>
+          <w:tcPr>
+            <w:tcW w:type="dxa" w:w="6460"/>
+          </w:tcPr>
+          <w:p>
+            <w:pPr>
+              <w:spacing w:after="0"/>
+            </w:pPr>
+            <w:r>
+              <w:rPr>
+                <w:rFonts w:ascii="Arial" w:hAnsi="Arial"/>
+                <w:color w:val="1F2937"/>
+                <w:sz w:val="19"/>
+              </w:rPr>
+              <w:t>Bevorzugter Ablageort für automatisch installierbare Werkzeuge.</w:t>
+            </w:r>
+          </w:p>
+        </w:tc>
+      </w:tr>
+      <w:tr>
+        <w:tc>
+          <w:tcPr>
+            <w:tcW w:type="dxa" w:w="2900"/>
+          </w:tcPr>
+          <w:p>
+            <w:pPr>
+              <w:spacing w:after="0"/>
+            </w:pPr>
+            <w:r>
+              <w:rPr>
+                <w:rFonts w:ascii="Arial" w:hAnsi="Arial"/>
+                <w:color w:val="1F2937"/>
+                <w:sz w:val="19"/>
+              </w:rPr>
+              <w:t>ToolkitPrograms\Optional\</w:t>
+            </w:r>
+          </w:p>
+        </w:tc>
+        <w:tc>
+          <w:tcPr>
+            <w:tcW w:type="dxa" w:w="6460"/>
+          </w:tcPr>
+          <w:p>
+            <w:pPr>
+              <w:spacing w:after="0"/>
+            </w:pPr>
+            <w:r>
+              <w:rPr>
+                <w:rFonts w:ascii="Arial" w:hAnsi="Arial"/>
+                <w:color w:val="1F2937"/>
+                <w:sz w:val="19"/>
+              </w:rPr>
+              <w:t>Manuelle/optionale Werkzeuge ohne AutoInstall-Zwang.</w:t>
+            </w:r>
+          </w:p>
+        </w:tc>
+      </w:tr>
+      <w:tr>
+        <w:tc>
+          <w:tcPr>
+            <w:tcW w:type="dxa" w:w="2900"/>
+          </w:tcPr>
+          <w:p>
+            <w:pPr>
+              <w:spacing w:after="0"/>
+            </w:pPr>
+            <w:r>
+              <w:rPr>
+                <w:rFonts w:ascii="Arial" w:hAnsi="Arial"/>
+                <w:color w:val="1F2937"/>
+                <w:sz w:val="19"/>
+              </w:rPr>
+              <w:t>ToolkitPrograms\Installed\</w:t>
+            </w:r>
+          </w:p>
+        </w:tc>
+        <w:tc>
+          <w:tcPr>
+            <w:tcW w:type="dxa" w:w="6460"/>
+          </w:tcPr>
+          <w:p>
+            <w:pPr>
+              <w:spacing w:after="0"/>
+            </w:pPr>
+            <w:r>
+              <w:rPr>
+                <w:rFonts w:ascii="Arial" w:hAnsi="Arial"/>
+                <w:color w:val="1F2937"/>
+                <w:sz w:val="19"/>
+              </w:rPr>
+              <w:t>Ablage für entpackte ZIP-Tools während eines Laufs.</w:t>
+            </w:r>
+          </w:p>
+        </w:tc>
+      </w:tr>
+      <w:tr>
+        <w:tc>
+          <w:tcPr>
+            <w:tcW w:type="dxa" w:w="2900"/>
+          </w:tcPr>
+          <w:p>
+            <w:pPr>
+              <w:spacing w:after="0"/>
+            </w:pPr>
+            <w:r>
+              <w:rPr>
+                <w:rFonts w:ascii="Arial" w:hAnsi="Arial"/>
+                <w:color w:val="1F2937"/>
+                <w:sz w:val="19"/>
+              </w:rPr>
+              <w:t>BenchmarkImports\</w:t>
+            </w:r>
+          </w:p>
+        </w:tc>
+        <w:tc>
+          <w:tcPr>
+            <w:tcW w:type="dxa" w:w="6460"/>
+          </w:tcPr>
+          <w:p>
+            <w:pPr>
+              <w:spacing w:after="0"/>
+            </w:pPr>
+            <w:r>
+              <w:rPr>
+                <w:rFonts w:ascii="Arial" w:hAnsi="Arial"/>
+                <w:color w:val="1F2937"/>
+                <w:sz w:val="19"/>
+              </w:rPr>
+              <w:t>Importordner für PCMark 10 XML und Unigine Heaven CSV.</w:t>
+            </w:r>
+          </w:p>
+        </w:tc>
+      </w:tr>
+      <w:tr>
+        <w:tc>
+          <w:tcPr>
+            <w:tcW w:type="dxa" w:w="2900"/>
+          </w:tcPr>
+          <w:p>
+            <w:pPr>
+              <w:spacing w:after="0"/>
+            </w:pPr>
+            <w:r>
+              <w:rPr>
+                <w:rFonts w:ascii="Arial" w:hAnsi="Arial"/>
+                <w:color w:val="1F2937"/>
                 <w:sz w:val="19"/>
               </w:rPr>
               <w:t>Reports\</w:t>
@@ -977,7 +1068,7 @@
         </w:tc>
         <w:tc>
           <w:tcPr>
-            <w:tcW w:type="dxa" w:w="6660"/>
+            <w:tcW w:type="dxa" w:w="6460"/>
           </w:tcPr>
           <w:p>
             <w:pPr>
@@ -985,11 +1076,11 @@
             </w:pPr>
             <w:r>
               <w:rPr>
-                <w:rFonts w:ascii="Calibri" w:hAnsi="Calibri"/>
-                <w:color w:val="000000"/>
+                <w:rFonts w:ascii="Arial" w:hAnsi="Arial"/>
+                <w:color w:val="1F2937"/>
                 <w:sz w:val="19"/>
               </w:rPr>
-              <w:t>HTML, CSV und ZIP je Lauf.</w:t>
+              <w:t>Ergebnisse vergangener Läufe.</w:t>
             </w:r>
           </w:p>
         </w:tc>
@@ -997,7 +1088,7 @@
       <w:tr>
         <w:tc>
           <w:tcPr>
-            <w:tcW w:type="dxa" w:w="2700"/>
+            <w:tcW w:type="dxa" w:w="2900"/>
           </w:tcPr>
           <w:p>
             <w:pPr>
@@ -1005,17 +1096,17 @@
             </w:pPr>
             <w:r>
               <w:rPr>
-                <w:rFonts w:ascii="Calibri" w:hAnsi="Calibri"/>
-                <w:color w:val="000000"/>
+                <w:rFonts w:ascii="Arial" w:hAnsi="Arial"/>
+                <w:color w:val="1F2937"/>
                 <w:sz w:val="19"/>
               </w:rPr>
-              <w:t>Logs\ / Raw\</w:t>
+              <w:t>Distributions\</w:t>
             </w:r>
           </w:p>
         </w:tc>
         <w:tc>
           <w:tcPr>
-            <w:tcW w:type="dxa" w:w="6660"/>
+            <w:tcW w:type="dxa" w:w="6460"/>
           </w:tcPr>
           <w:p>
             <w:pPr>
@@ -1023,49 +1114,11 @@
             </w:pPr>
             <w:r>
               <w:rPr>
-                <w:rFonts w:ascii="Calibri" w:hAnsi="Calibri"/>
-                <w:color w:val="000000"/>
+                <w:rFonts w:ascii="Arial" w:hAnsi="Arial"/>
+                <w:color w:val="1F2937"/>
                 <w:sz w:val="19"/>
               </w:rPr>
-              <w:t>Rohprotokolle und normalisierte JSONL-Datensätze.</w:t>
-            </w:r>
-          </w:p>
-        </w:tc>
-      </w:tr>
-      <w:tr>
-        <w:tc>
-          <w:tcPr>
-            <w:tcW w:type="dxa" w:w="2700"/>
-          </w:tcPr>
-          <w:p>
-            <w:pPr>
-              <w:spacing w:after="0"/>
-            </w:pPr>
-            <w:r>
-              <w:rPr>
-                <w:rFonts w:ascii="Calibri" w:hAnsi="Calibri"/>
-                <w:color w:val="000000"/>
-                <w:sz w:val="19"/>
-              </w:rPr>
-              <w:t>Tests\</w:t>
-            </w:r>
-          </w:p>
-        </w:tc>
-        <w:tc>
-          <w:tcPr>
-            <w:tcW w:type="dxa" w:w="6660"/>
-          </w:tcPr>
-          <w:p>
-            <w:pPr>
-              <w:spacing w:after="0"/>
-            </w:pPr>
-            <w:r>
-              <w:rPr>
-                <w:rFonts w:ascii="Calibri" w:hAnsi="Calibri"/>
-                <w:color w:val="000000"/>
-                <w:sz w:val="19"/>
-              </w:rPr>
-              <w:t>Pester-Tests für Sicherheits- und Funktionsverhalten.</w:t>
+              <w:t>Automatisch erstellte Kunden- und GitHub-Übergabeordner.</w:t>
             </w:r>
           </w:p>
         </w:tc>
@@ -1081,69 +1134,7 @@
         <w:pStyle w:val="Heading1"/>
       </w:pPr>
       <w:r>
-        <w:t>3. Installation und erster Start</w:t>
-      </w:r>
-    </w:p>
-    <w:p>
-      <w:pPr>
-        <w:pStyle w:val="Heading2"/>
-      </w:pPr>
-      <w:r>
-        <w:t>3.1 Paket bereitstellen</w:t>
-      </w:r>
-    </w:p>
-    <w:p>
-      <w:r>
-        <w:t>Der Projektordner enthält die kopierten Diagnosequellen. Beim Kopieren werden keine EXE-Dateien gestartet. Vor einer Weitergabe sollte der komplette Ordner in ein lokales Verzeichnis kopiert werden, nicht in einen synchronisierten Ordner mit eingeschränkten Rechten.</w:t>
-      </w:r>
-    </w:p>
-    <w:p>
-      <w:pPr>
-        <w:pStyle w:val="Heading2"/>
-      </w:pPr>
-      <w:r>
-        <w:t>3.2 Sicherer Probelauf</w:t>
-      </w:r>
-    </w:p>
-    <w:p>
-      <w:r>
-        <w:t>Der erste Lauf sollte immer als Dry-Run erfolgen. Damit werden Pfade, Konfiguration, Berichtserzeugung und Allowlist geprüft, ohne Installer oder Stresstestprogramme zu starten.</w:t>
-      </w:r>
-    </w:p>
-    <w:p>
-      <w:pPr>
-        <w:pStyle w:val="CodeBlock"/>
-      </w:pPr>
-      <w:r>
-        <w:rPr>
-          <w:rFonts w:ascii="Consolas" w:hAnsi="Consolas"/>
-          <w:color w:val="222222"/>
-          <w:sz w:val="18"/>
-        </w:rPr>
-        <w:t>cd "C:\Pfad\Performance Issues PC"</w:t>
-        <w:br/>
-        <w:t>powershell.exe -NoProfile -ExecutionPolicy Bypass -File .\Start-Diagnose.ps1 -DryRun -InstallTools -RunStressTests</w:t>
-      </w:r>
-    </w:p>
-    <w:p>
-      <w:pPr>
-        <w:pStyle w:val="Heading2"/>
-      </w:pPr>
-      <w:r>
-        <w:t>3.3 Normale Diagnose</w:t>
-      </w:r>
-    </w:p>
-    <w:p>
-      <w:pPr>
-        <w:pStyle w:val="CodeBlock"/>
-      </w:pPr>
-      <w:r>
-        <w:rPr>
-          <w:rFonts w:ascii="Consolas" w:hAnsi="Consolas"/>
-          <w:color w:val="222222"/>
-          <w:sz w:val="18"/>
-        </w:rPr>
-        <w:t>powershell.exe -NoProfile -ExecutionPolicy Bypass -File .\Start-Diagnose.ps1</w:t>
+        <w:t>5. Unterstützte Diagnosebereiche</w:t>
       </w:r>
     </w:p>
     <w:tbl>
@@ -1155,12 +1146,13 @@
         <w:tblInd w:w="120" w:type="dxa"/>
       </w:tblPr>
       <w:tblGrid>
-        <w:gridCol w:w="9360"/>
+        <w:gridCol w:w="2300"/>
+        <w:gridCol w:w="7060"/>
       </w:tblGrid>
       <w:tr>
         <w:tc>
           <w:tcPr>
-            <w:tcW w:type="dxa" w:w="9360"/>
+            <w:tcW w:type="dxa" w:w="2300"/>
             <w:vAlign w:val="center"/>
             <w:tcMar>
               <w:top w:w="80" w:type="dxa"/>
@@ -1168,7 +1160,7 @@
               <w:bottom w:w="80" w:type="dxa"/>
               <w:end w:w="120" w:type="dxa"/>
             </w:tcMar>
-            <w:shd w:fill="FFF8E8"/>
+            <w:shd w:fill="EAF1FB"/>
           </w:tcPr>
           <w:p>
             <w:pPr>
@@ -1176,20 +1168,267 @@
             </w:pPr>
             <w:r>
               <w:rPr>
-                <w:rFonts w:ascii="Calibri" w:hAnsi="Calibri"/>
+                <w:rFonts w:ascii="Arial" w:hAnsi="Arial"/>
                 <w:b/>
-                <w:color w:val="1F4D78"/>
-                <w:sz w:val="21"/>
+                <w:color w:val="2F5DA8"/>
+                <w:sz w:val="20"/>
               </w:rPr>
-              <w:t xml:space="preserve">UAC-Hinweis: </w:t>
+              <w:t>Bereich</w:t>
             </w:r>
+          </w:p>
+        </w:tc>
+        <w:tc>
+          <w:tcPr>
+            <w:tcW w:type="dxa" w:w="7060"/>
+            <w:vAlign w:val="center"/>
+            <w:tcMar>
+              <w:top w:w="80" w:type="dxa"/>
+              <w:start w:w="120" w:type="dxa"/>
+              <w:bottom w:w="80" w:type="dxa"/>
+              <w:end w:w="120" w:type="dxa"/>
+            </w:tcMar>
+            <w:shd w:fill="EAF1FB"/>
+          </w:tcPr>
+          <w:p>
+            <w:pPr>
+              <w:spacing w:after="0"/>
+            </w:pPr>
             <w:r>
               <w:rPr>
-                <w:rFonts w:ascii="Calibri" w:hAnsi="Calibri"/>
-                <w:color w:val="000000"/>
-                <w:sz w:val="21"/>
+                <w:rFonts w:ascii="Arial" w:hAnsi="Arial"/>
+                <w:b/>
+                <w:color w:val="2F5DA8"/>
+                <w:sz w:val="20"/>
               </w:rPr>
-              <w:t>Das Skript speichert kein Passwort. Je nach Installer können mehrere Windows-UAC-Abfragen erscheinen; eine einzige Passwortabfrage für alle unterschiedlichen Installationsprogramme kann Windows nicht zuverlässig garantieren.</w:t>
+              <w:t>Beispiele</w:t>
+            </w:r>
+          </w:p>
+        </w:tc>
+      </w:tr>
+      <w:tr>
+        <w:tc>
+          <w:tcPr>
+            <w:tcW w:type="dxa" w:w="2300"/>
+          </w:tcPr>
+          <w:p>
+            <w:pPr>
+              <w:spacing w:after="0"/>
+            </w:pPr>
+            <w:r>
+              <w:rPr>
+                <w:rFonts w:ascii="Arial" w:hAnsi="Arial"/>
+                <w:color w:val="1F2937"/>
+                <w:sz w:val="19"/>
+              </w:rPr>
+              <w:t>Windows</w:t>
+            </w:r>
+          </w:p>
+        </w:tc>
+        <w:tc>
+          <w:tcPr>
+            <w:tcW w:type="dxa" w:w="7060"/>
+          </w:tcPr>
+          <w:p>
+            <w:pPr>
+              <w:spacing w:after="0"/>
+            </w:pPr>
+            <w:r>
+              <w:rPr>
+                <w:rFonts w:ascii="Arial" w:hAnsi="Arial"/>
+                <w:color w:val="1F2937"/>
+                <w:sz w:val="19"/>
+              </w:rPr>
+              <w:t>OS, Build, Modell, RAM, Prozesse, Systemereignisse.</w:t>
+            </w:r>
+          </w:p>
+        </w:tc>
+      </w:tr>
+      <w:tr>
+        <w:tc>
+          <w:tcPr>
+            <w:tcW w:type="dxa" w:w="2300"/>
+          </w:tcPr>
+          <w:p>
+            <w:pPr>
+              <w:spacing w:after="0"/>
+            </w:pPr>
+            <w:r>
+              <w:rPr>
+                <w:rFonts w:ascii="Arial" w:hAnsi="Arial"/>
+                <w:color w:val="1F2937"/>
+                <w:sz w:val="19"/>
+              </w:rPr>
+              <w:t>Storage</w:t>
+            </w:r>
+          </w:p>
+        </w:tc>
+        <w:tc>
+          <w:tcPr>
+            <w:tcW w:type="dxa" w:w="7060"/>
+          </w:tcPr>
+          <w:p>
+            <w:pPr>
+              <w:spacing w:after="0"/>
+            </w:pPr>
+            <w:r>
+              <w:rPr>
+                <w:rFonts w:ascii="Arial" w:hAnsi="Arial"/>
+                <w:color w:val="1F2937"/>
+                <w:sz w:val="19"/>
+              </w:rPr>
+              <w:t>Freier Speicher, Volumes, Disk-Health, I/O-Hinweise.</w:t>
+            </w:r>
+          </w:p>
+        </w:tc>
+      </w:tr>
+      <w:tr>
+        <w:tc>
+          <w:tcPr>
+            <w:tcW w:type="dxa" w:w="2300"/>
+          </w:tcPr>
+          <w:p>
+            <w:pPr>
+              <w:spacing w:after="0"/>
+            </w:pPr>
+            <w:r>
+              <w:rPr>
+                <w:rFonts w:ascii="Arial" w:hAnsi="Arial"/>
+                <w:color w:val="1F2937"/>
+                <w:sz w:val="19"/>
+              </w:rPr>
+              <w:t>Network</w:t>
+            </w:r>
+          </w:p>
+        </w:tc>
+        <w:tc>
+          <w:tcPr>
+            <w:tcW w:type="dxa" w:w="7060"/>
+          </w:tcPr>
+          <w:p>
+            <w:pPr>
+              <w:spacing w:after="0"/>
+            </w:pPr>
+            <w:r>
+              <w:rPr>
+                <w:rFonts w:ascii="Arial" w:hAnsi="Arial"/>
+                <w:color w:val="1F2937"/>
+                <w:sz w:val="19"/>
+              </w:rPr>
+              <w:t>Adapter, IPv4, DNS, Gateway, Grundkontext ohne Mitschnitt.</w:t>
+            </w:r>
+          </w:p>
+        </w:tc>
+      </w:tr>
+      <w:tr>
+        <w:tc>
+          <w:tcPr>
+            <w:tcW w:type="dxa" w:w="2300"/>
+          </w:tcPr>
+          <w:p>
+            <w:pPr>
+              <w:spacing w:after="0"/>
+            </w:pPr>
+            <w:r>
+              <w:rPr>
+                <w:rFonts w:ascii="Arial" w:hAnsi="Arial"/>
+                <w:color w:val="1F2937"/>
+                <w:sz w:val="19"/>
+              </w:rPr>
+              <w:t>Benchmarks</w:t>
+            </w:r>
+          </w:p>
+        </w:tc>
+        <w:tc>
+          <w:tcPr>
+            <w:tcW w:type="dxa" w:w="7060"/>
+          </w:tcPr>
+          <w:p>
+            <w:pPr>
+              <w:spacing w:after="0"/>
+            </w:pPr>
+            <w:r>
+              <w:rPr>
+                <w:rFonts w:ascii="Arial" w:hAnsi="Arial"/>
+                <w:color w:val="1F2937"/>
+                <w:sz w:val="19"/>
+              </w:rPr>
+              <w:t>WinSAT, PCMark 10, Unigine Heaven.</w:t>
+            </w:r>
+          </w:p>
+        </w:tc>
+      </w:tr>
+      <w:tr>
+        <w:tc>
+          <w:tcPr>
+            <w:tcW w:type="dxa" w:w="2300"/>
+          </w:tcPr>
+          <w:p>
+            <w:pPr>
+              <w:spacing w:after="0"/>
+            </w:pPr>
+            <w:r>
+              <w:rPr>
+                <w:rFonts w:ascii="Arial" w:hAnsi="Arial"/>
+                <w:color w:val="1F2937"/>
+                <w:sz w:val="19"/>
+              </w:rPr>
+              <w:t>Support-Tools</w:t>
+            </w:r>
+          </w:p>
+        </w:tc>
+        <w:tc>
+          <w:tcPr>
+            <w:tcW w:type="dxa" w:w="7060"/>
+          </w:tcPr>
+          <w:p>
+            <w:pPr>
+              <w:spacing w:after="0"/>
+            </w:pPr>
+            <w:r>
+              <w:rPr>
+                <w:rFonts w:ascii="Arial" w:hAnsi="Arial"/>
+                <w:color w:val="1F2937"/>
+                <w:sz w:val="19"/>
+              </w:rPr>
+              <w:t>CrystalDiskInfo, Autoruns, Process Explorer.</w:t>
+            </w:r>
+          </w:p>
+        </w:tc>
+      </w:tr>
+      <w:tr>
+        <w:tc>
+          <w:tcPr>
+            <w:tcW w:type="dxa" w:w="2300"/>
+          </w:tcPr>
+          <w:p>
+            <w:pPr>
+              <w:spacing w:after="0"/>
+            </w:pPr>
+            <w:r>
+              <w:rPr>
+                <w:rFonts w:ascii="Arial" w:hAnsi="Arial"/>
+                <w:color w:val="1F2937"/>
+                <w:sz w:val="19"/>
+              </w:rPr>
+              <w:t>Reporting</w:t>
+            </w:r>
+          </w:p>
+        </w:tc>
+        <w:tc>
+          <w:tcPr>
+            <w:tcW w:type="dxa" w:w="7060"/>
+          </w:tcPr>
+          <w:p>
+            <w:pPr>
+              <w:spacing w:after="0"/>
+            </w:pPr>
+            <w:r>
+              <w:rPr>
+                <w:rFonts w:ascii="Arial" w:hAnsi="Arial"/>
+                <w:color w:val="1F2937"/>
+                <w:sz w:val="19"/>
+              </w:rPr>
+              <w:t>Kumulative Normalisierung und Ursachenhinweise.</w:t>
             </w:r>
           </w:p>
         </w:tc>
@@ -1205,15 +1444,362 @@
         <w:pStyle w:val="Heading1"/>
       </w:pPr>
       <w:r>
-        <w:t>4. Bedienung des Diagnosepakets</w:t>
+        <w:t>6. Support-Tools und Logauswertung</w:t>
+      </w:r>
+    </w:p>
+    <w:tbl>
+      <w:tblPr>
+        <w:tblW w:type="dxa" w:w="9360"/>
+        <w:jc w:val="left"/>
+        <w:tblLayout w:type="fixed"/>
+        <w:tblLook w:firstColumn="1" w:firstRow="1" w:lastColumn="0" w:lastRow="0" w:noHBand="0" w:noVBand="1" w:val="04A0"/>
+        <w:tblInd w:w="120" w:type="dxa"/>
+      </w:tblPr>
+      <w:tblGrid>
+        <w:gridCol w:w="1700"/>
+        <w:gridCol w:w="2650"/>
+        <w:gridCol w:w="5010"/>
+      </w:tblGrid>
+      <w:tr>
+        <w:tc>
+          <w:tcPr>
+            <w:tcW w:type="dxa" w:w="1700"/>
+            <w:vAlign w:val="center"/>
+            <w:tcMar>
+              <w:top w:w="80" w:type="dxa"/>
+              <w:start w:w="120" w:type="dxa"/>
+              <w:bottom w:w="80" w:type="dxa"/>
+              <w:end w:w="120" w:type="dxa"/>
+            </w:tcMar>
+            <w:shd w:fill="EAF1FB"/>
+          </w:tcPr>
+          <w:p>
+            <w:pPr>
+              <w:spacing w:after="0"/>
+            </w:pPr>
+            <w:r>
+              <w:rPr>
+                <w:rFonts w:ascii="Arial" w:hAnsi="Arial"/>
+                <w:b/>
+                <w:color w:val="2F5DA8"/>
+                <w:sz w:val="20"/>
+              </w:rPr>
+              <w:t>Tool</w:t>
+            </w:r>
+          </w:p>
+        </w:tc>
+        <w:tc>
+          <w:tcPr>
+            <w:tcW w:type="dxa" w:w="2650"/>
+            <w:vAlign w:val="center"/>
+            <w:tcMar>
+              <w:top w:w="80" w:type="dxa"/>
+              <w:start w:w="120" w:type="dxa"/>
+              <w:bottom w:w="80" w:type="dxa"/>
+              <w:end w:w="120" w:type="dxa"/>
+            </w:tcMar>
+            <w:shd w:fill="EAF1FB"/>
+          </w:tcPr>
+          <w:p>
+            <w:pPr>
+              <w:spacing w:after="0"/>
+            </w:pPr>
+            <w:r>
+              <w:rPr>
+                <w:rFonts w:ascii="Arial" w:hAnsi="Arial"/>
+                <w:b/>
+                <w:color w:val="2F5DA8"/>
+                <w:sz w:val="20"/>
+              </w:rPr>
+              <w:t>Automatik im Projekt</w:t>
+            </w:r>
+          </w:p>
+        </w:tc>
+        <w:tc>
+          <w:tcPr>
+            <w:tcW w:type="dxa" w:w="5010"/>
+            <w:vAlign w:val="center"/>
+            <w:tcMar>
+              <w:top w:w="80" w:type="dxa"/>
+              <w:start w:w="120" w:type="dxa"/>
+              <w:bottom w:w="80" w:type="dxa"/>
+              <w:end w:w="120" w:type="dxa"/>
+            </w:tcMar>
+            <w:shd w:fill="EAF1FB"/>
+          </w:tcPr>
+          <w:p>
+            <w:pPr>
+              <w:spacing w:after="0"/>
+            </w:pPr>
+            <w:r>
+              <w:rPr>
+                <w:rFonts w:ascii="Arial" w:hAnsi="Arial"/>
+                <w:b/>
+                <w:color w:val="2F5DA8"/>
+                <w:sz w:val="20"/>
+              </w:rPr>
+              <w:t>Auswertung</w:t>
+            </w:r>
+          </w:p>
+        </w:tc>
+      </w:tr>
+      <w:tr>
+        <w:tc>
+          <w:tcPr>
+            <w:tcW w:type="dxa" w:w="1700"/>
+          </w:tcPr>
+          <w:p>
+            <w:pPr>
+              <w:spacing w:after="0"/>
+            </w:pPr>
+            <w:r>
+              <w:rPr>
+                <w:rFonts w:ascii="Arial" w:hAnsi="Arial"/>
+                <w:color w:val="1F2937"/>
+                <w:sz w:val="19"/>
+              </w:rPr>
+              <w:t>CrystalDiskInfo</w:t>
+            </w:r>
+          </w:p>
+        </w:tc>
+        <w:tc>
+          <w:tcPr>
+            <w:tcW w:type="dxa" w:w="2650"/>
+          </w:tcPr>
+          <w:p>
+            <w:pPr>
+              <w:spacing w:after="0"/>
+            </w:pPr>
+            <w:r>
+              <w:rPr>
+                <w:rFonts w:ascii="Arial" w:hAnsi="Arial"/>
+                <w:color w:val="1F2937"/>
+                <w:sz w:val="19"/>
+              </w:rPr>
+              <w:t>Kann aus ZIP bereitgestellt werden; Logexport via /CopyExit.</w:t>
+            </w:r>
+          </w:p>
+        </w:tc>
+        <w:tc>
+          <w:tcPr>
+            <w:tcW w:type="dxa" w:w="5010"/>
+          </w:tcPr>
+          <w:p>
+            <w:pPr>
+              <w:spacing w:after="0"/>
+            </w:pPr>
+            <w:r>
+              <w:rPr>
+                <w:rFonts w:ascii="Arial" w:hAnsi="Arial"/>
+                <w:color w:val="1F2937"/>
+                <w:sz w:val="19"/>
+              </w:rPr>
+              <w:t>Laufwerkszustand und Temperatur werden in den kumulativen Record-Stream übernommen.</w:t>
+            </w:r>
+          </w:p>
+        </w:tc>
+      </w:tr>
+      <w:tr>
+        <w:tc>
+          <w:tcPr>
+            <w:tcW w:type="dxa" w:w="1700"/>
+          </w:tcPr>
+          <w:p>
+            <w:pPr>
+              <w:spacing w:after="0"/>
+            </w:pPr>
+            <w:r>
+              <w:rPr>
+                <w:rFonts w:ascii="Arial" w:hAnsi="Arial"/>
+                <w:color w:val="1F2937"/>
+                <w:sz w:val="19"/>
+              </w:rPr>
+              <w:t>Autoruns</w:t>
+            </w:r>
+          </w:p>
+        </w:tc>
+        <w:tc>
+          <w:tcPr>
+            <w:tcW w:type="dxa" w:w="2650"/>
+          </w:tcPr>
+          <w:p>
+            <w:pPr>
+              <w:spacing w:after="0"/>
+            </w:pPr>
+            <w:r>
+              <w:rPr>
+                <w:rFonts w:ascii="Arial" w:hAnsi="Arial"/>
+                <w:color w:val="1F2937"/>
+                <w:sz w:val="19"/>
+              </w:rPr>
+              <w:t>Kann aus ZIP bereitgestellt werden; CSV-Export per Autorunsc.</w:t>
+            </w:r>
+          </w:p>
+        </w:tc>
+        <w:tc>
+          <w:tcPr>
+            <w:tcW w:type="dxa" w:w="5010"/>
+          </w:tcPr>
+          <w:p>
+            <w:pPr>
+              <w:spacing w:after="0"/>
+            </w:pPr>
+            <w:r>
+              <w:rPr>
+                <w:rFonts w:ascii="Arial" w:hAnsi="Arial"/>
+                <w:color w:val="1F2937"/>
+                <w:sz w:val="19"/>
+              </w:rPr>
+              <w:t>Autostart-Gesamtzahl und unsigned/auffällige Einträge fließen in die Bewertung ein.</w:t>
+            </w:r>
+          </w:p>
+        </w:tc>
+      </w:tr>
+      <w:tr>
+        <w:tc>
+          <w:tcPr>
+            <w:tcW w:type="dxa" w:w="1700"/>
+          </w:tcPr>
+          <w:p>
+            <w:pPr>
+              <w:spacing w:after="0"/>
+            </w:pPr>
+            <w:r>
+              <w:rPr>
+                <w:rFonts w:ascii="Arial" w:hAnsi="Arial"/>
+                <w:color w:val="1F2937"/>
+                <w:sz w:val="19"/>
+              </w:rPr>
+              <w:t>Process Explorer</w:t>
+            </w:r>
+          </w:p>
+        </w:tc>
+        <w:tc>
+          <w:tcPr>
+            <w:tcW w:type="dxa" w:w="2650"/>
+          </w:tcPr>
+          <w:p>
+            <w:pPr>
+              <w:spacing w:after="0"/>
+            </w:pPr>
+            <w:r>
+              <w:rPr>
+                <w:rFonts w:ascii="Arial" w:hAnsi="Arial"/>
+                <w:color w:val="1F2937"/>
+                <w:sz w:val="19"/>
+              </w:rPr>
+              <w:t>Wird für tiefe manuelle Prozesssicht gestartet.</w:t>
+            </w:r>
+          </w:p>
+        </w:tc>
+        <w:tc>
+          <w:tcPr>
+            <w:tcW w:type="dxa" w:w="5010"/>
+          </w:tcPr>
+          <w:p>
+            <w:pPr>
+              <w:spacing w:after="0"/>
+            </w:pPr>
+            <w:r>
+              <w:rPr>
+                <w:rFonts w:ascii="Arial" w:hAnsi="Arial"/>
+                <w:color w:val="1F2937"/>
+                <w:sz w:val="19"/>
+              </w:rPr>
+              <w:t>Launch wird protokolliert; keine offizielle CLI-Vollauswertung hinterlegt.</w:t>
+            </w:r>
+          </w:p>
+        </w:tc>
+      </w:tr>
+    </w:tbl>
+    <w:p>
+      <w:pPr>
+        <w:spacing w:after="40"/>
+      </w:pPr>
+    </w:p>
+    <w:p>
+      <w:pPr>
+        <w:pStyle w:val="Heading1"/>
+      </w:pPr>
+      <w:r>
+        <w:t>7. Benchmark-Bewertung</w:t>
       </w:r>
     </w:p>
     <w:p>
       <w:pPr>
-        <w:pStyle w:val="Heading2"/>
+        <w:spacing w:after="120"/>
       </w:pPr>
       <w:r>
-        <w:t>Startparameter</w:t>
+        <w:rPr>
+          <w:rFonts w:ascii="Arial" w:hAnsi="Arial"/>
+          <w:color w:val="1F2937"/>
+          <w:sz w:val="22"/>
+        </w:rPr>
+        <w:t>Das Toolkit kann Benchmark-Daten importieren, automatisierte Startversuche vorbereiten und Messergebnisse mit lokalen Referenzwerten vergleichen.</w:t>
+      </w:r>
+    </w:p>
+    <w:p>
+      <w:pPr>
+        <w:pStyle w:val="ListBullet"/>
+        <w:spacing w:after="80" w:line="288" w:lineRule="auto"/>
+      </w:pPr>
+      <w:r>
+        <w:rPr>
+          <w:rFonts w:ascii="Arial" w:hAnsi="Arial"/>
+          <w:color w:val="000000"/>
+          <w:sz w:val="22"/>
+        </w:rPr>
+        <w:t>WinSAT wird direkt über Windows abgefragt.</w:t>
+      </w:r>
+    </w:p>
+    <w:p>
+      <w:pPr>
+        <w:pStyle w:val="ListBullet"/>
+        <w:spacing w:after="80" w:line="288" w:lineRule="auto"/>
+      </w:pPr>
+      <w:r>
+        <w:rPr>
+          <w:rFonts w:ascii="Arial" w:hAnsi="Arial"/>
+          <w:color w:val="000000"/>
+          <w:sz w:val="22"/>
+        </w:rPr>
+        <w:t>PCMark 10 wird über XML-Exporte oder unterstützte Automation bewertet.</w:t>
+      </w:r>
+    </w:p>
+    <w:p>
+      <w:pPr>
+        <w:pStyle w:val="ListBullet"/>
+        <w:spacing w:after="80" w:line="288" w:lineRule="auto"/>
+      </w:pPr>
+      <w:r>
+        <w:rPr>
+          <w:rFonts w:ascii="Arial" w:hAnsi="Arial"/>
+          <w:color w:val="000000"/>
+          <w:sz w:val="22"/>
+        </w:rPr>
+        <w:t>Unigine Heaven wird über CSV-Exporte oder vorbereitete Automation bewertet.</w:t>
+      </w:r>
+    </w:p>
+    <w:p>
+      <w:pPr>
+        <w:pStyle w:val="ListBullet"/>
+        <w:spacing w:after="80" w:line="288" w:lineRule="auto"/>
+      </w:pPr>
+      <w:r>
+        <w:rPr>
+          <w:rFonts w:ascii="Arial" w:hAnsi="Arial"/>
+          <w:color w:val="000000"/>
+          <w:sz w:val="22"/>
+        </w:rPr>
+        <w:t>Die Vergleichslogik markiert Werte als InExpectedRange, UnderExpectedRange oder BelowMinimum.</w:t>
+      </w:r>
+    </w:p>
+    <w:p>
+      <w:pPr>
+        <w:pStyle w:val="Heading1"/>
+      </w:pPr>
+      <w:r>
+        <w:t>8. Berichte und Ausgabedateien</w:t>
       </w:r>
     </w:p>
     <w:tbl>
@@ -1239,7 +1825,7 @@
               <w:bottom w:w="80" w:type="dxa"/>
               <w:end w:w="120" w:type="dxa"/>
             </w:tcMar>
-            <w:shd w:fill="E8EEF5"/>
+            <w:shd w:fill="EAF1FB"/>
           </w:tcPr>
           <w:p>
             <w:pPr>
@@ -1247,12 +1833,12 @@
             </w:pPr>
             <w:r>
               <w:rPr>
-                <w:rFonts w:ascii="Calibri" w:hAnsi="Calibri"/>
+                <w:rFonts w:ascii="Arial" w:hAnsi="Arial"/>
                 <w:b/>
-                <w:color w:val="1F4D78"/>
+                <w:color w:val="2F5DA8"/>
                 <w:sz w:val="20"/>
               </w:rPr>
-              <w:t>Parameter</w:t>
+              <w:t>Datei</w:t>
             </w:r>
           </w:p>
         </w:tc>
@@ -1266,7 +1852,7 @@
               <w:bottom w:w="80" w:type="dxa"/>
               <w:end w:w="120" w:type="dxa"/>
             </w:tcMar>
-            <w:shd w:fill="E8EEF5"/>
+            <w:shd w:fill="EAF1FB"/>
           </w:tcPr>
           <w:p>
             <w:pPr>
@@ -1274,12 +1860,12 @@
             </w:pPr>
             <w:r>
               <w:rPr>
-                <w:rFonts w:ascii="Calibri" w:hAnsi="Calibri"/>
+                <w:rFonts w:ascii="Arial" w:hAnsi="Arial"/>
                 <w:b/>
-                <w:color w:val="1F4D78"/>
+                <w:color w:val="2F5DA8"/>
                 <w:sz w:val="20"/>
               </w:rPr>
-              <w:t>Wirkung</w:t>
+              <w:t>Zweck</w:t>
             </w:r>
           </w:p>
         </w:tc>
@@ -1295,11 +1881,11 @@
             </w:pPr>
             <w:r>
               <w:rPr>
-                <w:rFonts w:ascii="Calibri" w:hAnsi="Calibri"/>
-                <w:color w:val="000000"/>
+                <w:rFonts w:ascii="Arial" w:hAnsi="Arial"/>
+                <w:color w:val="1F2937"/>
                 <w:sz w:val="19"/>
               </w:rPr>
-              <w:t>-DryRun</w:t>
+              <w:t>Abschlussbericht.html</w:t>
             </w:r>
           </w:p>
         </w:tc>
@@ -1313,11 +1899,11 @@
             </w:pPr>
             <w:r>
               <w:rPr>
-                <w:rFonts w:ascii="Calibri" w:hAnsi="Calibri"/>
-                <w:color w:val="000000"/>
+                <w:rFonts w:ascii="Arial" w:hAnsi="Arial"/>
+                <w:color w:val="1F2937"/>
                 <w:sz w:val="19"/>
               </w:rPr>
-              <w:t>Prüft Ablauf und erzeugt Berichte, startet aber keine Installer oder Stressprogramme.</w:t>
+              <w:t>Management-/Support-taugliche Kurzbewertung mit wahrscheinlichen Ursachen und nächsten Schritten.</w:t>
             </w:r>
           </w:p>
         </w:tc>
@@ -1333,11 +1919,11 @@
             </w:pPr>
             <w:r>
               <w:rPr>
-                <w:rFonts w:ascii="Calibri" w:hAnsi="Calibri"/>
-                <w:color w:val="000000"/>
+                <w:rFonts w:ascii="Arial" w:hAnsi="Arial"/>
+                <w:color w:val="1F2937"/>
                 <w:sz w:val="19"/>
               </w:rPr>
-              <w:t>-InstallTools</w:t>
+              <w:t>Rohbewertung.html</w:t>
             </w:r>
           </w:p>
         </w:tc>
@@ -1351,11 +1937,11 @@
             </w:pPr>
             <w:r>
               <w:rPr>
-                <w:rFonts w:ascii="Calibri" w:hAnsi="Calibri"/>
-                <w:color w:val="000000"/>
+                <w:rFonts w:ascii="Arial" w:hAnsi="Arial"/>
+                <w:color w:val="1F2937"/>
                 <w:sz w:val="19"/>
               </w:rPr>
-              <w:t>Versucht die in tools.json als AutoInstall markierten Tools aus Installers\ zu installieren.</w:t>
+              <w:t>Technische Detailansicht aller normalisierten Datensätze.</w:t>
             </w:r>
           </w:p>
         </w:tc>
@@ -1371,11 +1957,11 @@
             </w:pPr>
             <w:r>
               <w:rPr>
-                <w:rFonts w:ascii="Calibri" w:hAnsi="Calibri"/>
-                <w:color w:val="000000"/>
+                <w:rFonts w:ascii="Arial" w:hAnsi="Arial"/>
+                <w:color w:val="1F2937"/>
                 <w:sz w:val="19"/>
               </w:rPr>
-              <w:t>-RunStressTests</w:t>
+              <w:t>Records.csv</w:t>
             </w:r>
           </w:p>
         </w:tc>
@@ -1389,11 +1975,11 @@
             </w:pPr>
             <w:r>
               <w:rPr>
-                <w:rFonts w:ascii="Calibri" w:hAnsi="Calibri"/>
-                <w:color w:val="000000"/>
+                <w:rFonts w:ascii="Arial" w:hAnsi="Arial"/>
+                <w:color w:val="1F2937"/>
                 <w:sz w:val="19"/>
               </w:rPr>
-              <w:t>Fordert den Stress-Test-Abschnitt an; bei fehlender Sensorik wird sicher übersprungen.</w:t>
+              <w:t>Kumulative tabellarische Weiterverarbeitung und Mehrlaufvergleich.</w:t>
             </w:r>
           </w:p>
         </w:tc>
@@ -1409,11 +1995,11 @@
             </w:pPr>
             <w:r>
               <w:rPr>
-                <w:rFonts w:ascii="Calibri" w:hAnsi="Calibri"/>
-                <w:color w:val="000000"/>
+                <w:rFonts w:ascii="Arial" w:hAnsi="Arial"/>
+                <w:color w:val="1F2937"/>
                 <w:sz w:val="19"/>
               </w:rPr>
-              <w:t>-OutputRoot &lt;Pfad&gt;</w:t>
+              <w:t>Run.zip</w:t>
             </w:r>
           </w:p>
         </w:tc>
@@ -1427,633 +2013,11 @@
             </w:pPr>
             <w:r>
               <w:rPr>
-                <w:rFonts w:ascii="Calibri" w:hAnsi="Calibri"/>
-                <w:color w:val="000000"/>
+                <w:rFonts w:ascii="Arial" w:hAnsi="Arial"/>
+                <w:color w:val="1F2937"/>
                 <w:sz w:val="19"/>
               </w:rPr>
-              <w:t>Legt den Root-Ordner für Reports, Logs und Raw fest.</w:t>
-            </w:r>
-          </w:p>
-        </w:tc>
-      </w:tr>
-    </w:tbl>
-    <w:p>
-      <w:pPr>
-        <w:spacing w:after="40"/>
-      </w:pPr>
-    </w:p>
-    <w:p>
-      <w:pPr>
-        <w:pStyle w:val="Heading2"/>
-      </w:pPr>
-      <w:r>
-        <w:t>Empfohlene Reihenfolge</w:t>
-      </w:r>
-    </w:p>
-    <w:p>
-      <w:pPr>
-        <w:pStyle w:val="ListNumber"/>
-        <w:spacing w:after="80" w:line="300" w:lineRule="auto"/>
-      </w:pPr>
-      <w:r>
-        <w:rPr>
-          <w:rFonts w:ascii="Calibri" w:hAnsi="Calibri"/>
-          <w:color w:val="000000"/>
-          <w:sz w:val="22"/>
-        </w:rPr>
-        <w:t>Dry-Run ausführen und die erzeugten Pfade prüfen.</w:t>
-      </w:r>
-    </w:p>
-    <w:p>
-      <w:pPr>
-        <w:pStyle w:val="ListNumber"/>
-        <w:spacing w:after="80" w:line="300" w:lineRule="auto"/>
-      </w:pPr>
-      <w:r>
-        <w:rPr>
-          <w:rFonts w:ascii="Calibri" w:hAnsi="Calibri"/>
-          <w:color w:val="000000"/>
-          <w:sz w:val="22"/>
-        </w:rPr>
-        <w:t>Normale Diagnose ohne Stresstest durchführen.</w:t>
-      </w:r>
-    </w:p>
-    <w:p>
-      <w:pPr>
-        <w:pStyle w:val="ListNumber"/>
-        <w:spacing w:after="80" w:line="300" w:lineRule="auto"/>
-      </w:pPr>
-      <w:r>
-        <w:rPr>
-          <w:rFonts w:ascii="Calibri" w:hAnsi="Calibri"/>
-          <w:color w:val="000000"/>
-          <w:sz w:val="22"/>
-        </w:rPr>
-        <w:t>HTML-Bericht auf Warnungen und fehlende Sensoren prüfen.</w:t>
-      </w:r>
-    </w:p>
-    <w:p>
-      <w:pPr>
-        <w:pStyle w:val="ListNumber"/>
-        <w:spacing w:after="80" w:line="300" w:lineRule="auto"/>
-      </w:pPr>
-      <w:r>
-        <w:rPr>
-          <w:rFonts w:ascii="Calibri" w:hAnsi="Calibri"/>
-          <w:color w:val="000000"/>
-          <w:sz w:val="22"/>
-        </w:rPr>
-        <w:t>Nur wenn erforderlich: Installer-Allowlist mit -InstallTools verwenden.</w:t>
-      </w:r>
-    </w:p>
-    <w:p>
-      <w:pPr>
-        <w:pStyle w:val="ListNumber"/>
-        <w:spacing w:after="80" w:line="300" w:lineRule="auto"/>
-      </w:pPr>
-      <w:r>
-        <w:rPr>
-          <w:rFonts w:ascii="Calibri" w:hAnsi="Calibri"/>
-          <w:color w:val="000000"/>
-          <w:sz w:val="22"/>
-        </w:rPr>
-        <w:t>Stresstest nur an einem beaufsichtigten, ausreichend gekühlten PC starten.</w:t>
-      </w:r>
-    </w:p>
-    <w:p>
-      <w:pPr>
-        <w:pStyle w:val="ListNumber"/>
-        <w:spacing w:after="80" w:line="300" w:lineRule="auto"/>
-      </w:pPr>
-      <w:r>
-        <w:rPr>
-          <w:rFonts w:ascii="Calibri" w:hAnsi="Calibri"/>
-          <w:color w:val="000000"/>
-          <w:sz w:val="22"/>
-        </w:rPr>
-        <w:t>ZIP-Archiv erst nach Sichtprüfung der Datenschutzinhalte weitergeben.</w:t>
-      </w:r>
-    </w:p>
-    <w:p>
-      <w:pPr>
-        <w:pStyle w:val="Heading2"/>
-      </w:pPr>
-      <w:r>
-        <w:t>Ausgaben eines Laufs</w:t>
-      </w:r>
-    </w:p>
-    <w:p>
-      <w:r>
-        <w:t>Nach erfolgreichem Lauf gibt PowerShell die drei Ergebnisdateien aus. Der Ordnername enthält eine Run-ID im Format YYYYMMDD-HHMMSS-fff.</w:t>
-      </w:r>
-    </w:p>
-    <w:p>
-      <w:pPr>
-        <w:pStyle w:val="CodeBlock"/>
-      </w:pPr>
-      <w:r>
-        <w:rPr>
-          <w:rFonts w:ascii="Consolas" w:hAnsi="Consolas"/>
-          <w:color w:val="222222"/>
-          <w:sz w:val="18"/>
-        </w:rPr>
-        <w:t>HTML: ...\Reports\&lt;RunId&gt;\Report.html</w:t>
-        <w:br/>
-        <w:t>CSV:  ...\Reports\&lt;RunId&gt;\Records.csv</w:t>
-        <w:br/>
-        <w:t>ZIP:  ...\Reports\&lt;RunId&gt;\Run.zip</w:t>
-      </w:r>
-    </w:p>
-    <w:p>
-      <w:pPr>
-        <w:pStyle w:val="Heading1"/>
-      </w:pPr>
-      <w:r>
-        <w:t>5. Diagnoseablauf und erfasste Daten</w:t>
-      </w:r>
-    </w:p>
-    <w:tbl>
-      <w:tblPr>
-        <w:tblW w:type="dxa" w:w="9360"/>
-        <w:jc w:val="left"/>
-        <w:tblLayout w:type="fixed"/>
-        <w:tblLook w:firstColumn="1" w:firstRow="1" w:lastColumn="0" w:lastRow="0" w:noHBand="0" w:noVBand="1" w:val="04A0"/>
-        <w:tblInd w:w="120" w:type="dxa"/>
-      </w:tblPr>
-      <w:tblGrid>
-        <w:gridCol w:w="1700"/>
-        <w:gridCol w:w="3750"/>
-        <w:gridCol w:w="3910"/>
-      </w:tblGrid>
-      <w:tr>
-        <w:tc>
-          <w:tcPr>
-            <w:tcW w:type="dxa" w:w="1700"/>
-            <w:vAlign w:val="center"/>
-            <w:tcMar>
-              <w:top w:w="80" w:type="dxa"/>
-              <w:start w:w="120" w:type="dxa"/>
-              <w:bottom w:w="80" w:type="dxa"/>
-              <w:end w:w="120" w:type="dxa"/>
-            </w:tcMar>
-            <w:shd w:fill="E8EEF5"/>
-          </w:tcPr>
-          <w:p>
-            <w:pPr>
-              <w:spacing w:after="0"/>
-            </w:pPr>
-            <w:r>
-              <w:rPr>
-                <w:rFonts w:ascii="Calibri" w:hAnsi="Calibri"/>
-                <w:b/>
-                <w:color w:val="1F4D78"/>
-                <w:sz w:val="20"/>
-              </w:rPr>
-              <w:t>Phase</w:t>
-            </w:r>
-          </w:p>
-        </w:tc>
-        <w:tc>
-          <w:tcPr>
-            <w:tcW w:type="dxa" w:w="3750"/>
-            <w:vAlign w:val="center"/>
-            <w:tcMar>
-              <w:top w:w="80" w:type="dxa"/>
-              <w:start w:w="120" w:type="dxa"/>
-              <w:bottom w:w="80" w:type="dxa"/>
-              <w:end w:w="120" w:type="dxa"/>
-            </w:tcMar>
-            <w:shd w:fill="E8EEF5"/>
-          </w:tcPr>
-          <w:p>
-            <w:pPr>
-              <w:spacing w:after="0"/>
-            </w:pPr>
-            <w:r>
-              <w:rPr>
-                <w:rFonts w:ascii="Calibri" w:hAnsi="Calibri"/>
-                <w:b/>
-                <w:color w:val="1F4D78"/>
-                <w:sz w:val="20"/>
-              </w:rPr>
-              <w:t>Erfasste Hinweise</w:t>
-            </w:r>
-          </w:p>
-        </w:tc>
-        <w:tc>
-          <w:tcPr>
-            <w:tcW w:type="dxa" w:w="3910"/>
-            <w:vAlign w:val="center"/>
-            <w:tcMar>
-              <w:top w:w="80" w:type="dxa"/>
-              <w:start w:w="120" w:type="dxa"/>
-              <w:bottom w:w="80" w:type="dxa"/>
-              <w:end w:w="120" w:type="dxa"/>
-            </w:tcMar>
-            <w:shd w:fill="E8EEF5"/>
-          </w:tcPr>
-          <w:p>
-            <w:pPr>
-              <w:spacing w:after="0"/>
-            </w:pPr>
-            <w:r>
-              <w:rPr>
-                <w:rFonts w:ascii="Calibri" w:hAnsi="Calibri"/>
-                <w:b/>
-                <w:color w:val="1F4D78"/>
-                <w:sz w:val="20"/>
-              </w:rPr>
-              <w:t>Typische Aussage</w:t>
-            </w:r>
-          </w:p>
-        </w:tc>
-      </w:tr>
-      <w:tr>
-        <w:tc>
-          <w:tcPr>
-            <w:tcW w:type="dxa" w:w="1700"/>
-          </w:tcPr>
-          <w:p>
-            <w:pPr>
-              <w:spacing w:after="0"/>
-            </w:pPr>
-            <w:r>
-              <w:rPr>
-                <w:rFonts w:ascii="Calibri" w:hAnsi="Calibri"/>
-                <w:color w:val="000000"/>
-                <w:sz w:val="19"/>
-              </w:rPr>
-              <w:t>Voraussetzungen</w:t>
-            </w:r>
-          </w:p>
-        </w:tc>
-        <w:tc>
-          <w:tcPr>
-            <w:tcW w:type="dxa" w:w="3750"/>
-          </w:tcPr>
-          <w:p>
-            <w:pPr>
-              <w:spacing w:after="0"/>
-            </w:pPr>
-            <w:r>
-              <w:rPr>
-                <w:rFonts w:ascii="Calibri" w:hAnsi="Calibri"/>
-                <w:color w:val="000000"/>
-                <w:sz w:val="19"/>
-              </w:rPr>
-              <w:t>Windows-/PowerShell-Kontext, Pfade, Konfiguration</w:t>
-            </w:r>
-          </w:p>
-        </w:tc>
-        <w:tc>
-          <w:tcPr>
-            <w:tcW w:type="dxa" w:w="3910"/>
-          </w:tcPr>
-          <w:p>
-            <w:pPr>
-              <w:spacing w:after="0"/>
-            </w:pPr>
-            <w:r>
-              <w:rPr>
-                <w:rFonts w:ascii="Calibri" w:hAnsi="Calibri"/>
-                <w:color w:val="000000"/>
-                <w:sz w:val="19"/>
-              </w:rPr>
-              <w:t>Kann der Lauf vollständig und sicher ausgeführt werden?</w:t>
-            </w:r>
-          </w:p>
-        </w:tc>
-      </w:tr>
-      <w:tr>
-        <w:tc>
-          <w:tcPr>
-            <w:tcW w:type="dxa" w:w="1700"/>
-          </w:tcPr>
-          <w:p>
-            <w:pPr>
-              <w:spacing w:after="0"/>
-            </w:pPr>
-            <w:r>
-              <w:rPr>
-                <w:rFonts w:ascii="Calibri" w:hAnsi="Calibri"/>
-                <w:color w:val="000000"/>
-                <w:sz w:val="19"/>
-              </w:rPr>
-              <w:t>Windows</w:t>
-            </w:r>
-          </w:p>
-        </w:tc>
-        <w:tc>
-          <w:tcPr>
-            <w:tcW w:type="dxa" w:w="3750"/>
-          </w:tcPr>
-          <w:p>
-            <w:pPr>
-              <w:spacing w:after="0"/>
-            </w:pPr>
-            <w:r>
-              <w:rPr>
-                <w:rFonts w:ascii="Calibri" w:hAnsi="Calibri"/>
-                <w:color w:val="000000"/>
-                <w:sz w:val="19"/>
-              </w:rPr>
-              <w:t>OS, Build, Uptime, Modell, RAM, Prozesse, Systemereignisse</w:t>
-            </w:r>
-          </w:p>
-        </w:tc>
-        <w:tc>
-          <w:tcPr>
-            <w:tcW w:type="dxa" w:w="3910"/>
-          </w:tcPr>
-          <w:p>
-            <w:pPr>
-              <w:spacing w:after="0"/>
-            </w:pPr>
-            <w:r>
-              <w:rPr>
-                <w:rFonts w:ascii="Calibri" w:hAnsi="Calibri"/>
-                <w:color w:val="000000"/>
-                <w:sz w:val="19"/>
-              </w:rPr>
-              <w:t>Gibt es hohe Prozesslast, lange Laufzeit oder Fehlerereignisse?</w:t>
-            </w:r>
-          </w:p>
-        </w:tc>
-      </w:tr>
-      <w:tr>
-        <w:tc>
-          <w:tcPr>
-            <w:tcW w:type="dxa" w:w="1700"/>
-          </w:tcPr>
-          <w:p>
-            <w:pPr>
-              <w:spacing w:after="0"/>
-            </w:pPr>
-            <w:r>
-              <w:rPr>
-                <w:rFonts w:ascii="Calibri" w:hAnsi="Calibri"/>
-                <w:color w:val="000000"/>
-                <w:sz w:val="19"/>
-              </w:rPr>
-              <w:t>Storage</w:t>
-            </w:r>
-          </w:p>
-        </w:tc>
-        <w:tc>
-          <w:tcPr>
-            <w:tcW w:type="dxa" w:w="3750"/>
-          </w:tcPr>
-          <w:p>
-            <w:pPr>
-              <w:spacing w:after="0"/>
-            </w:pPr>
-            <w:r>
-              <w:rPr>
-                <w:rFonts w:ascii="Calibri" w:hAnsi="Calibri"/>
-                <w:color w:val="000000"/>
-                <w:sz w:val="19"/>
-              </w:rPr>
-              <w:t>Volumes, freier Speicher, PhysicalDisk-Health, Disk-Time</w:t>
-            </w:r>
-          </w:p>
-        </w:tc>
-        <w:tc>
-          <w:tcPr>
-            <w:tcW w:type="dxa" w:w="3910"/>
-          </w:tcPr>
-          <w:p>
-            <w:pPr>
-              <w:spacing w:after="0"/>
-            </w:pPr>
-            <w:r>
-              <w:rPr>
-                <w:rFonts w:ascii="Calibri" w:hAnsi="Calibri"/>
-                <w:color w:val="000000"/>
-                <w:sz w:val="19"/>
-              </w:rPr>
-              <w:t>Ist ein Laufwerk voll, langsam oder auffällig?</w:t>
-            </w:r>
-          </w:p>
-        </w:tc>
-      </w:tr>
-      <w:tr>
-        <w:tc>
-          <w:tcPr>
-            <w:tcW w:type="dxa" w:w="1700"/>
-          </w:tcPr>
-          <w:p>
-            <w:pPr>
-              <w:spacing w:after="0"/>
-            </w:pPr>
-            <w:r>
-              <w:rPr>
-                <w:rFonts w:ascii="Calibri" w:hAnsi="Calibri"/>
-                <w:color w:val="000000"/>
-                <w:sz w:val="19"/>
-              </w:rPr>
-              <w:t>Network</w:t>
-            </w:r>
-          </w:p>
-        </w:tc>
-        <w:tc>
-          <w:tcPr>
-            <w:tcW w:type="dxa" w:w="3750"/>
-          </w:tcPr>
-          <w:p>
-            <w:pPr>
-              <w:spacing w:after="0"/>
-            </w:pPr>
-            <w:r>
-              <w:rPr>
-                <w:rFonts w:ascii="Calibri" w:hAnsi="Calibri"/>
-                <w:color w:val="000000"/>
-                <w:sz w:val="19"/>
-              </w:rPr>
-              <w:t>Adapter, IPv4, Gateway, DNS; kein Mitschnitt</w:t>
-            </w:r>
-          </w:p>
-        </w:tc>
-        <w:tc>
-          <w:tcPr>
-            <w:tcW w:type="dxa" w:w="3910"/>
-          </w:tcPr>
-          <w:p>
-            <w:pPr>
-              <w:spacing w:after="0"/>
-            </w:pPr>
-            <w:r>
-              <w:rPr>
-                <w:rFonts w:ascii="Calibri" w:hAnsi="Calibri"/>
-                <w:color w:val="000000"/>
-                <w:sz w:val="19"/>
-              </w:rPr>
-              <w:t>Gibt es lokale Konfigurations- oder Erreichbarkeitsprobleme?</w:t>
-            </w:r>
-          </w:p>
-        </w:tc>
-      </w:tr>
-      <w:tr>
-        <w:tc>
-          <w:tcPr>
-            <w:tcW w:type="dxa" w:w="1700"/>
-          </w:tcPr>
-          <w:p>
-            <w:pPr>
-              <w:spacing w:after="0"/>
-            </w:pPr>
-            <w:r>
-              <w:rPr>
-                <w:rFonts w:ascii="Calibri" w:hAnsi="Calibri"/>
-                <w:color w:val="000000"/>
-                <w:sz w:val="19"/>
-              </w:rPr>
-              <w:t>Sensoren</w:t>
-            </w:r>
-          </w:p>
-        </w:tc>
-        <w:tc>
-          <w:tcPr>
-            <w:tcW w:type="dxa" w:w="3750"/>
-          </w:tcPr>
-          <w:p>
-            <w:pPr>
-              <w:spacing w:after="0"/>
-            </w:pPr>
-            <w:r>
-              <w:rPr>
-                <w:rFonts w:ascii="Calibri" w:hAnsi="Calibri"/>
-                <w:color w:val="000000"/>
-                <w:sz w:val="19"/>
-              </w:rPr>
-              <w:t>Temperatur-/Lastwerte, soweit zuverlässig verfügbar</w:t>
-            </w:r>
-          </w:p>
-        </w:tc>
-        <w:tc>
-          <w:tcPr>
-            <w:tcW w:type="dxa" w:w="3910"/>
-          </w:tcPr>
-          <w:p>
-            <w:pPr>
-              <w:spacing w:after="0"/>
-            </w:pPr>
-            <w:r>
-              <w:rPr>
-                <w:rFonts w:ascii="Calibri" w:hAnsi="Calibri"/>
-                <w:color w:val="000000"/>
-                <w:sz w:val="19"/>
-              </w:rPr>
-              <w:t>Ist eine thermische Bewertung möglich?</w:t>
-            </w:r>
-          </w:p>
-        </w:tc>
-      </w:tr>
-      <w:tr>
-        <w:tc>
-          <w:tcPr>
-            <w:tcW w:type="dxa" w:w="1700"/>
-          </w:tcPr>
-          <w:p>
-            <w:pPr>
-              <w:spacing w:after="0"/>
-            </w:pPr>
-            <w:r>
-              <w:rPr>
-                <w:rFonts w:ascii="Calibri" w:hAnsi="Calibri"/>
-                <w:color w:val="000000"/>
-                <w:sz w:val="19"/>
-              </w:rPr>
-              <w:t>Stress</w:t>
-            </w:r>
-          </w:p>
-        </w:tc>
-        <w:tc>
-          <w:tcPr>
-            <w:tcW w:type="dxa" w:w="3750"/>
-          </w:tcPr>
-          <w:p>
-            <w:pPr>
-              <w:spacing w:after="0"/>
-            </w:pPr>
-            <w:r>
-              <w:rPr>
-                <w:rFonts w:ascii="Calibri" w:hAnsi="Calibri"/>
-                <w:color w:val="000000"/>
-                <w:sz w:val="19"/>
-              </w:rPr>
-              <w:t>begrenzte CPU-/GPU-Anforderung, bei fehlender Sensorik sicher übersprungen</w:t>
-            </w:r>
-          </w:p>
-        </w:tc>
-        <w:tc>
-          <w:tcPr>
-            <w:tcW w:type="dxa" w:w="3910"/>
-          </w:tcPr>
-          <w:p>
-            <w:pPr>
-              <w:spacing w:after="0"/>
-            </w:pPr>
-            <w:r>
-              <w:rPr>
-                <w:rFonts w:ascii="Calibri" w:hAnsi="Calibri"/>
-                <w:color w:val="000000"/>
-                <w:sz w:val="19"/>
-              </w:rPr>
-              <w:t>Wie reagiert das System unter Last?</w:t>
-            </w:r>
-          </w:p>
-        </w:tc>
-      </w:tr>
-    </w:tbl>
-    <w:p>
-      <w:pPr>
-        <w:spacing w:after="40"/>
-      </w:pPr>
-    </w:p>
-    <w:tbl>
-      <w:tblPr>
-        <w:tblW w:type="dxa" w:w="9360"/>
-        <w:jc w:val="left"/>
-        <w:tblLayout w:type="fixed"/>
-        <w:tblLook w:firstColumn="1" w:firstRow="1" w:lastColumn="0" w:lastRow="0" w:noHBand="0" w:noVBand="1" w:val="04A0"/>
-        <w:tblInd w:w="120" w:type="dxa"/>
-      </w:tblPr>
-      <w:tblGrid>
-        <w:gridCol w:w="9360"/>
-      </w:tblGrid>
-      <w:tr>
-        <w:tc>
-          <w:tcPr>
-            <w:tcW w:type="dxa" w:w="9360"/>
-            <w:vAlign w:val="center"/>
-            <w:tcMar>
-              <w:top w:w="80" w:type="dxa"/>
-              <w:start w:w="120" w:type="dxa"/>
-              <w:bottom w:w="80" w:type="dxa"/>
-              <w:end w:w="120" w:type="dxa"/>
-            </w:tcMar>
-            <w:shd w:fill="E8EEF5"/>
-          </w:tcPr>
-          <w:p>
-            <w:pPr>
-              <w:spacing w:after="0"/>
-            </w:pPr>
-            <w:r>
-              <w:rPr>
-                <w:rFonts w:ascii="Calibri" w:hAnsi="Calibri"/>
-                <w:b/>
-                <w:color w:val="1F4D78"/>
-                <w:sz w:val="21"/>
-              </w:rPr>
-              <w:t xml:space="preserve">Messwertqualität: </w:t>
-            </w:r>
-            <w:r>
-              <w:rPr>
-                <w:rFonts w:ascii="Calibri" w:hAnsi="Calibri"/>
-                <w:color w:val="000000"/>
-                <w:sz w:val="21"/>
-              </w:rPr>
-              <w:t>Nicht verfügbare Sensoren werden als Unavailable/Warning protokolliert. Ein fehlender Messwert darf nicht als 0 interpretiert werden.</w:t>
+              <w:t>Bündelung der Berichte, Rohdaten und Logs für Archiv oder Übergabe.</w:t>
             </w:r>
           </w:p>
         </w:tc>
@@ -2069,2242 +2033,77 @@
         <w:pStyle w:val="Heading1"/>
       </w:pPr>
       <w:r>
-        <w:t>6. Tool-Allowlist und Sicherheitsregeln</w:t>
-      </w:r>
-    </w:p>
-    <w:p>
-      <w:pPr>
-        <w:pStyle w:val="Heading2"/>
-      </w:pPr>
-      <w:r>
-        <w:t>Kopierte Toolquellen</w:t>
-      </w:r>
-    </w:p>
-    <w:tbl>
-      <w:tblPr>
-        <w:tblW w:type="dxa" w:w="9360"/>
-        <w:jc w:val="left"/>
-        <w:tblLayout w:type="fixed"/>
-        <w:tblLook w:firstColumn="1" w:firstRow="1" w:lastColumn="0" w:lastRow="0" w:noHBand="0" w:noVBand="1" w:val="04A0"/>
-        <w:tblInd w:w="120" w:type="dxa"/>
-      </w:tblPr>
-      <w:tblGrid>
-        <w:gridCol w:w="2550"/>
-        <w:gridCol w:w="4200"/>
-        <w:gridCol w:w="2610"/>
-      </w:tblGrid>
-      <w:tr>
-        <w:tc>
-          <w:tcPr>
-            <w:tcW w:type="dxa" w:w="2550"/>
-            <w:vAlign w:val="center"/>
-            <w:tcMar>
-              <w:top w:w="80" w:type="dxa"/>
-              <w:start w:w="120" w:type="dxa"/>
-              <w:bottom w:w="80" w:type="dxa"/>
-              <w:end w:w="120" w:type="dxa"/>
-            </w:tcMar>
-            <w:shd w:fill="E8EEF5"/>
-          </w:tcPr>
-          <w:p>
-            <w:pPr>
-              <w:spacing w:after="0"/>
-            </w:pPr>
-            <w:r>
-              <w:rPr>
-                <w:rFonts w:ascii="Calibri" w:hAnsi="Calibri"/>
-                <w:b/>
-                <w:color w:val="1F4D78"/>
-                <w:sz w:val="20"/>
-              </w:rPr>
-              <w:t>Tool/Datei</w:t>
-            </w:r>
-          </w:p>
-        </w:tc>
-        <w:tc>
-          <w:tcPr>
-            <w:tcW w:type="dxa" w:w="4200"/>
-            <w:vAlign w:val="center"/>
-            <w:tcMar>
-              <w:top w:w="80" w:type="dxa"/>
-              <w:start w:w="120" w:type="dxa"/>
-              <w:bottom w:w="80" w:type="dxa"/>
-              <w:end w:w="120" w:type="dxa"/>
-            </w:tcMar>
-            <w:shd w:fill="E8EEF5"/>
-          </w:tcPr>
-          <w:p>
-            <w:pPr>
-              <w:spacing w:after="0"/>
-            </w:pPr>
-            <w:r>
-              <w:rPr>
-                <w:rFonts w:ascii="Calibri" w:hAnsi="Calibri"/>
-                <w:b/>
-                <w:color w:val="1F4D78"/>
-                <w:sz w:val="20"/>
-              </w:rPr>
-              <w:t>Verwendung</w:t>
-            </w:r>
-          </w:p>
-        </w:tc>
-        <w:tc>
-          <w:tcPr>
-            <w:tcW w:type="dxa" w:w="2610"/>
-            <w:vAlign w:val="center"/>
-            <w:tcMar>
-              <w:top w:w="80" w:type="dxa"/>
-              <w:start w:w="120" w:type="dxa"/>
-              <w:bottom w:w="80" w:type="dxa"/>
-              <w:end w:w="120" w:type="dxa"/>
-            </w:tcMar>
-            <w:shd w:fill="E8EEF5"/>
-          </w:tcPr>
-          <w:p>
-            <w:pPr>
-              <w:spacing w:after="0"/>
-            </w:pPr>
-            <w:r>
-              <w:rPr>
-                <w:rFonts w:ascii="Calibri" w:hAnsi="Calibri"/>
-                <w:b/>
-                <w:color w:val="1F4D78"/>
-                <w:sz w:val="20"/>
-              </w:rPr>
-              <w:t>Automatischer Installationsversuch</w:t>
-            </w:r>
-          </w:p>
-        </w:tc>
-      </w:tr>
-      <w:tr>
-        <w:tc>
-          <w:tcPr>
-            <w:tcW w:type="dxa" w:w="2550"/>
-          </w:tcPr>
-          <w:p>
-            <w:pPr>
-              <w:spacing w:after="0"/>
-            </w:pPr>
-            <w:r>
-              <w:rPr>
-                <w:rFonts w:ascii="Calibri" w:hAnsi="Calibri"/>
-                <w:color w:val="000000"/>
-                <w:sz w:val="19"/>
-              </w:rPr>
-              <w:t>CPU-Z</w:t>
-            </w:r>
-          </w:p>
-        </w:tc>
-        <w:tc>
-          <w:tcPr>
-            <w:tcW w:type="dxa" w:w="4200"/>
-          </w:tcPr>
-          <w:p>
-            <w:pPr>
-              <w:spacing w:after="0"/>
-            </w:pPr>
-            <w:r>
-              <w:rPr>
-                <w:rFonts w:ascii="Calibri" w:hAnsi="Calibri"/>
-                <w:color w:val="000000"/>
-                <w:sz w:val="19"/>
-              </w:rPr>
-              <w:t>CPU, Mainboard, Speicherinformationen</w:t>
-            </w:r>
-          </w:p>
-        </w:tc>
-        <w:tc>
-          <w:tcPr>
-            <w:tcW w:type="dxa" w:w="2610"/>
-          </w:tcPr>
-          <w:p>
-            <w:pPr>
-              <w:spacing w:after="0"/>
-            </w:pPr>
-            <w:r>
-              <w:rPr>
-                <w:rFonts w:ascii="Calibri" w:hAnsi="Calibri"/>
-                <w:color w:val="000000"/>
-                <w:sz w:val="19"/>
-              </w:rPr>
-              <w:t>Ja, fester Schalter /S</w:t>
-            </w:r>
-          </w:p>
-        </w:tc>
-      </w:tr>
-      <w:tr>
-        <w:tc>
-          <w:tcPr>
-            <w:tcW w:type="dxa" w:w="2550"/>
-          </w:tcPr>
-          <w:p>
-            <w:pPr>
-              <w:spacing w:after="0"/>
-            </w:pPr>
-            <w:r>
-              <w:rPr>
-                <w:rFonts w:ascii="Calibri" w:hAnsi="Calibri"/>
-                <w:color w:val="000000"/>
-                <w:sz w:val="19"/>
-              </w:rPr>
-              <w:t>PCMark 10 ZIP</w:t>
-            </w:r>
-          </w:p>
-        </w:tc>
-        <w:tc>
-          <w:tcPr>
-            <w:tcW w:type="dxa" w:w="4200"/>
-          </w:tcPr>
-          <w:p>
-            <w:pPr>
-              <w:spacing w:after="0"/>
-            </w:pPr>
-            <w:r>
-              <w:rPr>
-                <w:rFonts w:ascii="Calibri" w:hAnsi="Calibri"/>
-                <w:color w:val="000000"/>
-                <w:sz w:val="19"/>
-              </w:rPr>
-              <w:t>Gesamtbenchmark; manuell entpacken/prüfen</w:t>
-            </w:r>
-          </w:p>
-        </w:tc>
-        <w:tc>
-          <w:tcPr>
-            <w:tcW w:type="dxa" w:w="2610"/>
-          </w:tcPr>
-          <w:p>
-            <w:pPr>
-              <w:spacing w:after="0"/>
-            </w:pPr>
-            <w:r>
-              <w:rPr>
-                <w:rFonts w:ascii="Calibri" w:hAnsi="Calibri"/>
-                <w:color w:val="000000"/>
-                <w:sz w:val="19"/>
-              </w:rPr>
-              <w:t>Nein</w:t>
-            </w:r>
-          </w:p>
-        </w:tc>
-      </w:tr>
-      <w:tr>
-        <w:tc>
-          <w:tcPr>
-            <w:tcW w:type="dxa" w:w="2550"/>
-          </w:tcPr>
-          <w:p>
-            <w:pPr>
-              <w:spacing w:after="0"/>
-            </w:pPr>
-            <w:r>
-              <w:rPr>
-                <w:rFonts w:ascii="Calibri" w:hAnsi="Calibri"/>
-                <w:color w:val="000000"/>
-                <w:sz w:val="19"/>
-              </w:rPr>
-              <w:t>ProcessMonitor ZIP</w:t>
-            </w:r>
-          </w:p>
-        </w:tc>
-        <w:tc>
-          <w:tcPr>
-            <w:tcW w:type="dxa" w:w="4200"/>
-          </w:tcPr>
-          <w:p>
-            <w:pPr>
-              <w:spacing w:after="0"/>
-            </w:pPr>
-            <w:r>
-              <w:rPr>
-                <w:rFonts w:ascii="Calibri" w:hAnsi="Calibri"/>
-                <w:color w:val="000000"/>
-                <w:sz w:val="19"/>
-              </w:rPr>
-              <w:t>Prozess-/Dateiaktivität; manuell starten</w:t>
-            </w:r>
-          </w:p>
-        </w:tc>
-        <w:tc>
-          <w:tcPr>
-            <w:tcW w:type="dxa" w:w="2610"/>
-          </w:tcPr>
-          <w:p>
-            <w:pPr>
-              <w:spacing w:after="0"/>
-            </w:pPr>
-            <w:r>
-              <w:rPr>
-                <w:rFonts w:ascii="Calibri" w:hAnsi="Calibri"/>
-                <w:color w:val="000000"/>
-                <w:sz w:val="19"/>
-              </w:rPr>
-              <w:t>Nein</w:t>
-            </w:r>
-          </w:p>
-        </w:tc>
-      </w:tr>
-      <w:tr>
-        <w:tc>
-          <w:tcPr>
-            <w:tcW w:type="dxa" w:w="2550"/>
-          </w:tcPr>
-          <w:p>
-            <w:pPr>
-              <w:spacing w:after="0"/>
-            </w:pPr>
-            <w:r>
-              <w:rPr>
-                <w:rFonts w:ascii="Calibri" w:hAnsi="Calibri"/>
-                <w:color w:val="000000"/>
-                <w:sz w:val="19"/>
-              </w:rPr>
-              <w:t>TreeSize Free</w:t>
-            </w:r>
-          </w:p>
-        </w:tc>
-        <w:tc>
-          <w:tcPr>
-            <w:tcW w:type="dxa" w:w="4200"/>
-          </w:tcPr>
-          <w:p>
-            <w:pPr>
-              <w:spacing w:after="0"/>
-            </w:pPr>
-            <w:r>
-              <w:rPr>
-                <w:rFonts w:ascii="Calibri" w:hAnsi="Calibri"/>
-                <w:color w:val="000000"/>
-                <w:sz w:val="19"/>
-              </w:rPr>
-              <w:t>Speicherplatzanalyse</w:t>
-            </w:r>
-          </w:p>
-        </w:tc>
-        <w:tc>
-          <w:tcPr>
-            <w:tcW w:type="dxa" w:w="2610"/>
-          </w:tcPr>
-          <w:p>
-            <w:pPr>
-              <w:spacing w:after="0"/>
-            </w:pPr>
-            <w:r>
-              <w:rPr>
-                <w:rFonts w:ascii="Calibri" w:hAnsi="Calibri"/>
-                <w:color w:val="000000"/>
-                <w:sz w:val="19"/>
-              </w:rPr>
-              <w:t>Ja, fester Schalter /S</w:t>
-            </w:r>
-          </w:p>
-        </w:tc>
-      </w:tr>
-      <w:tr>
-        <w:tc>
-          <w:tcPr>
-            <w:tcW w:type="dxa" w:w="2550"/>
-          </w:tcPr>
-          <w:p>
-            <w:pPr>
-              <w:spacing w:after="0"/>
-            </w:pPr>
-            <w:r>
-              <w:rPr>
-                <w:rFonts w:ascii="Calibri" w:hAnsi="Calibri"/>
-                <w:color w:val="000000"/>
-                <w:sz w:val="19"/>
-              </w:rPr>
-              <w:t>Unigine Heaven</w:t>
-            </w:r>
-          </w:p>
-        </w:tc>
-        <w:tc>
-          <w:tcPr>
-            <w:tcW w:type="dxa" w:w="4200"/>
-          </w:tcPr>
-          <w:p>
-            <w:pPr>
-              <w:spacing w:after="0"/>
-            </w:pPr>
-            <w:r>
-              <w:rPr>
-                <w:rFonts w:ascii="Calibri" w:hAnsi="Calibri"/>
-                <w:color w:val="000000"/>
-                <w:sz w:val="19"/>
-              </w:rPr>
-              <w:t>GPU-Test; beaufsichtigt</w:t>
-            </w:r>
-          </w:p>
-        </w:tc>
-        <w:tc>
-          <w:tcPr>
-            <w:tcW w:type="dxa" w:w="2610"/>
-          </w:tcPr>
-          <w:p>
-            <w:pPr>
-              <w:spacing w:after="0"/>
-            </w:pPr>
-            <w:r>
-              <w:rPr>
-                <w:rFonts w:ascii="Calibri" w:hAnsi="Calibri"/>
-                <w:color w:val="000000"/>
-                <w:sz w:val="19"/>
-              </w:rPr>
-              <w:t>Ja, fester Schalter /silent</w:t>
-            </w:r>
-          </w:p>
-        </w:tc>
-      </w:tr>
-      <w:tr>
-        <w:tc>
-          <w:tcPr>
-            <w:tcW w:type="dxa" w:w="2550"/>
-          </w:tcPr>
-          <w:p>
-            <w:pPr>
-              <w:spacing w:after="0"/>
-            </w:pPr>
-            <w:r>
-              <w:rPr>
-                <w:rFonts w:ascii="Calibri" w:hAnsi="Calibri"/>
-                <w:color w:val="000000"/>
-                <w:sz w:val="19"/>
-              </w:rPr>
-              <w:t>WiFi Analyzer</w:t>
-            </w:r>
-          </w:p>
-        </w:tc>
-        <w:tc>
-          <w:tcPr>
-            <w:tcW w:type="dxa" w:w="4200"/>
-          </w:tcPr>
-          <w:p>
-            <w:pPr>
-              <w:spacing w:after="0"/>
-            </w:pPr>
-            <w:r>
-              <w:rPr>
-                <w:rFonts w:ascii="Calibri" w:hAnsi="Calibri"/>
-                <w:color w:val="000000"/>
-                <w:sz w:val="19"/>
-              </w:rPr>
-              <w:t>WLAN-Basisdiagnose</w:t>
-            </w:r>
-          </w:p>
-        </w:tc>
-        <w:tc>
-          <w:tcPr>
-            <w:tcW w:type="dxa" w:w="2610"/>
-          </w:tcPr>
-          <w:p>
-            <w:pPr>
-              <w:spacing w:after="0"/>
-            </w:pPr>
-            <w:r>
-              <w:rPr>
-                <w:rFonts w:ascii="Calibri" w:hAnsi="Calibri"/>
-                <w:color w:val="000000"/>
-                <w:sz w:val="19"/>
-              </w:rPr>
-              <w:t>Nein</w:t>
-            </w:r>
-          </w:p>
-        </w:tc>
-      </w:tr>
-      <w:tr>
-        <w:tc>
-          <w:tcPr>
-            <w:tcW w:type="dxa" w:w="2550"/>
-          </w:tcPr>
-          <w:p>
-            <w:pPr>
-              <w:spacing w:after="0"/>
-            </w:pPr>
-            <w:r>
-              <w:rPr>
-                <w:rFonts w:ascii="Calibri" w:hAnsi="Calibri"/>
-                <w:color w:val="000000"/>
-                <w:sz w:val="19"/>
-              </w:rPr>
-              <w:t>WinfrGUI</w:t>
-            </w:r>
-          </w:p>
-        </w:tc>
-        <w:tc>
-          <w:tcPr>
-            <w:tcW w:type="dxa" w:w="4200"/>
-          </w:tcPr>
-          <w:p>
-            <w:pPr>
-              <w:spacing w:after="0"/>
-            </w:pPr>
-            <w:r>
-              <w:rPr>
-                <w:rFonts w:ascii="Calibri" w:hAnsi="Calibri"/>
-                <w:color w:val="000000"/>
-                <w:sz w:val="19"/>
-              </w:rPr>
-              <w:t>Dateiwiederherstellungs-Frontend; nicht für Performance nötig</w:t>
-            </w:r>
-          </w:p>
-        </w:tc>
-        <w:tc>
-          <w:tcPr>
-            <w:tcW w:type="dxa" w:w="2610"/>
-          </w:tcPr>
-          <w:p>
-            <w:pPr>
-              <w:spacing w:after="0"/>
-            </w:pPr>
-            <w:r>
-              <w:rPr>
-                <w:rFonts w:ascii="Calibri" w:hAnsi="Calibri"/>
-                <w:color w:val="000000"/>
-                <w:sz w:val="19"/>
-              </w:rPr>
-              <w:t>Nein</w:t>
-            </w:r>
-          </w:p>
-        </w:tc>
-      </w:tr>
-      <w:tr>
-        <w:tc>
-          <w:tcPr>
-            <w:tcW w:type="dxa" w:w="2550"/>
-          </w:tcPr>
-          <w:p>
-            <w:pPr>
-              <w:spacing w:after="0"/>
-            </w:pPr>
-            <w:r>
-              <w:rPr>
-                <w:rFonts w:ascii="Calibri" w:hAnsi="Calibri"/>
-                <w:color w:val="000000"/>
-                <w:sz w:val="19"/>
-              </w:rPr>
-              <w:t>Wireshark</w:t>
-            </w:r>
-          </w:p>
-        </w:tc>
-        <w:tc>
-          <w:tcPr>
-            <w:tcW w:type="dxa" w:w="4200"/>
-          </w:tcPr>
-          <w:p>
-            <w:pPr>
-              <w:spacing w:after="0"/>
-            </w:pPr>
-            <w:r>
-              <w:rPr>
-                <w:rFonts w:ascii="Calibri" w:hAnsi="Calibri"/>
-                <w:color w:val="000000"/>
-                <w:sz w:val="19"/>
-              </w:rPr>
-              <w:t>Netzwerkdiagnose; kein automatischer Mitschnitt</w:t>
-            </w:r>
-          </w:p>
-        </w:tc>
-        <w:tc>
-          <w:tcPr>
-            <w:tcW w:type="dxa" w:w="2610"/>
-          </w:tcPr>
-          <w:p>
-            <w:pPr>
-              <w:spacing w:after="0"/>
-            </w:pPr>
-            <w:r>
-              <w:rPr>
-                <w:rFonts w:ascii="Calibri" w:hAnsi="Calibri"/>
-                <w:color w:val="000000"/>
-                <w:sz w:val="19"/>
-              </w:rPr>
-              <w:t>Ja, fester Schalter /S</w:t>
-            </w:r>
-          </w:p>
-        </w:tc>
-      </w:tr>
-    </w:tbl>
-    <w:p>
-      <w:pPr>
-        <w:spacing w:after="40"/>
-      </w:pPr>
-    </w:p>
-    <w:p>
-      <w:pPr>
-        <w:pStyle w:val="Heading2"/>
-      </w:pPr>
-      <w:r>
-        <w:t>Bewusst ausgeschlossene Dateien</w:t>
+        <w:t>9. Sicherheit und bewusste Grenzen</w:t>
       </w:r>
     </w:p>
     <w:p>
       <w:pPr>
         <w:pStyle w:val="ListBullet"/>
-        <w:spacing w:after="80" w:line="300" w:lineRule="auto"/>
+        <w:spacing w:after="80" w:line="288" w:lineRule="auto"/>
       </w:pPr>
       <w:r>
         <w:rPr>
-          <w:rFonts w:ascii="Calibri" w:hAnsi="Calibri"/>
+          <w:rFonts w:ascii="Arial" w:hAnsi="Arial"/>
           <w:color w:val="000000"/>
           <w:sz w:val="22"/>
         </w:rPr>
-        <w:t>PC-Putzer_ONLINE-setup.exe</w:t>
+        <w:t>Keine automatische Bereinigung oder Deinstallation.</w:t>
       </w:r>
     </w:p>
     <w:p>
       <w:pPr>
         <w:pStyle w:val="ListBullet"/>
-        <w:spacing w:after="80" w:line="300" w:lineRule="auto"/>
+        <w:spacing w:after="80" w:line="288" w:lineRule="auto"/>
       </w:pPr>
       <w:r>
         <w:rPr>
-          <w:rFonts w:ascii="Calibri" w:hAnsi="Calibri"/>
+          <w:rFonts w:ascii="Arial" w:hAnsi="Arial"/>
           <w:color w:val="000000"/>
           <w:sz w:val="22"/>
         </w:rPr>
-        <w:t>revosetup.exe</w:t>
+        <w:t>Keine Registry-, Treiber- oder Energieplanänderungen.</w:t>
       </w:r>
     </w:p>
     <w:p>
       <w:pPr>
         <w:pStyle w:val="ListBullet"/>
-        <w:spacing w:after="80" w:line="300" w:lineRule="auto"/>
+        <w:spacing w:after="80" w:line="288" w:lineRule="auto"/>
       </w:pPr>
       <w:r>
         <w:rPr>
-          <w:rFonts w:ascii="Calibri" w:hAnsi="Calibri"/>
+          <w:rFonts w:ascii="Arial" w:hAnsi="Arial"/>
           <w:color w:val="000000"/>
           <w:sz w:val="22"/>
         </w:rPr>
-        <w:t>GPU-Z - CHIP Installer _tWjyv.exe</w:t>
+        <w:t>Keine Passwortspeicherung.</w:t>
       </w:r>
     </w:p>
     <w:p>
       <w:pPr>
         <w:pStyle w:val="ListBullet"/>
-        <w:spacing w:after="80" w:line="300" w:lineRule="auto"/>
+        <w:spacing w:after="80" w:line="288" w:lineRule="auto"/>
       </w:pPr>
       <w:r>
         <w:rPr>
-          <w:rFonts w:ascii="Calibri" w:hAnsi="Calibri"/>
+          <w:rFonts w:ascii="Arial" w:hAnsi="Arial"/>
           <w:color w:val="000000"/>
           <w:sz w:val="22"/>
         </w:rPr>
-        <w:t>Prime95 - CHIP Installer _i0jyv.exe</w:t>
-      </w:r>
-    </w:p>
-    <w:p>
-      <w:r>
-        <w:t>CHIP-Installer werden nicht verwendet, weil sie zusätzliche Bundles, Werbung oder unklare Installationsschritte enthalten können. Für GPU-/CPU-Diagnose sollten bei Bedarf offizielle Originalquellen beschafft und nach Prüfung separat in die Allowlist aufgenommen werden.</w:t>
-      </w:r>
-    </w:p>
-    <w:p>
-      <w:pPr>
-        <w:pStyle w:val="Heading1"/>
-      </w:pPr>
-      <w:r>
-        <w:t>7. Berichte lesen und Ursachen eingrenzen</w:t>
-      </w:r>
-    </w:p>
-    <w:p>
-      <w:pPr>
-        <w:pStyle w:val="Heading2"/>
-      </w:pPr>
-      <w:r>
-        <w:t>7.1 Erste Sichtung</w:t>
-      </w:r>
-    </w:p>
-    <w:p>
-      <w:pPr>
-        <w:pStyle w:val="ListNumber"/>
-        <w:spacing w:after="80" w:line="300" w:lineRule="auto"/>
-      </w:pPr>
-      <w:r>
-        <w:rPr>
-          <w:rFonts w:ascii="Calibri" w:hAnsi="Calibri"/>
-          <w:color w:val="000000"/>
-          <w:sz w:val="22"/>
-        </w:rPr>
-        <w:t>Beginne mit Severity Critical/Warning.</w:t>
-      </w:r>
-    </w:p>
-    <w:p>
-      <w:pPr>
-        <w:pStyle w:val="ListNumber"/>
-        <w:spacing w:after="80" w:line="300" w:lineRule="auto"/>
-      </w:pPr>
-      <w:r>
-        <w:rPr>
-          <w:rFonts w:ascii="Calibri" w:hAnsi="Calibri"/>
-          <w:color w:val="000000"/>
-          <w:sz w:val="22"/>
-        </w:rPr>
-        <w:t>Prüfe, ob die Warnung aus einem echten Messwert oder aus fehlender Berechtigung/Sensorik stammt.</w:t>
-      </w:r>
-    </w:p>
-    <w:p>
-      <w:pPr>
-        <w:pStyle w:val="ListNumber"/>
-        <w:spacing w:after="80" w:line="300" w:lineRule="auto"/>
-      </w:pPr>
-      <w:r>
-        <w:rPr>
-          <w:rFonts w:ascii="Calibri" w:hAnsi="Calibri"/>
-          <w:color w:val="000000"/>
-          <w:sz w:val="22"/>
-        </w:rPr>
-        <w:t>Vergleiche Uptime, Speicher, freie Kapazität und Prozesslast mit dem Zeitpunkt, an dem die Störung auftrat.</w:t>
-      </w:r>
-    </w:p>
-    <w:p>
-      <w:pPr>
-        <w:pStyle w:val="ListNumber"/>
-        <w:spacing w:after="80" w:line="300" w:lineRule="auto"/>
-      </w:pPr>
-      <w:r>
-        <w:rPr>
-          <w:rFonts w:ascii="Calibri" w:hAnsi="Calibri"/>
-          <w:color w:val="000000"/>
-          <w:sz w:val="22"/>
-        </w:rPr>
-        <w:t>Nutze das CSV für Zeitreihen oder Vergleiche mehrerer Läufe.</w:t>
-      </w:r>
-    </w:p>
-    <w:p>
-      <w:pPr>
-        <w:pStyle w:val="ListNumber"/>
-        <w:spacing w:after="80" w:line="300" w:lineRule="auto"/>
-      </w:pPr>
-      <w:r>
-        <w:rPr>
-          <w:rFonts w:ascii="Calibri" w:hAnsi="Calibri"/>
-          <w:color w:val="000000"/>
-          <w:sz w:val="22"/>
-        </w:rPr>
-        <w:t>Öffne das ZIP erst lokal und entferne sensible Rohdaten, bevor es weitergegeben wird.</w:t>
-      </w:r>
-    </w:p>
-    <w:p>
-      <w:pPr>
-        <w:pStyle w:val="Heading2"/>
-      </w:pPr>
-      <w:r>
-        <w:t>7.2 Typische Hinweise</w:t>
-      </w:r>
-    </w:p>
-    <w:tbl>
-      <w:tblPr>
-        <w:tblW w:type="dxa" w:w="9360"/>
-        <w:jc w:val="left"/>
-        <w:tblLayout w:type="fixed"/>
-        <w:tblLook w:firstColumn="1" w:firstRow="1" w:lastColumn="0" w:lastRow="0" w:noHBand="0" w:noVBand="1" w:val="04A0"/>
-        <w:tblInd w:w="120" w:type="dxa"/>
-      </w:tblPr>
-      <w:tblGrid>
-        <w:gridCol w:w="2200"/>
-        <w:gridCol w:w="3150"/>
-        <w:gridCol w:w="4010"/>
-      </w:tblGrid>
-      <w:tr>
-        <w:tc>
-          <w:tcPr>
-            <w:tcW w:type="dxa" w:w="2200"/>
-            <w:vAlign w:val="center"/>
-            <w:tcMar>
-              <w:top w:w="80" w:type="dxa"/>
-              <w:start w:w="120" w:type="dxa"/>
-              <w:bottom w:w="80" w:type="dxa"/>
-              <w:end w:w="120" w:type="dxa"/>
-            </w:tcMar>
-            <w:shd w:fill="E8EEF5"/>
-          </w:tcPr>
-          <w:p>
-            <w:pPr>
-              <w:spacing w:after="0"/>
-            </w:pPr>
-            <w:r>
-              <w:rPr>
-                <w:rFonts w:ascii="Calibri" w:hAnsi="Calibri"/>
-                <w:b/>
-                <w:color w:val="1F4D78"/>
-                <w:sz w:val="20"/>
-              </w:rPr>
-              <w:t>Hinweis im Bericht</w:t>
-            </w:r>
-          </w:p>
-        </w:tc>
-        <w:tc>
-          <w:tcPr>
-            <w:tcW w:type="dxa" w:w="3150"/>
-            <w:vAlign w:val="center"/>
-            <w:tcMar>
-              <w:top w:w="80" w:type="dxa"/>
-              <w:start w:w="120" w:type="dxa"/>
-              <w:bottom w:w="80" w:type="dxa"/>
-              <w:end w:w="120" w:type="dxa"/>
-            </w:tcMar>
-            <w:shd w:fill="E8EEF5"/>
-          </w:tcPr>
-          <w:p>
-            <w:pPr>
-              <w:spacing w:after="0"/>
-            </w:pPr>
-            <w:r>
-              <w:rPr>
-                <w:rFonts w:ascii="Calibri" w:hAnsi="Calibri"/>
-                <w:b/>
-                <w:color w:val="1F4D78"/>
-                <w:sz w:val="20"/>
-              </w:rPr>
-              <w:t>Mögliche Ursache</w:t>
-            </w:r>
-          </w:p>
-        </w:tc>
-        <w:tc>
-          <w:tcPr>
-            <w:tcW w:type="dxa" w:w="4010"/>
-            <w:vAlign w:val="center"/>
-            <w:tcMar>
-              <w:top w:w="80" w:type="dxa"/>
-              <w:start w:w="120" w:type="dxa"/>
-              <w:bottom w:w="80" w:type="dxa"/>
-              <w:end w:w="120" w:type="dxa"/>
-            </w:tcMar>
-            <w:shd w:fill="E8EEF5"/>
-          </w:tcPr>
-          <w:p>
-            <w:pPr>
-              <w:spacing w:after="0"/>
-            </w:pPr>
-            <w:r>
-              <w:rPr>
-                <w:rFonts w:ascii="Calibri" w:hAnsi="Calibri"/>
-                <w:b/>
-                <w:color w:val="1F4D78"/>
-                <w:sz w:val="20"/>
-              </w:rPr>
-              <w:t>Nächster Prüfschritt</w:t>
-            </w:r>
-          </w:p>
-        </w:tc>
-      </w:tr>
-      <w:tr>
-        <w:tc>
-          <w:tcPr>
-            <w:tcW w:type="dxa" w:w="2200"/>
-          </w:tcPr>
-          <w:p>
-            <w:pPr>
-              <w:spacing w:after="0"/>
-            </w:pPr>
-            <w:r>
-              <w:rPr>
-                <w:rFonts w:ascii="Calibri" w:hAnsi="Calibri"/>
-                <w:color w:val="000000"/>
-                <w:sz w:val="19"/>
-              </w:rPr>
-              <w:t>Freier Speicher sehr niedrig</w:t>
-            </w:r>
-          </w:p>
-        </w:tc>
-        <w:tc>
-          <w:tcPr>
-            <w:tcW w:type="dxa" w:w="3150"/>
-          </w:tcPr>
-          <w:p>
-            <w:pPr>
-              <w:spacing w:after="0"/>
-            </w:pPr>
-            <w:r>
-              <w:rPr>
-                <w:rFonts w:ascii="Calibri" w:hAnsi="Calibri"/>
-                <w:color w:val="000000"/>
-                <w:sz w:val="19"/>
-              </w:rPr>
-              <w:t>Temporäre Dateien, große Profile, Update-/Pagefile-Druck</w:t>
-            </w:r>
-          </w:p>
-        </w:tc>
-        <w:tc>
-          <w:tcPr>
-            <w:tcW w:type="dxa" w:w="4010"/>
-          </w:tcPr>
-          <w:p>
-            <w:pPr>
-              <w:spacing w:after="0"/>
-            </w:pPr>
-            <w:r>
-              <w:rPr>
-                <w:rFonts w:ascii="Calibri" w:hAnsi="Calibri"/>
-                <w:color w:val="000000"/>
-                <w:sz w:val="19"/>
-              </w:rPr>
-              <w:t>TreeSize Free manuell prüfen; keine automatische Löschung durch das Paket.</w:t>
-            </w:r>
-          </w:p>
-        </w:tc>
-      </w:tr>
-      <w:tr>
-        <w:tc>
-          <w:tcPr>
-            <w:tcW w:type="dxa" w:w="2200"/>
-          </w:tcPr>
-          <w:p>
-            <w:pPr>
-              <w:spacing w:after="0"/>
-            </w:pPr>
-            <w:r>
-              <w:rPr>
-                <w:rFonts w:ascii="Calibri" w:hAnsi="Calibri"/>
-                <w:color w:val="000000"/>
-                <w:sz w:val="19"/>
-              </w:rPr>
-              <w:t>Hohe Disk-Time</w:t>
-            </w:r>
-          </w:p>
-        </w:tc>
-        <w:tc>
-          <w:tcPr>
-            <w:tcW w:type="dxa" w:w="3150"/>
-          </w:tcPr>
-          <w:p>
-            <w:pPr>
-              <w:spacing w:after="0"/>
-            </w:pPr>
-            <w:r>
-              <w:rPr>
-                <w:rFonts w:ascii="Calibri" w:hAnsi="Calibri"/>
-                <w:color w:val="000000"/>
-                <w:sz w:val="19"/>
-              </w:rPr>
-              <w:t>I/O-intensive Prozesse, langsames Laufwerk, Paging</w:t>
-            </w:r>
-          </w:p>
-        </w:tc>
-        <w:tc>
-          <w:tcPr>
-            <w:tcW w:type="dxa" w:w="4010"/>
-          </w:tcPr>
-          <w:p>
-            <w:pPr>
-              <w:spacing w:after="0"/>
-            </w:pPr>
-            <w:r>
-              <w:rPr>
-                <w:rFonts w:ascii="Calibri" w:hAnsi="Calibri"/>
-                <w:color w:val="000000"/>
-                <w:sz w:val="19"/>
-              </w:rPr>
-              <w:t>Prozess- und Datenträgerwerte zeitlich vergleichen.</w:t>
-            </w:r>
-          </w:p>
-        </w:tc>
-      </w:tr>
-      <w:tr>
-        <w:tc>
-          <w:tcPr>
-            <w:tcW w:type="dxa" w:w="2200"/>
-          </w:tcPr>
-          <w:p>
-            <w:pPr>
-              <w:spacing w:after="0"/>
-            </w:pPr>
-            <w:r>
-              <w:rPr>
-                <w:rFonts w:ascii="Calibri" w:hAnsi="Calibri"/>
-                <w:color w:val="000000"/>
-                <w:sz w:val="19"/>
-              </w:rPr>
-              <w:t>RAM knapp / Commit hoch</w:t>
-            </w:r>
-          </w:p>
-        </w:tc>
-        <w:tc>
-          <w:tcPr>
-            <w:tcW w:type="dxa" w:w="3150"/>
-          </w:tcPr>
-          <w:p>
-            <w:pPr>
-              <w:spacing w:after="0"/>
-            </w:pPr>
-            <w:r>
-              <w:rPr>
-                <w:rFonts w:ascii="Calibri" w:hAnsi="Calibri"/>
-                <w:color w:val="000000"/>
-                <w:sz w:val="19"/>
-              </w:rPr>
-              <w:t>Viele Prozesse, Speicherleck, zu wenig RAM</w:t>
-            </w:r>
-          </w:p>
-        </w:tc>
-        <w:tc>
-          <w:tcPr>
-            <w:tcW w:type="dxa" w:w="4010"/>
-          </w:tcPr>
-          <w:p>
-            <w:pPr>
-              <w:spacing w:after="0"/>
-            </w:pPr>
-            <w:r>
-              <w:rPr>
-                <w:rFonts w:ascii="Calibri" w:hAnsi="Calibri"/>
-                <w:color w:val="000000"/>
-                <w:sz w:val="19"/>
-              </w:rPr>
-              <w:t>Top-Prozesse und Pagefile prüfen; betroffene Anwendung isolieren.</w:t>
-            </w:r>
-          </w:p>
-        </w:tc>
-      </w:tr>
-      <w:tr>
-        <w:tc>
-          <w:tcPr>
-            <w:tcW w:type="dxa" w:w="2200"/>
-          </w:tcPr>
-          <w:p>
-            <w:pPr>
-              <w:spacing w:after="0"/>
-            </w:pPr>
-            <w:r>
-              <w:rPr>
-                <w:rFonts w:ascii="Calibri" w:hAnsi="Calibri"/>
-                <w:color w:val="000000"/>
-                <w:sz w:val="19"/>
-              </w:rPr>
-              <w:t>Viele Systemereignisse</w:t>
-            </w:r>
-          </w:p>
-        </w:tc>
-        <w:tc>
-          <w:tcPr>
-            <w:tcW w:type="dxa" w:w="3150"/>
-          </w:tcPr>
-          <w:p>
-            <w:pPr>
-              <w:spacing w:after="0"/>
-            </w:pPr>
-            <w:r>
-              <w:rPr>
-                <w:rFonts w:ascii="Calibri" w:hAnsi="Calibri"/>
-                <w:color w:val="000000"/>
-                <w:sz w:val="19"/>
-              </w:rPr>
-              <w:t>Treiber-, Datenträger-, Dienst- oder WHEA-Hinweise</w:t>
-            </w:r>
-          </w:p>
-        </w:tc>
-        <w:tc>
-          <w:tcPr>
-            <w:tcW w:type="dxa" w:w="4010"/>
-          </w:tcPr>
-          <w:p>
-            <w:pPr>
-              <w:spacing w:after="0"/>
-            </w:pPr>
-            <w:r>
-              <w:rPr>
-                <w:rFonts w:ascii="Calibri" w:hAnsi="Calibri"/>
-                <w:color w:val="000000"/>
-                <w:sz w:val="19"/>
-              </w:rPr>
-              <w:t>Ereignisdetails und Zeitpunkt mit der Störung abgleichen.</w:t>
-            </w:r>
-          </w:p>
-        </w:tc>
-      </w:tr>
-      <w:tr>
-        <w:tc>
-          <w:tcPr>
-            <w:tcW w:type="dxa" w:w="2200"/>
-          </w:tcPr>
-          <w:p>
-            <w:pPr>
-              <w:spacing w:after="0"/>
-            </w:pPr>
-            <w:r>
-              <w:rPr>
-                <w:rFonts w:ascii="Calibri" w:hAnsi="Calibri"/>
-                <w:color w:val="000000"/>
-                <w:sz w:val="19"/>
-              </w:rPr>
-              <w:t>Sensor Unavailable</w:t>
-            </w:r>
-          </w:p>
-        </w:tc>
-        <w:tc>
-          <w:tcPr>
-            <w:tcW w:type="dxa" w:w="3150"/>
-          </w:tcPr>
-          <w:p>
-            <w:pPr>
-              <w:spacing w:after="0"/>
-            </w:pPr>
-            <w:r>
-              <w:rPr>
-                <w:rFonts w:ascii="Calibri" w:hAnsi="Calibri"/>
-                <w:color w:val="000000"/>
-                <w:sz w:val="19"/>
-              </w:rPr>
-              <w:t>Berechtigung, WMI/CIM, Tool nicht installiert oder Sensor nicht unterstützt</w:t>
-            </w:r>
-          </w:p>
-        </w:tc>
-        <w:tc>
-          <w:tcPr>
-            <w:tcW w:type="dxa" w:w="4010"/>
-          </w:tcPr>
-          <w:p>
-            <w:pPr>
-              <w:spacing w:after="0"/>
-            </w:pPr>
-            <w:r>
-              <w:rPr>
-                <w:rFonts w:ascii="Calibri" w:hAnsi="Calibri"/>
-                <w:color w:val="000000"/>
-                <w:sz w:val="19"/>
-              </w:rPr>
-              <w:t>Lauf als Administrator wiederholen; Sensorquelle separat prüfen.</w:t>
-            </w:r>
-          </w:p>
-        </w:tc>
-      </w:tr>
-      <w:tr>
-        <w:tc>
-          <w:tcPr>
-            <w:tcW w:type="dxa" w:w="2200"/>
-          </w:tcPr>
-          <w:p>
-            <w:pPr>
-              <w:spacing w:after="0"/>
-            </w:pPr>
-            <w:r>
-              <w:rPr>
-                <w:rFonts w:ascii="Calibri" w:hAnsi="Calibri"/>
-                <w:color w:val="000000"/>
-                <w:sz w:val="19"/>
-              </w:rPr>
-              <w:t>Netzwerk Unavailable</w:t>
-            </w:r>
-          </w:p>
-        </w:tc>
-        <w:tc>
-          <w:tcPr>
-            <w:tcW w:type="dxa" w:w="3150"/>
-          </w:tcPr>
-          <w:p>
-            <w:pPr>
-              <w:spacing w:after="0"/>
-            </w:pPr>
-            <w:r>
-              <w:rPr>
-                <w:rFonts w:ascii="Calibri" w:hAnsi="Calibri"/>
-                <w:color w:val="000000"/>
-                <w:sz w:val="19"/>
-              </w:rPr>
-              <w:t>CIM-/NetTCPIP-Berechtigung oder Adapterproblem</w:t>
-            </w:r>
-          </w:p>
-        </w:tc>
-        <w:tc>
-          <w:tcPr>
-            <w:tcW w:type="dxa" w:w="4010"/>
-          </w:tcPr>
-          <w:p>
-            <w:pPr>
-              <w:spacing w:after="0"/>
-            </w:pPr>
-            <w:r>
-              <w:rPr>
-                <w:rFonts w:ascii="Calibri" w:hAnsi="Calibri"/>
-                <w:color w:val="000000"/>
-                <w:sz w:val="19"/>
-              </w:rPr>
-              <w:t>Adapter und DNS manuell in Windows prüfen.</w:t>
-            </w:r>
-          </w:p>
-        </w:tc>
-      </w:tr>
-    </w:tbl>
-    <w:p>
-      <w:pPr>
-        <w:spacing w:after="40"/>
-      </w:pPr>
-    </w:p>
-    <w:p>
-      <w:pPr>
-        <w:pStyle w:val="Heading1"/>
-      </w:pPr>
-      <w:r>
-        <w:t>8. Fehlerbehebung</w:t>
-      </w:r>
-    </w:p>
-    <w:tbl>
-      <w:tblPr>
-        <w:tblW w:type="dxa" w:w="9360"/>
-        <w:jc w:val="left"/>
-        <w:tblLayout w:type="fixed"/>
-        <w:tblLook w:firstColumn="1" w:firstRow="1" w:lastColumn="0" w:lastRow="0" w:noHBand="0" w:noVBand="1" w:val="04A0"/>
-        <w:tblInd w:w="120" w:type="dxa"/>
-      </w:tblPr>
-      <w:tblGrid>
-        <w:gridCol w:w="2200"/>
-        <w:gridCol w:w="3150"/>
-        <w:gridCol w:w="4010"/>
-      </w:tblGrid>
-      <w:tr>
-        <w:tc>
-          <w:tcPr>
-            <w:tcW w:type="dxa" w:w="2200"/>
-            <w:vAlign w:val="center"/>
-            <w:tcMar>
-              <w:top w:w="80" w:type="dxa"/>
-              <w:start w:w="120" w:type="dxa"/>
-              <w:bottom w:w="80" w:type="dxa"/>
-              <w:end w:w="120" w:type="dxa"/>
-            </w:tcMar>
-            <w:shd w:fill="E8EEF5"/>
-          </w:tcPr>
-          <w:p>
-            <w:pPr>
-              <w:spacing w:after="0"/>
-            </w:pPr>
-            <w:r>
-              <w:rPr>
-                <w:rFonts w:ascii="Calibri" w:hAnsi="Calibri"/>
-                <w:b/>
-                <w:color w:val="1F4D78"/>
-                <w:sz w:val="20"/>
-              </w:rPr>
-              <w:t>Problem</w:t>
-            </w:r>
-          </w:p>
-        </w:tc>
-        <w:tc>
-          <w:tcPr>
-            <w:tcW w:type="dxa" w:w="3150"/>
-            <w:vAlign w:val="center"/>
-            <w:tcMar>
-              <w:top w:w="80" w:type="dxa"/>
-              <w:start w:w="120" w:type="dxa"/>
-              <w:bottom w:w="80" w:type="dxa"/>
-              <w:end w:w="120" w:type="dxa"/>
-            </w:tcMar>
-            <w:shd w:fill="E8EEF5"/>
-          </w:tcPr>
-          <w:p>
-            <w:pPr>
-              <w:spacing w:after="0"/>
-            </w:pPr>
-            <w:r>
-              <w:rPr>
-                <w:rFonts w:ascii="Calibri" w:hAnsi="Calibri"/>
-                <w:b/>
-                <w:color w:val="1F4D78"/>
-                <w:sz w:val="20"/>
-              </w:rPr>
-              <w:t>Ursache/Wirkung</w:t>
-            </w:r>
-          </w:p>
-        </w:tc>
-        <w:tc>
-          <w:tcPr>
-            <w:tcW w:type="dxa" w:w="4010"/>
-            <w:vAlign w:val="center"/>
-            <w:tcMar>
-              <w:top w:w="80" w:type="dxa"/>
-              <w:start w:w="120" w:type="dxa"/>
-              <w:bottom w:w="80" w:type="dxa"/>
-              <w:end w:w="120" w:type="dxa"/>
-            </w:tcMar>
-            <w:shd w:fill="E8EEF5"/>
-          </w:tcPr>
-          <w:p>
-            <w:pPr>
-              <w:spacing w:after="0"/>
-            </w:pPr>
-            <w:r>
-              <w:rPr>
-                <w:rFonts w:ascii="Calibri" w:hAnsi="Calibri"/>
-                <w:b/>
-                <w:color w:val="1F4D78"/>
-                <w:sz w:val="20"/>
-              </w:rPr>
-              <w:t>Lösung</w:t>
-            </w:r>
-          </w:p>
-        </w:tc>
-      </w:tr>
-      <w:tr>
-        <w:tc>
-          <w:tcPr>
-            <w:tcW w:type="dxa" w:w="2200"/>
-          </w:tcPr>
-          <w:p>
-            <w:pPr>
-              <w:spacing w:after="0"/>
-            </w:pPr>
-            <w:r>
-              <w:rPr>
-                <w:rFonts w:ascii="Calibri" w:hAnsi="Calibri"/>
-                <w:color w:val="000000"/>
-                <w:sz w:val="19"/>
-              </w:rPr>
-              <w:t>Script execution disabled</w:t>
-            </w:r>
-          </w:p>
-        </w:tc>
-        <w:tc>
-          <w:tcPr>
-            <w:tcW w:type="dxa" w:w="3150"/>
-          </w:tcPr>
-          <w:p>
-            <w:pPr>
-              <w:spacing w:after="0"/>
-            </w:pPr>
-            <w:r>
-              <w:rPr>
-                <w:rFonts w:ascii="Calibri" w:hAnsi="Calibri"/>
-                <w:color w:val="000000"/>
-                <w:sz w:val="19"/>
-              </w:rPr>
-              <w:t>PowerShell-Richtlinie blockiert Tests oder Start</w:t>
-            </w:r>
-          </w:p>
-        </w:tc>
-        <w:tc>
-          <w:tcPr>
-            <w:tcW w:type="dxa" w:w="4010"/>
-          </w:tcPr>
-          <w:p>
-            <w:pPr>
-              <w:spacing w:after="0"/>
-            </w:pPr>
-            <w:r>
-              <w:rPr>
-                <w:rFonts w:ascii="Calibri" w:hAnsi="Calibri"/>
-                <w:color w:val="000000"/>
-                <w:sz w:val="19"/>
-              </w:rPr>
-              <w:t>Verwende den dokumentierten Einstieg mit -ExecutionPolicy Bypass; lokale Unternehmensrichtlinien nicht eigenmächtig ändern.</w:t>
-            </w:r>
-          </w:p>
-        </w:tc>
-      </w:tr>
-      <w:tr>
-        <w:tc>
-          <w:tcPr>
-            <w:tcW w:type="dxa" w:w="2200"/>
-          </w:tcPr>
-          <w:p>
-            <w:pPr>
-              <w:spacing w:after="0"/>
-            </w:pPr>
-            <w:r>
-              <w:rPr>
-                <w:rFonts w:ascii="Calibri" w:hAnsi="Calibri"/>
-                <w:color w:val="000000"/>
-                <w:sz w:val="19"/>
-              </w:rPr>
-              <w:t>Access denied bei CIM/WMI</w:t>
-            </w:r>
-          </w:p>
-        </w:tc>
-        <w:tc>
-          <w:tcPr>
-            <w:tcW w:type="dxa" w:w="3150"/>
-          </w:tcPr>
-          <w:p>
-            <w:pPr>
-              <w:spacing w:after="0"/>
-            </w:pPr>
-            <w:r>
-              <w:rPr>
-                <w:rFonts w:ascii="Calibri" w:hAnsi="Calibri"/>
-                <w:color w:val="000000"/>
-                <w:sz w:val="19"/>
-              </w:rPr>
-              <w:t>Nicht erhöhte Sitzung oder eingeschränkter Dienst</w:t>
-            </w:r>
-          </w:p>
-        </w:tc>
-        <w:tc>
-          <w:tcPr>
-            <w:tcW w:type="dxa" w:w="4010"/>
-          </w:tcPr>
-          <w:p>
-            <w:pPr>
-              <w:spacing w:after="0"/>
-            </w:pPr>
-            <w:r>
-              <w:rPr>
-                <w:rFonts w:ascii="Calibri" w:hAnsi="Calibri"/>
-                <w:color w:val="000000"/>
-                <w:sz w:val="19"/>
-              </w:rPr>
-              <w:t>PowerShell als Administrator starten und Lauf wiederholen.</w:t>
-            </w:r>
-          </w:p>
-        </w:tc>
-      </w:tr>
-      <w:tr>
-        <w:tc>
-          <w:tcPr>
-            <w:tcW w:type="dxa" w:w="2200"/>
-          </w:tcPr>
-          <w:p>
-            <w:pPr>
-              <w:spacing w:after="0"/>
-            </w:pPr>
-            <w:r>
-              <w:rPr>
-                <w:rFonts w:ascii="Calibri" w:hAnsi="Calibri"/>
-                <w:color w:val="000000"/>
-                <w:sz w:val="19"/>
-              </w:rPr>
-              <w:t>Installer wird nicht gestartet</w:t>
-            </w:r>
-          </w:p>
-        </w:tc>
-        <w:tc>
-          <w:tcPr>
-            <w:tcW w:type="dxa" w:w="3150"/>
-          </w:tcPr>
-          <w:p>
-            <w:pPr>
-              <w:spacing w:after="0"/>
-            </w:pPr>
-            <w:r>
-              <w:rPr>
-                <w:rFonts w:ascii="Calibri" w:hAnsi="Calibri"/>
-                <w:color w:val="000000"/>
-                <w:sz w:val="19"/>
-              </w:rPr>
-              <w:t>Datei fehlt, Hash/Manifest passt nicht oder AutoInstall=false</w:t>
-            </w:r>
-          </w:p>
-        </w:tc>
-        <w:tc>
-          <w:tcPr>
-            <w:tcW w:type="dxa" w:w="4010"/>
-          </w:tcPr>
-          <w:p>
-            <w:pPr>
-              <w:spacing w:after="0"/>
-            </w:pPr>
-            <w:r>
-              <w:rPr>
-                <w:rFonts w:ascii="Calibri" w:hAnsi="Calibri"/>
-                <w:color w:val="000000"/>
-                <w:sz w:val="19"/>
-              </w:rPr>
-              <w:t>Pfad/Dateiname prüfen; unbekannte Installer nicht blind freischalten.</w:t>
-            </w:r>
-          </w:p>
-        </w:tc>
-      </w:tr>
-      <w:tr>
-        <w:tc>
-          <w:tcPr>
-            <w:tcW w:type="dxa" w:w="2200"/>
-          </w:tcPr>
-          <w:p>
-            <w:pPr>
-              <w:spacing w:after="0"/>
-            </w:pPr>
-            <w:r>
-              <w:rPr>
-                <w:rFonts w:ascii="Calibri" w:hAnsi="Calibri"/>
-                <w:color w:val="000000"/>
-                <w:sz w:val="19"/>
-              </w:rPr>
-              <w:t>ZIP/HTML fehlt</w:t>
-            </w:r>
-          </w:p>
-        </w:tc>
-        <w:tc>
-          <w:tcPr>
-            <w:tcW w:type="dxa" w:w="3150"/>
-          </w:tcPr>
-          <w:p>
-            <w:pPr>
-              <w:spacing w:after="0"/>
-            </w:pPr>
-            <w:r>
-              <w:rPr>
-                <w:rFonts w:ascii="Calibri" w:hAnsi="Calibri"/>
-                <w:color w:val="000000"/>
-                <w:sz w:val="19"/>
-              </w:rPr>
-              <w:t>Schreibrechte oder OutputRoot nicht erreichbar</w:t>
-            </w:r>
-          </w:p>
-        </w:tc>
-        <w:tc>
-          <w:tcPr>
-            <w:tcW w:type="dxa" w:w="4010"/>
-          </w:tcPr>
-          <w:p>
-            <w:pPr>
-              <w:spacing w:after="0"/>
-            </w:pPr>
-            <w:r>
-              <w:rPr>
-                <w:rFonts w:ascii="Calibri" w:hAnsi="Calibri"/>
-                <w:color w:val="000000"/>
-                <w:sz w:val="19"/>
-              </w:rPr>
-              <w:t>Lokalen, beschreibbaren OutputRoot verwenden.</w:t>
-            </w:r>
-          </w:p>
-        </w:tc>
-      </w:tr>
-      <w:tr>
-        <w:tc>
-          <w:tcPr>
-            <w:tcW w:type="dxa" w:w="2200"/>
-          </w:tcPr>
-          <w:p>
-            <w:pPr>
-              <w:spacing w:after="0"/>
-            </w:pPr>
-            <w:r>
-              <w:rPr>
-                <w:rFonts w:ascii="Calibri" w:hAnsi="Calibri"/>
-                <w:color w:val="000000"/>
-                <w:sz w:val="19"/>
-              </w:rPr>
-              <w:t>Stresstest übersprungen</w:t>
-            </w:r>
-          </w:p>
-        </w:tc>
-        <w:tc>
-          <w:tcPr>
-            <w:tcW w:type="dxa" w:w="3150"/>
-          </w:tcPr>
-          <w:p>
-            <w:pPr>
-              <w:spacing w:after="0"/>
-            </w:pPr>
-            <w:r>
-              <w:rPr>
-                <w:rFonts w:ascii="Calibri" w:hAnsi="Calibri"/>
-                <w:color w:val="000000"/>
-                <w:sz w:val="19"/>
-              </w:rPr>
-              <w:t>Keine zuverlässige Temperatursensorik</w:t>
-            </w:r>
-          </w:p>
-        </w:tc>
-        <w:tc>
-          <w:tcPr>
-            <w:tcW w:type="dxa" w:w="4010"/>
-          </w:tcPr>
-          <w:p>
-            <w:pPr>
-              <w:spacing w:after="0"/>
-            </w:pPr>
-            <w:r>
-              <w:rPr>
-                <w:rFonts w:ascii="Calibri" w:hAnsi="Calibri"/>
-                <w:color w:val="000000"/>
-                <w:sz w:val="19"/>
-              </w:rPr>
-              <w:t>Sensorquelle prüfen; Stresstest nicht ohne Überwachung erzwingen.</w:t>
-            </w:r>
-          </w:p>
-        </w:tc>
-      </w:tr>
-      <w:tr>
-        <w:tc>
-          <w:tcPr>
-            <w:tcW w:type="dxa" w:w="2200"/>
-          </w:tcPr>
-          <w:p>
-            <w:pPr>
-              <w:spacing w:after="0"/>
-            </w:pPr>
-            <w:r>
-              <w:rPr>
-                <w:rFonts w:ascii="Calibri" w:hAnsi="Calibri"/>
-                <w:color w:val="000000"/>
-                <w:sz w:val="19"/>
-              </w:rPr>
-              <w:t>Bericht enthält sensible Daten</w:t>
-            </w:r>
-          </w:p>
-        </w:tc>
-        <w:tc>
-          <w:tcPr>
-            <w:tcW w:type="dxa" w:w="3150"/>
-          </w:tcPr>
-          <w:p>
-            <w:pPr>
-              <w:spacing w:after="0"/>
-            </w:pPr>
-            <w:r>
-              <w:rPr>
-                <w:rFonts w:ascii="Calibri" w:hAnsi="Calibri"/>
-                <w:color w:val="000000"/>
-                <w:sz w:val="19"/>
-              </w:rPr>
-              <w:t>Rohlogs enthalten System-/Netzwerkinformationen</w:t>
-            </w:r>
-          </w:p>
-        </w:tc>
-        <w:tc>
-          <w:tcPr>
-            <w:tcW w:type="dxa" w:w="4010"/>
-          </w:tcPr>
-          <w:p>
-            <w:pPr>
-              <w:spacing w:after="0"/>
-            </w:pPr>
-            <w:r>
-              <w:rPr>
-                <w:rFonts w:ascii="Calibri" w:hAnsi="Calibri"/>
-                <w:color w:val="000000"/>
-                <w:sz w:val="19"/>
-              </w:rPr>
-              <w:t>Vor Weitergabe prüfen, kopieren oder redigieren.</w:t>
-            </w:r>
-          </w:p>
-        </w:tc>
-      </w:tr>
-    </w:tbl>
-    <w:p>
-      <w:pPr>
-        <w:spacing w:after="40"/>
-      </w:pPr>
-    </w:p>
-    <w:p>
-      <w:pPr>
-        <w:pStyle w:val="Heading1"/>
-      </w:pPr>
-      <w:r>
-        <w:t>9. Wartung und Erweiterung</w:t>
+        <w:t>Keine automatische Wireshark-Paketaufzeichnung.</w:t>
       </w:r>
     </w:p>
     <w:p>
       <w:pPr>
         <w:pStyle w:val="ListBullet"/>
-        <w:spacing w:after="80" w:line="300" w:lineRule="auto"/>
+        <w:spacing w:after="80" w:line="288" w:lineRule="auto"/>
       </w:pPr>
       <w:r>
         <w:rPr>
-          <w:rFonts w:ascii="Calibri" w:hAnsi="Calibri"/>
+          <w:rFonts w:ascii="Arial" w:hAnsi="Arial"/>
           <w:color w:val="000000"/>
           <w:sz w:val="22"/>
         </w:rPr>
-        <w:t>Neue Tools nur nach Quellenprüfung, SHA256-Erfassung und Eintrag in Config\tools.json hinzufügen.</w:t>
-      </w:r>
-    </w:p>
-    <w:p>
-      <w:pPr>
-        <w:pStyle w:val="ListBullet"/>
-        <w:spacing w:after="80" w:line="300" w:lineRule="auto"/>
-      </w:pPr>
-      <w:r>
-        <w:rPr>
-          <w:rFonts w:ascii="Calibri" w:hAnsi="Calibri"/>
-          <w:color w:val="000000"/>
-          <w:sz w:val="22"/>
-        </w:rPr>
-        <w:t>Silent-Schalter niemals aus Benutzereingaben zusammensetzen; nur feste Argumentarrays im Manifest verwenden.</w:t>
-      </w:r>
-    </w:p>
-    <w:p>
-      <w:pPr>
-        <w:pStyle w:val="ListBullet"/>
-        <w:spacing w:after="80" w:line="300" w:lineRule="auto"/>
-      </w:pPr>
-      <w:r>
-        <w:rPr>
-          <w:rFonts w:ascii="Calibri" w:hAnsi="Calibri"/>
-          <w:color w:val="000000"/>
-          <w:sz w:val="22"/>
-        </w:rPr>
-        <w:t>Jede neue Funktion mit einem Dry-Run und einem Pester-Test absichern.</w:t>
-      </w:r>
-    </w:p>
-    <w:p>
-      <w:pPr>
-        <w:pStyle w:val="ListBullet"/>
-        <w:spacing w:after="80" w:line="300" w:lineRule="auto"/>
-      </w:pPr>
-      <w:r>
-        <w:rPr>
-          <w:rFonts w:ascii="Calibri" w:hAnsi="Calibri"/>
-          <w:color w:val="000000"/>
-          <w:sz w:val="22"/>
-        </w:rPr>
-        <w:t>Bei Änderungen an Reportformat oder Grenzwerten die Dokumentation und diagnostics.json gemeinsam aktualisieren.</w:t>
-      </w:r>
-    </w:p>
-    <w:p>
-      <w:pPr>
-        <w:pStyle w:val="ListBullet"/>
-        <w:spacing w:after="80" w:line="300" w:lineRule="auto"/>
-      </w:pPr>
-      <w:r>
-        <w:rPr>
-          <w:rFonts w:ascii="Calibri" w:hAnsi="Calibri"/>
-          <w:color w:val="000000"/>
-          <w:sz w:val="22"/>
-        </w:rPr>
-        <w:t>Vor einer Freigabe die vollständige Testsuite sowie einen Dry-Run ausführen.</w:t>
-      </w:r>
-    </w:p>
-    <w:p>
-      <w:pPr>
-        <w:pStyle w:val="Heading2"/>
-      </w:pPr>
-      <w:r>
-        <w:t>Konfiguration der Grenzwerte</w:t>
-      </w:r>
-    </w:p>
-    <w:tbl>
-      <w:tblPr>
-        <w:tblW w:type="dxa" w:w="9360"/>
-        <w:jc w:val="left"/>
-        <w:tblLayout w:type="fixed"/>
-        <w:tblLook w:firstColumn="1" w:firstRow="1" w:lastColumn="0" w:lastRow="0" w:noHBand="0" w:noVBand="1" w:val="04A0"/>
-        <w:tblInd w:w="120" w:type="dxa"/>
-      </w:tblPr>
-      <w:tblGrid>
-        <w:gridCol w:w="2800"/>
-        <w:gridCol w:w="1500"/>
-        <w:gridCol w:w="5060"/>
-      </w:tblGrid>
-      <w:tr>
-        <w:tc>
-          <w:tcPr>
-            <w:tcW w:type="dxa" w:w="2800"/>
-            <w:vAlign w:val="center"/>
-            <w:tcMar>
-              <w:top w:w="80" w:type="dxa"/>
-              <w:start w:w="120" w:type="dxa"/>
-              <w:bottom w:w="80" w:type="dxa"/>
-              <w:end w:w="120" w:type="dxa"/>
-            </w:tcMar>
-            <w:shd w:fill="E8EEF5"/>
-          </w:tcPr>
-          <w:p>
-            <w:pPr>
-              <w:spacing w:after="0"/>
-            </w:pPr>
-            <w:r>
-              <w:rPr>
-                <w:rFonts w:ascii="Calibri" w:hAnsi="Calibri"/>
-                <w:b/>
-                <w:color w:val="1F4D78"/>
-                <w:sz w:val="20"/>
-              </w:rPr>
-              <w:t>Einstellung</w:t>
-            </w:r>
-          </w:p>
-        </w:tc>
-        <w:tc>
-          <w:tcPr>
-            <w:tcW w:type="dxa" w:w="1500"/>
-            <w:vAlign w:val="center"/>
-            <w:tcMar>
-              <w:top w:w="80" w:type="dxa"/>
-              <w:start w:w="120" w:type="dxa"/>
-              <w:bottom w:w="80" w:type="dxa"/>
-              <w:end w:w="120" w:type="dxa"/>
-            </w:tcMar>
-            <w:shd w:fill="E8EEF5"/>
-          </w:tcPr>
-          <w:p>
-            <w:pPr>
-              <w:spacing w:after="0"/>
-            </w:pPr>
-            <w:r>
-              <w:rPr>
-                <w:rFonts w:ascii="Calibri" w:hAnsi="Calibri"/>
-                <w:b/>
-                <w:color w:val="1F4D78"/>
-                <w:sz w:val="20"/>
-              </w:rPr>
-              <w:t>Standard</w:t>
-            </w:r>
-          </w:p>
-        </w:tc>
-        <w:tc>
-          <w:tcPr>
-            <w:tcW w:type="dxa" w:w="5060"/>
-            <w:vAlign w:val="center"/>
-            <w:tcMar>
-              <w:top w:w="80" w:type="dxa"/>
-              <w:start w:w="120" w:type="dxa"/>
-              <w:bottom w:w="80" w:type="dxa"/>
-              <w:end w:w="120" w:type="dxa"/>
-            </w:tcMar>
-            <w:shd w:fill="E8EEF5"/>
-          </w:tcPr>
-          <w:p>
-            <w:pPr>
-              <w:spacing w:after="0"/>
-            </w:pPr>
-            <w:r>
-              <w:rPr>
-                <w:rFonts w:ascii="Calibri" w:hAnsi="Calibri"/>
-                <w:b/>
-                <w:color w:val="1F4D78"/>
-                <w:sz w:val="20"/>
-              </w:rPr>
-              <w:t>Bedeutung</w:t>
-            </w:r>
-          </w:p>
-        </w:tc>
-      </w:tr>
-      <w:tr>
-        <w:tc>
-          <w:tcPr>
-            <w:tcW w:type="dxa" w:w="2800"/>
-          </w:tcPr>
-          <w:p>
-            <w:pPr>
-              <w:spacing w:after="0"/>
-            </w:pPr>
-            <w:r>
-              <w:rPr>
-                <w:rFonts w:ascii="Calibri" w:hAnsi="Calibri"/>
-                <w:color w:val="000000"/>
-                <w:sz w:val="19"/>
-              </w:rPr>
-              <w:t>CpuDurationSeconds</w:t>
-            </w:r>
-          </w:p>
-        </w:tc>
-        <w:tc>
-          <w:tcPr>
-            <w:tcW w:type="dxa" w:w="1500"/>
-          </w:tcPr>
-          <w:p>
-            <w:pPr>
-              <w:spacing w:after="0"/>
-            </w:pPr>
-            <w:r>
-              <w:rPr>
-                <w:rFonts w:ascii="Calibri" w:hAnsi="Calibri"/>
-                <w:color w:val="000000"/>
-                <w:sz w:val="19"/>
-              </w:rPr>
-              <w:t>600</w:t>
-            </w:r>
-          </w:p>
-        </w:tc>
-        <w:tc>
-          <w:tcPr>
-            <w:tcW w:type="dxa" w:w="5060"/>
-          </w:tcPr>
-          <w:p>
-            <w:pPr>
-              <w:spacing w:after="0"/>
-            </w:pPr>
-            <w:r>
-              <w:rPr>
-                <w:rFonts w:ascii="Calibri" w:hAnsi="Calibri"/>
-                <w:color w:val="000000"/>
-                <w:sz w:val="19"/>
-              </w:rPr>
-              <w:t>Maximale CPU-Testdauer in Sekunden.</w:t>
-            </w:r>
-          </w:p>
-        </w:tc>
-      </w:tr>
-      <w:tr>
-        <w:tc>
-          <w:tcPr>
-            <w:tcW w:type="dxa" w:w="2800"/>
-          </w:tcPr>
-          <w:p>
-            <w:pPr>
-              <w:spacing w:after="0"/>
-            </w:pPr>
-            <w:r>
-              <w:rPr>
-                <w:rFonts w:ascii="Calibri" w:hAnsi="Calibri"/>
-                <w:color w:val="000000"/>
-                <w:sz w:val="19"/>
-              </w:rPr>
-              <w:t>GpuDurationSeconds</w:t>
-            </w:r>
-          </w:p>
-        </w:tc>
-        <w:tc>
-          <w:tcPr>
-            <w:tcW w:type="dxa" w:w="1500"/>
-          </w:tcPr>
-          <w:p>
-            <w:pPr>
-              <w:spacing w:after="0"/>
-            </w:pPr>
-            <w:r>
-              <w:rPr>
-                <w:rFonts w:ascii="Calibri" w:hAnsi="Calibri"/>
-                <w:color w:val="000000"/>
-                <w:sz w:val="19"/>
-              </w:rPr>
-              <w:t>600</w:t>
-            </w:r>
-          </w:p>
-        </w:tc>
-        <w:tc>
-          <w:tcPr>
-            <w:tcW w:type="dxa" w:w="5060"/>
-          </w:tcPr>
-          <w:p>
-            <w:pPr>
-              <w:spacing w:after="0"/>
-            </w:pPr>
-            <w:r>
-              <w:rPr>
-                <w:rFonts w:ascii="Calibri" w:hAnsi="Calibri"/>
-                <w:color w:val="000000"/>
-                <w:sz w:val="19"/>
-              </w:rPr>
-              <w:t>Maximale GPU-Testdauer in Sekunden.</w:t>
-            </w:r>
-          </w:p>
-        </w:tc>
-      </w:tr>
-      <w:tr>
-        <w:tc>
-          <w:tcPr>
-            <w:tcW w:type="dxa" w:w="2800"/>
-          </w:tcPr>
-          <w:p>
-            <w:pPr>
-              <w:spacing w:after="0"/>
-            </w:pPr>
-            <w:r>
-              <w:rPr>
-                <w:rFonts w:ascii="Calibri" w:hAnsi="Calibri"/>
-                <w:color w:val="000000"/>
-                <w:sz w:val="19"/>
-              </w:rPr>
-              <w:t>SampleIntervalSeconds</w:t>
-            </w:r>
-          </w:p>
-        </w:tc>
-        <w:tc>
-          <w:tcPr>
-            <w:tcW w:type="dxa" w:w="1500"/>
-          </w:tcPr>
-          <w:p>
-            <w:pPr>
-              <w:spacing w:after="0"/>
-            </w:pPr>
-            <w:r>
-              <w:rPr>
-                <w:rFonts w:ascii="Calibri" w:hAnsi="Calibri"/>
-                <w:color w:val="000000"/>
-                <w:sz w:val="19"/>
-              </w:rPr>
-              <w:t>5</w:t>
-            </w:r>
-          </w:p>
-        </w:tc>
-        <w:tc>
-          <w:tcPr>
-            <w:tcW w:type="dxa" w:w="5060"/>
-          </w:tcPr>
-          <w:p>
-            <w:pPr>
-              <w:spacing w:after="0"/>
-            </w:pPr>
-            <w:r>
-              <w:rPr>
-                <w:rFonts w:ascii="Calibri" w:hAnsi="Calibri"/>
-                <w:color w:val="000000"/>
-                <w:sz w:val="19"/>
-              </w:rPr>
-              <w:t>Messintervall während eines Tests.</w:t>
-            </w:r>
-          </w:p>
-        </w:tc>
-      </w:tr>
-      <w:tr>
-        <w:tc>
-          <w:tcPr>
-            <w:tcW w:type="dxa" w:w="2800"/>
-          </w:tcPr>
-          <w:p>
-            <w:pPr>
-              <w:spacing w:after="0"/>
-            </w:pPr>
-            <w:r>
-              <w:rPr>
-                <w:rFonts w:ascii="Calibri" w:hAnsi="Calibri"/>
-                <w:color w:val="000000"/>
-                <w:sz w:val="19"/>
-              </w:rPr>
-              <w:t>WarningTemperatureC</w:t>
-            </w:r>
-          </w:p>
-        </w:tc>
-        <w:tc>
-          <w:tcPr>
-            <w:tcW w:type="dxa" w:w="1500"/>
-          </w:tcPr>
-          <w:p>
-            <w:pPr>
-              <w:spacing w:after="0"/>
-            </w:pPr>
-            <w:r>
-              <w:rPr>
-                <w:rFonts w:ascii="Calibri" w:hAnsi="Calibri"/>
-                <w:color w:val="000000"/>
-                <w:sz w:val="19"/>
-              </w:rPr>
-              <w:t>85</w:t>
-            </w:r>
-          </w:p>
-        </w:tc>
-        <w:tc>
-          <w:tcPr>
-            <w:tcW w:type="dxa" w:w="5060"/>
-          </w:tcPr>
-          <w:p>
-            <w:pPr>
-              <w:spacing w:after="0"/>
-            </w:pPr>
-            <w:r>
-              <w:rPr>
-                <w:rFonts w:ascii="Calibri" w:hAnsi="Calibri"/>
-                <w:color w:val="000000"/>
-                <w:sz w:val="19"/>
-              </w:rPr>
-              <w:t>Warnschwelle in °C.</w:t>
-            </w:r>
-          </w:p>
-        </w:tc>
-      </w:tr>
-      <w:tr>
-        <w:tc>
-          <w:tcPr>
-            <w:tcW w:type="dxa" w:w="2800"/>
-          </w:tcPr>
-          <w:p>
-            <w:pPr>
-              <w:spacing w:after="0"/>
-            </w:pPr>
-            <w:r>
-              <w:rPr>
-                <w:rFonts w:ascii="Calibri" w:hAnsi="Calibri"/>
-                <w:color w:val="000000"/>
-                <w:sz w:val="19"/>
-              </w:rPr>
-              <w:t>AbortTemperatureC</w:t>
-            </w:r>
-          </w:p>
-        </w:tc>
-        <w:tc>
-          <w:tcPr>
-            <w:tcW w:type="dxa" w:w="1500"/>
-          </w:tcPr>
-          <w:p>
-            <w:pPr>
-              <w:spacing w:after="0"/>
-            </w:pPr>
-            <w:r>
-              <w:rPr>
-                <w:rFonts w:ascii="Calibri" w:hAnsi="Calibri"/>
-                <w:color w:val="000000"/>
-                <w:sz w:val="19"/>
-              </w:rPr>
-              <w:t>95</w:t>
-            </w:r>
-          </w:p>
-        </w:tc>
-        <w:tc>
-          <w:tcPr>
-            <w:tcW w:type="dxa" w:w="5060"/>
-          </w:tcPr>
-          <w:p>
-            <w:pPr>
-              <w:spacing w:after="0"/>
-            </w:pPr>
-            <w:r>
-              <w:rPr>
-                <w:rFonts w:ascii="Calibri" w:hAnsi="Calibri"/>
-                <w:color w:val="000000"/>
-                <w:sz w:val="19"/>
-              </w:rPr>
-              <w:t>Abbruchschwelle in °C.</w:t>
-            </w:r>
-          </w:p>
-        </w:tc>
-      </w:tr>
-      <w:tr>
-        <w:tc>
-          <w:tcPr>
-            <w:tcW w:type="dxa" w:w="2800"/>
-          </w:tcPr>
-          <w:p>
-            <w:pPr>
-              <w:spacing w:after="0"/>
-            </w:pPr>
-            <w:r>
-              <w:rPr>
-                <w:rFonts w:ascii="Calibri" w:hAnsi="Calibri"/>
-                <w:color w:val="000000"/>
-                <w:sz w:val="19"/>
-              </w:rPr>
-              <w:t>AutoPacketCapture</w:t>
-            </w:r>
-          </w:p>
-        </w:tc>
-        <w:tc>
-          <w:tcPr>
-            <w:tcW w:type="dxa" w:w="1500"/>
-          </w:tcPr>
-          <w:p>
-            <w:pPr>
-              <w:spacing w:after="0"/>
-            </w:pPr>
-            <w:r>
-              <w:rPr>
-                <w:rFonts w:ascii="Calibri" w:hAnsi="Calibri"/>
-                <w:color w:val="000000"/>
-                <w:sz w:val="19"/>
-              </w:rPr>
-              <w:t>false</w:t>
-            </w:r>
-          </w:p>
-        </w:tc>
-        <w:tc>
-          <w:tcPr>
-            <w:tcW w:type="dxa" w:w="5060"/>
-          </w:tcPr>
-          <w:p>
-            <w:pPr>
-              <w:spacing w:after="0"/>
-            </w:pPr>
-            <w:r>
-              <w:rPr>
-                <w:rFonts w:ascii="Calibri" w:hAnsi="Calibri"/>
-                <w:color w:val="000000"/>
-                <w:sz w:val="19"/>
-              </w:rPr>
-              <w:t>Muss false bleiben, wenn keine bewusste Paketaufnahme beauftragt ist.</w:t>
-            </w:r>
-          </w:p>
-        </w:tc>
-      </w:tr>
-    </w:tbl>
-    <w:p>
-      <w:pPr>
-        <w:spacing w:after="40"/>
-      </w:pPr>
-    </w:p>
-    <w:p>
-      <w:pPr>
-        <w:pStyle w:val="Heading1"/>
-      </w:pPr>
-      <w:r>
-        <w:t>10. Abschluss-Checkliste</w:t>
-      </w:r>
-    </w:p>
-    <w:p>
-      <w:pPr>
-        <w:pStyle w:val="ListBullet"/>
-        <w:spacing w:after="80" w:line="300" w:lineRule="auto"/>
-      </w:pPr>
-      <w:r>
-        <w:rPr>
-          <w:rFonts w:ascii="Calibri" w:hAnsi="Calibri"/>
-          <w:color w:val="000000"/>
-          <w:sz w:val="22"/>
-        </w:rPr>
-        <w:t>[ ] Dry-Run erfolgreich ausgeführt</w:t>
-      </w:r>
-    </w:p>
-    <w:p>
-      <w:pPr>
-        <w:pStyle w:val="ListBullet"/>
-        <w:spacing w:after="80" w:line="300" w:lineRule="auto"/>
-      </w:pPr>
-      <w:r>
-        <w:rPr>
-          <w:rFonts w:ascii="Calibri" w:hAnsi="Calibri"/>
-          <w:color w:val="000000"/>
-          <w:sz w:val="22"/>
-        </w:rPr>
-        <w:t>[ ] Keine ausgeschlossenen Installer im Projektordner</w:t>
-      </w:r>
-    </w:p>
-    <w:p>
-      <w:pPr>
-        <w:pStyle w:val="ListBullet"/>
-        <w:spacing w:after="80" w:line="300" w:lineRule="auto"/>
-      </w:pPr>
-      <w:r>
-        <w:rPr>
-          <w:rFonts w:ascii="Calibri" w:hAnsi="Calibri"/>
-          <w:color w:val="000000"/>
-          <w:sz w:val="22"/>
-        </w:rPr>
-        <w:t>[ ] Reports-, Logs- und Raw-Verzeichnisse beschreibbar</w:t>
-      </w:r>
-    </w:p>
-    <w:p>
-      <w:pPr>
-        <w:pStyle w:val="ListBullet"/>
-        <w:spacing w:after="80" w:line="300" w:lineRule="auto"/>
-      </w:pPr>
-      <w:r>
-        <w:rPr>
-          <w:rFonts w:ascii="Calibri" w:hAnsi="Calibri"/>
-          <w:color w:val="000000"/>
-          <w:sz w:val="22"/>
-        </w:rPr>
-        <w:t>[ ] Diagnose ohne automatische Reparatur durchgeführt</w:t>
-      </w:r>
-    </w:p>
-    <w:p>
-      <w:pPr>
-        <w:pStyle w:val="ListBullet"/>
-        <w:spacing w:after="80" w:line="300" w:lineRule="auto"/>
-      </w:pPr>
-      <w:r>
-        <w:rPr>
-          <w:rFonts w:ascii="Calibri" w:hAnsi="Calibri"/>
-          <w:color w:val="000000"/>
-          <w:sz w:val="22"/>
-        </w:rPr>
-        <w:t>[ ] Warnungen und fehlende Sensorwerte bewertet</w:t>
-      </w:r>
-    </w:p>
-    <w:p>
-      <w:pPr>
-        <w:pStyle w:val="ListBullet"/>
-        <w:spacing w:after="80" w:line="300" w:lineRule="auto"/>
-      </w:pPr>
-      <w:r>
-        <w:rPr>
-          <w:rFonts w:ascii="Calibri" w:hAnsi="Calibri"/>
-          <w:color w:val="000000"/>
-          <w:sz w:val="22"/>
-        </w:rPr>
-        <w:t>[ ] ZIP vor Weitergabe auf sensible Inhalte geprüft</w:t>
-      </w:r>
-    </w:p>
-    <w:p>
-      <w:pPr>
-        <w:pStyle w:val="ListBullet"/>
-        <w:spacing w:after="80" w:line="300" w:lineRule="auto"/>
-      </w:pPr>
-      <w:r>
-        <w:rPr>
-          <w:rFonts w:ascii="Calibri" w:hAnsi="Calibri"/>
-          <w:color w:val="000000"/>
-          <w:sz w:val="22"/>
-        </w:rPr>
-        <w:t>[ ] Bericht und CSV zusammen mit Run-ID archiviert</w:t>
+        <w:t>CHIP-Wrapper und ähnliche fragwürdige Installer bleiben ausgeschlossen.</w:t>
       </w:r>
     </w:p>
     <w:tbl>
@@ -4329,7 +2128,7 @@
               <w:bottom w:w="80" w:type="dxa"/>
               <w:end w:w="120" w:type="dxa"/>
             </w:tcMar>
-            <w:shd w:fill="E8EEF5"/>
+            <w:shd w:fill="FFF4DB"/>
           </w:tcPr>
           <w:p>
             <w:pPr>
@@ -4337,20 +2136,20 @@
             </w:pPr>
             <w:r>
               <w:rPr>
-                <w:rFonts w:ascii="Calibri" w:hAnsi="Calibri"/>
+                <w:rFonts w:ascii="Arial" w:hAnsi="Arial"/>
                 <w:b/>
-                <w:color w:val="1F4D78"/>
+                <w:color w:val="2F5DA8"/>
                 <w:sz w:val="21"/>
               </w:rPr>
-              <w:t xml:space="preserve">Support-Hinweis: </w:t>
+              <w:t xml:space="preserve">Datenschutz: </w:t>
             </w:r>
             <w:r>
               <w:rPr>
-                <w:rFonts w:ascii="Calibri" w:hAnsi="Calibri"/>
-                <w:color w:val="000000"/>
+                <w:rFonts w:ascii="Arial" w:hAnsi="Arial"/>
+                <w:color w:val="1F2937"/>
                 <w:sz w:val="21"/>
               </w:rPr>
-              <w:t>Für eine belastbare Ursachenanalyse immer Zeitpunkt, konkrete Symptome, aktive Anwendung und Energie-/Netzsituation zusammen mit dem Run-Archiv dokumentieren.</w:t>
+              <w:t>Berichte und Rohdaten können Rechnernamen, Benutzernamen, Pfade, Prozessdaten, Ereignisdetails und Netzwerk-Kontext enthalten. Vor externer Weitergabe immer prüfen.</w:t>
             </w:r>
           </w:p>
         </w:tc>
@@ -4361,11 +2160,732 @@
         <w:spacing w:after="40"/>
       </w:pPr>
     </w:p>
+    <w:p>
+      <w:pPr>
+        <w:pStyle w:val="Heading1"/>
+      </w:pPr>
+      <w:r>
+        <w:t>10. Empfohlene zusätzliche Freeware</w:t>
+      </w:r>
+    </w:p>
+    <w:tbl>
+      <w:tblPr>
+        <w:tblW w:type="dxa" w:w="9360"/>
+        <w:jc w:val="left"/>
+        <w:tblLayout w:type="fixed"/>
+        <w:tblLook w:firstColumn="1" w:firstRow="1" w:lastColumn="0" w:lastRow="0" w:noHBand="0" w:noVBand="1" w:val="04A0"/>
+        <w:tblInd w:w="120" w:type="dxa"/>
+      </w:tblPr>
+      <w:tblGrid>
+        <w:gridCol w:w="2500"/>
+        <w:gridCol w:w="6860"/>
+      </w:tblGrid>
+      <w:tr>
+        <w:tc>
+          <w:tcPr>
+            <w:tcW w:type="dxa" w:w="2500"/>
+            <w:vAlign w:val="center"/>
+            <w:tcMar>
+              <w:top w:w="80" w:type="dxa"/>
+              <w:start w:w="120" w:type="dxa"/>
+              <w:bottom w:w="80" w:type="dxa"/>
+              <w:end w:w="120" w:type="dxa"/>
+            </w:tcMar>
+            <w:shd w:fill="EAF1FB"/>
+          </w:tcPr>
+          <w:p>
+            <w:pPr>
+              <w:spacing w:after="0"/>
+            </w:pPr>
+            <w:r>
+              <w:rPr>
+                <w:rFonts w:ascii="Arial" w:hAnsi="Arial"/>
+                <w:b/>
+                <w:color w:val="2F5DA8"/>
+                <w:sz w:val="20"/>
+              </w:rPr>
+              <w:t>Programm</w:t>
+            </w:r>
+          </w:p>
+        </w:tc>
+        <w:tc>
+          <w:tcPr>
+            <w:tcW w:type="dxa" w:w="6860"/>
+            <w:vAlign w:val="center"/>
+            <w:tcMar>
+              <w:top w:w="80" w:type="dxa"/>
+              <w:start w:w="120" w:type="dxa"/>
+              <w:bottom w:w="80" w:type="dxa"/>
+              <w:end w:w="120" w:type="dxa"/>
+            </w:tcMar>
+            <w:shd w:fill="EAF1FB"/>
+          </w:tcPr>
+          <w:p>
+            <w:pPr>
+              <w:spacing w:after="0"/>
+            </w:pPr>
+            <w:r>
+              <w:rPr>
+                <w:rFonts w:ascii="Arial" w:hAnsi="Arial"/>
+                <w:b/>
+                <w:color w:val="2F5DA8"/>
+                <w:sz w:val="20"/>
+              </w:rPr>
+              <w:t>Nutzen im Support</w:t>
+            </w:r>
+          </w:p>
+        </w:tc>
+      </w:tr>
+      <w:tr>
+        <w:tc>
+          <w:tcPr>
+            <w:tcW w:type="dxa" w:w="2500"/>
+          </w:tcPr>
+          <w:p>
+            <w:pPr>
+              <w:spacing w:after="0"/>
+            </w:pPr>
+            <w:r>
+              <w:rPr>
+                <w:rFonts w:ascii="Arial" w:hAnsi="Arial"/>
+                <w:color w:val="1F2937"/>
+                <w:sz w:val="19"/>
+              </w:rPr>
+              <w:t>CrystalDiskInfo</w:t>
+            </w:r>
+          </w:p>
+        </w:tc>
+        <w:tc>
+          <w:tcPr>
+            <w:tcW w:type="dxa" w:w="6860"/>
+          </w:tcPr>
+          <w:p>
+            <w:pPr>
+              <w:spacing w:after="0"/>
+            </w:pPr>
+            <w:r>
+              <w:rPr>
+                <w:rFonts w:ascii="Arial" w:hAnsi="Arial"/>
+                <w:color w:val="1F2937"/>
+                <w:sz w:val="19"/>
+              </w:rPr>
+              <w:t>Schnelle Health-/SMART-Sicht für Datenträgerprobleme.</w:t>
+            </w:r>
+          </w:p>
+        </w:tc>
+      </w:tr>
+      <w:tr>
+        <w:tc>
+          <w:tcPr>
+            <w:tcW w:type="dxa" w:w="2500"/>
+          </w:tcPr>
+          <w:p>
+            <w:pPr>
+              <w:spacing w:after="0"/>
+            </w:pPr>
+            <w:r>
+              <w:rPr>
+                <w:rFonts w:ascii="Arial" w:hAnsi="Arial"/>
+                <w:color w:val="1F2937"/>
+                <w:sz w:val="19"/>
+              </w:rPr>
+              <w:t>Autoruns</w:t>
+            </w:r>
+          </w:p>
+        </w:tc>
+        <w:tc>
+          <w:tcPr>
+            <w:tcW w:type="dxa" w:w="6860"/>
+          </w:tcPr>
+          <w:p>
+            <w:pPr>
+              <w:spacing w:after="0"/>
+            </w:pPr>
+            <w:r>
+              <w:rPr>
+                <w:rFonts w:ascii="Arial" w:hAnsi="Arial"/>
+                <w:color w:val="1F2937"/>
+                <w:sz w:val="19"/>
+              </w:rPr>
+              <w:t>Erkennt überladene Autostarts und Treiber-/Shell-Hooks.</w:t>
+            </w:r>
+          </w:p>
+        </w:tc>
+      </w:tr>
+      <w:tr>
+        <w:tc>
+          <w:tcPr>
+            <w:tcW w:type="dxa" w:w="2500"/>
+          </w:tcPr>
+          <w:p>
+            <w:pPr>
+              <w:spacing w:after="0"/>
+            </w:pPr>
+            <w:r>
+              <w:rPr>
+                <w:rFonts w:ascii="Arial" w:hAnsi="Arial"/>
+                <w:color w:val="1F2937"/>
+                <w:sz w:val="19"/>
+              </w:rPr>
+              <w:t>Process Explorer</w:t>
+            </w:r>
+          </w:p>
+        </w:tc>
+        <w:tc>
+          <w:tcPr>
+            <w:tcW w:type="dxa" w:w="6860"/>
+          </w:tcPr>
+          <w:p>
+            <w:pPr>
+              <w:spacing w:after="0"/>
+            </w:pPr>
+            <w:r>
+              <w:rPr>
+                <w:rFonts w:ascii="Arial" w:hAnsi="Arial"/>
+                <w:color w:val="1F2937"/>
+                <w:sz w:val="19"/>
+              </w:rPr>
+              <w:t>Tiefere Prozessanalyse als Standard-Task-Manager.</w:t>
+            </w:r>
+          </w:p>
+        </w:tc>
+      </w:tr>
+    </w:tbl>
+    <w:p>
+      <w:pPr>
+        <w:spacing w:after="40"/>
+      </w:pPr>
+    </w:p>
+    <w:p>
+      <w:pPr>
+        <w:pStyle w:val="Heading1"/>
+      </w:pPr>
+      <w:r>
+        <w:t>11. GitHub- und Release-Nutzung</w:t>
+      </w:r>
+    </w:p>
+    <w:p>
+      <w:pPr>
+        <w:spacing w:after="120"/>
+      </w:pPr>
+      <w:r>
+        <w:rPr>
+          <w:rFonts w:ascii="Arial" w:hAnsi="Arial"/>
+          <w:color w:val="1F2937"/>
+          <w:sz w:val="22"/>
+        </w:rPr>
+        <w:t>Das Projekt kann über das Skript Create-Distributions.ps1 in zwei saubere Handoff-Ordner exportiert werden.</w:t>
+      </w:r>
+    </w:p>
+    <w:tbl>
+      <w:tblPr>
+        <w:tblW w:type="dxa" w:w="9360"/>
+        <w:jc w:val="left"/>
+        <w:tblLayout w:type="fixed"/>
+        <w:tblLook w:firstColumn="1" w:firstRow="1" w:lastColumn="0" w:lastRow="0" w:noHBand="0" w:noVBand="1" w:val="04A0"/>
+        <w:tblInd w:w="120" w:type="dxa"/>
+      </w:tblPr>
+      <w:tblGrid>
+        <w:gridCol w:w="3400"/>
+        <w:gridCol w:w="5960"/>
+      </w:tblGrid>
+      <w:tr>
+        <w:tc>
+          <w:tcPr>
+            <w:tcW w:type="dxa" w:w="3400"/>
+            <w:vAlign w:val="center"/>
+            <w:tcMar>
+              <w:top w:w="80" w:type="dxa"/>
+              <w:start w:w="120" w:type="dxa"/>
+              <w:bottom w:w="80" w:type="dxa"/>
+              <w:end w:w="120" w:type="dxa"/>
+            </w:tcMar>
+            <w:shd w:fill="EAF1FB"/>
+          </w:tcPr>
+          <w:p>
+            <w:pPr>
+              <w:spacing w:after="0"/>
+            </w:pPr>
+            <w:r>
+              <w:rPr>
+                <w:rFonts w:ascii="Arial" w:hAnsi="Arial"/>
+                <w:b/>
+                <w:color w:val="2F5DA8"/>
+                <w:sz w:val="20"/>
+              </w:rPr>
+              <w:t>Ziel</w:t>
+            </w:r>
+          </w:p>
+        </w:tc>
+        <w:tc>
+          <w:tcPr>
+            <w:tcW w:type="dxa" w:w="5960"/>
+            <w:vAlign w:val="center"/>
+            <w:tcMar>
+              <w:top w:w="80" w:type="dxa"/>
+              <w:start w:w="120" w:type="dxa"/>
+              <w:bottom w:w="80" w:type="dxa"/>
+              <w:end w:w="120" w:type="dxa"/>
+            </w:tcMar>
+            <w:shd w:fill="EAF1FB"/>
+          </w:tcPr>
+          <w:p>
+            <w:pPr>
+              <w:spacing w:after="0"/>
+            </w:pPr>
+            <w:r>
+              <w:rPr>
+                <w:rFonts w:ascii="Arial" w:hAnsi="Arial"/>
+                <w:b/>
+                <w:color w:val="2F5DA8"/>
+                <w:sz w:val="20"/>
+              </w:rPr>
+              <w:t>Ergebnis</w:t>
+            </w:r>
+          </w:p>
+        </w:tc>
+      </w:tr>
+      <w:tr>
+        <w:tc>
+          <w:tcPr>
+            <w:tcW w:type="dxa" w:w="3400"/>
+          </w:tcPr>
+          <w:p>
+            <w:pPr>
+              <w:spacing w:after="0"/>
+            </w:pPr>
+            <w:r>
+              <w:rPr>
+                <w:rFonts w:ascii="Arial" w:hAnsi="Arial"/>
+                <w:color w:val="1F2937"/>
+                <w:sz w:val="19"/>
+              </w:rPr>
+              <w:t>Distributions\Customer Toolkit\</w:t>
+            </w:r>
+          </w:p>
+        </w:tc>
+        <w:tc>
+          <w:tcPr>
+            <w:tcW w:type="dxa" w:w="5960"/>
+          </w:tcPr>
+          <w:p>
+            <w:pPr>
+              <w:spacing w:after="0"/>
+            </w:pPr>
+            <w:r>
+              <w:rPr>
+                <w:rFonts w:ascii="Arial" w:hAnsi="Arial"/>
+                <w:color w:val="1F2937"/>
+                <w:sz w:val="19"/>
+              </w:rPr>
+              <w:t>Kunden-/Supportordner zum Kopieren auf einen Ziel-PC.</w:t>
+            </w:r>
+          </w:p>
+        </w:tc>
+      </w:tr>
+      <w:tr>
+        <w:tc>
+          <w:tcPr>
+            <w:tcW w:type="dxa" w:w="3400"/>
+          </w:tcPr>
+          <w:p>
+            <w:pPr>
+              <w:spacing w:after="0"/>
+            </w:pPr>
+            <w:r>
+              <w:rPr>
+                <w:rFonts w:ascii="Arial" w:hAnsi="Arial"/>
+                <w:color w:val="1F2937"/>
+                <w:sz w:val="19"/>
+              </w:rPr>
+              <w:t>Distributions\GitHub Repository\</w:t>
+            </w:r>
+          </w:p>
+        </w:tc>
+        <w:tc>
+          <w:tcPr>
+            <w:tcW w:type="dxa" w:w="5960"/>
+          </w:tcPr>
+          <w:p>
+            <w:pPr>
+              <w:spacing w:after="0"/>
+            </w:pPr>
+            <w:r>
+              <w:rPr>
+                <w:rFonts w:ascii="Arial" w:hAnsi="Arial"/>
+                <w:color w:val="1F2937"/>
+                <w:sz w:val="19"/>
+              </w:rPr>
+              <w:t>Bereinigter Projektordner für Versionsverwaltung und Veröffentlichung.</w:t>
+            </w:r>
+          </w:p>
+        </w:tc>
+      </w:tr>
+    </w:tbl>
+    <w:p>
+      <w:pPr>
+        <w:spacing w:after="40"/>
+      </w:pPr>
+    </w:p>
+    <w:p>
+      <w:pPr>
+        <w:pStyle w:val="CodeBlock"/>
+      </w:pPr>
+      <w:r>
+        <w:rPr>
+          <w:rFonts w:ascii="Consolas" w:hAnsi="Consolas"/>
+          <w:color w:val="1F2937"/>
+          <w:sz w:val="18"/>
+        </w:rPr>
+        <w:t>.\Create-Distributions.ps1</w:t>
+      </w:r>
+    </w:p>
+    <w:p>
+      <w:pPr>
+        <w:pStyle w:val="Heading1"/>
+      </w:pPr>
+      <w:r>
+        <w:t>12. Bedienung auf dem Kunden-PC</w:t>
+      </w:r>
+    </w:p>
+    <w:p>
+      <w:pPr>
+        <w:pStyle w:val="ListNumber"/>
+        <w:spacing w:after="80" w:line="288" w:lineRule="auto"/>
+      </w:pPr>
+      <w:r>
+        <w:rPr>
+          <w:rFonts w:ascii="Arial" w:hAnsi="Arial"/>
+          <w:color w:val="000000"/>
+          <w:sz w:val="22"/>
+        </w:rPr>
+        <w:t>Den Ordner Distributions\Customer Toolkit oder den vorbereiteten Hauptordner lokal auf den Kunden-PC kopieren.</w:t>
+      </w:r>
+    </w:p>
+    <w:p>
+      <w:pPr>
+        <w:pStyle w:val="ListNumber"/>
+        <w:spacing w:after="80" w:line="288" w:lineRule="auto"/>
+      </w:pPr>
+      <w:r>
+        <w:rPr>
+          <w:rFonts w:ascii="Arial" w:hAnsi="Arial"/>
+          <w:color w:val="000000"/>
+          <w:sz w:val="22"/>
+        </w:rPr>
+        <w:t>Freigegebene Tools in ToolkitPrograms\AutoInstall prüfen oder ergänzen.</w:t>
+      </w:r>
+    </w:p>
+    <w:p>
+      <w:pPr>
+        <w:pStyle w:val="ListNumber"/>
+        <w:spacing w:after="80" w:line="288" w:lineRule="auto"/>
+      </w:pPr>
+      <w:r>
+        <w:rPr>
+          <w:rFonts w:ascii="Arial" w:hAnsi="Arial"/>
+          <w:color w:val="000000"/>
+          <w:sz w:val="22"/>
+        </w:rPr>
+        <w:t>Performance Test.cmd starten.</w:t>
+      </w:r>
+    </w:p>
+    <w:p>
+      <w:pPr>
+        <w:pStyle w:val="ListNumber"/>
+        <w:spacing w:after="80" w:line="288" w:lineRule="auto"/>
+      </w:pPr>
+      <w:r>
+        <w:rPr>
+          <w:rFonts w:ascii="Arial" w:hAnsi="Arial"/>
+          <w:color w:val="000000"/>
+          <w:sz w:val="22"/>
+        </w:rPr>
+        <w:t>Windows-UAC bestätigen.</w:t>
+      </w:r>
+    </w:p>
+    <w:p>
+      <w:pPr>
+        <w:pStyle w:val="ListNumber"/>
+        <w:spacing w:after="80" w:line="288" w:lineRule="auto"/>
+      </w:pPr>
+      <w:r>
+        <w:rPr>
+          <w:rFonts w:ascii="Arial" w:hAnsi="Arial"/>
+          <w:color w:val="000000"/>
+          <w:sz w:val="22"/>
+        </w:rPr>
+        <w:t>Auf Abschluss des Laufes warten.</w:t>
+      </w:r>
+    </w:p>
+    <w:p>
+      <w:pPr>
+        <w:pStyle w:val="ListNumber"/>
+        <w:spacing w:after="80" w:line="288" w:lineRule="auto"/>
+      </w:pPr>
+      <w:r>
+        <w:rPr>
+          <w:rFonts w:ascii="Arial" w:hAnsi="Arial"/>
+          <w:color w:val="000000"/>
+          <w:sz w:val="22"/>
+        </w:rPr>
+        <w:t>Abschlussbericht.html öffnen.</w:t>
+      </w:r>
+    </w:p>
+    <w:p>
+      <w:pPr>
+        <w:pStyle w:val="ListNumber"/>
+        <w:spacing w:after="80" w:line="288" w:lineRule="auto"/>
+      </w:pPr>
+      <w:r>
+        <w:rPr>
+          <w:rFonts w:ascii="Arial" w:hAnsi="Arial"/>
+          <w:color w:val="000000"/>
+          <w:sz w:val="22"/>
+        </w:rPr>
+        <w:t>Für technische Details Rohbewertung.html und Records.csv prüfen.</w:t>
+      </w:r>
+    </w:p>
+    <w:tbl>
+      <w:tblPr>
+        <w:tblW w:type="dxa" w:w="9360"/>
+        <w:jc w:val="left"/>
+        <w:tblLayout w:type="fixed"/>
+        <w:tblLook w:firstColumn="1" w:firstRow="1" w:lastColumn="0" w:lastRow="0" w:noHBand="0" w:noVBand="1" w:val="04A0"/>
+        <w:tblInd w:w="120" w:type="dxa"/>
+      </w:tblPr>
+      <w:tblGrid>
+        <w:gridCol w:w="9360"/>
+      </w:tblGrid>
+      <w:tr>
+        <w:tc>
+          <w:tcPr>
+            <w:tcW w:type="dxa" w:w="9360"/>
+            <w:vAlign w:val="center"/>
+            <w:tcMar>
+              <w:top w:w="80" w:type="dxa"/>
+              <w:start w:w="120" w:type="dxa"/>
+              <w:bottom w:w="80" w:type="dxa"/>
+              <w:end w:w="120" w:type="dxa"/>
+            </w:tcMar>
+            <w:shd w:fill="EAF1FB"/>
+          </w:tcPr>
+          <w:p>
+            <w:pPr>
+              <w:spacing w:after="0"/>
+            </w:pPr>
+            <w:r>
+              <w:rPr>
+                <w:rFonts w:ascii="Arial" w:hAnsi="Arial"/>
+                <w:b/>
+                <w:color w:val="2F5DA8"/>
+                <w:sz w:val="21"/>
+              </w:rPr>
+              <w:t xml:space="preserve">Praxisregel: </w:t>
+            </w:r>
+            <w:r>
+              <w:rPr>
+                <w:rFonts w:ascii="Arial" w:hAnsi="Arial"/>
+                <w:color w:val="1F2937"/>
+                <w:sz w:val="21"/>
+              </w:rPr>
+              <w:t>Der Bericht liefert eine strukturierte Triage und Ursachenhinweise. Er ersetzt keine fachliche Bewertung durch den Support, reduziert aber die Suchzeit deutlich.</w:t>
+            </w:r>
+          </w:p>
+        </w:tc>
+      </w:tr>
+    </w:tbl>
+    <w:p>
+      <w:pPr>
+        <w:spacing w:after="40"/>
+      </w:pPr>
+    </w:p>
+    <w:p>
+      <w:pPr>
+        <w:pStyle w:val="Heading1"/>
+      </w:pPr>
+      <w:r>
+        <w:t>13. Verifikation</w:t>
+      </w:r>
+    </w:p>
+    <w:p>
+      <w:pPr>
+        <w:pStyle w:val="CodeBlock"/>
+      </w:pPr>
+      <w:r>
+        <w:rPr>
+          <w:rFonts w:ascii="Consolas" w:hAnsi="Consolas"/>
+          <w:color w:val="1F2937"/>
+          <w:sz w:val="18"/>
+        </w:rPr>
+        <w:t>Invoke-Pester -Script .\Tests -PassThru</w:t>
+      </w:r>
+    </w:p>
+    <w:p>
+      <w:pPr>
+        <w:pStyle w:val="CodeBlock"/>
+      </w:pPr>
+      <w:r>
+        <w:rPr>
+          <w:rFonts w:ascii="Consolas" w:hAnsi="Consolas"/>
+          <w:color w:val="1F2937"/>
+          <w:sz w:val="18"/>
+        </w:rPr>
+        <w:t>.\Start-Diagnose.ps1 -DryRun -InstallTools -RunStressTests -RunBenchmarks -RunSupportTools -OutputRoot .\VerificationOutput</w:t>
+      </w:r>
+    </w:p>
+    <w:p>
+      <w:pPr>
+        <w:pStyle w:val="CodeBlock"/>
+      </w:pPr>
+      <w:r>
+        <w:rPr>
+          <w:rFonts w:ascii="Consolas" w:hAnsi="Consolas"/>
+          <w:color w:val="1F2937"/>
+          <w:sz w:val="18"/>
+        </w:rPr>
+        <w:t>.\Create-Distributions.ps1</w:t>
+      </w:r>
+    </w:p>
+    <w:p>
+      <w:pPr>
+        <w:pStyle w:val="ListBullet"/>
+        <w:spacing w:after="80" w:line="288" w:lineRule="auto"/>
+      </w:pPr>
+      <w:r>
+        <w:rPr>
+          <w:rFonts w:ascii="Arial" w:hAnsi="Arial"/>
+          <w:color w:val="000000"/>
+          <w:sz w:val="22"/>
+        </w:rPr>
+        <w:t>Vor Übergabe immer erst Testsuite und Dry-Run durchführen.</w:t>
+      </w:r>
+    </w:p>
+    <w:p>
+      <w:pPr>
+        <w:pStyle w:val="ListBullet"/>
+        <w:spacing w:after="80" w:line="288" w:lineRule="auto"/>
+      </w:pPr>
+      <w:r>
+        <w:rPr>
+          <w:rFonts w:ascii="Arial" w:hAnsi="Arial"/>
+          <w:color w:val="000000"/>
+          <w:sz w:val="22"/>
+        </w:rPr>
+        <w:t>Word-Dokumentation nach inhaltlichen Änderungen neu erzeugen.</w:t>
+      </w:r>
+    </w:p>
+    <w:p>
+      <w:pPr>
+        <w:pStyle w:val="ListBullet"/>
+        <w:spacing w:after="80" w:line="288" w:lineRule="auto"/>
+      </w:pPr>
+      <w:r>
+        <w:rPr>
+          <w:rFonts w:ascii="Arial" w:hAnsi="Arial"/>
+          <w:color w:val="000000"/>
+          <w:sz w:val="22"/>
+        </w:rPr>
+        <w:t>Distributions-Ordner nach jeder strukturellen Änderung neu erzeugen.</w:t>
+      </w:r>
+    </w:p>
+    <w:p>
+      <w:pPr>
+        <w:pStyle w:val="Heading1"/>
+      </w:pPr>
+      <w:r>
+        <w:t>14. Kurz-Checkliste für den praktischen Einsatz</w:t>
+      </w:r>
+    </w:p>
+    <w:p>
+      <w:pPr>
+        <w:pStyle w:val="ListBullet"/>
+        <w:spacing w:after="80" w:line="288" w:lineRule="auto"/>
+      </w:pPr>
+      <w:r>
+        <w:rPr>
+          <w:rFonts w:ascii="Arial" w:hAnsi="Arial"/>
+          <w:color w:val="000000"/>
+          <w:sz w:val="22"/>
+        </w:rPr>
+        <w:t>ToolkitPrograms\AutoInstall mit freigegebenen Dateien befüllen</w:t>
+      </w:r>
+    </w:p>
+    <w:p>
+      <w:pPr>
+        <w:pStyle w:val="ListBullet"/>
+        <w:spacing w:after="80" w:line="288" w:lineRule="auto"/>
+      </w:pPr>
+      <w:r>
+        <w:rPr>
+          <w:rFonts w:ascii="Arial" w:hAnsi="Arial"/>
+          <w:color w:val="000000"/>
+          <w:sz w:val="22"/>
+        </w:rPr>
+        <w:t>Optionale portable Hilfstools in ToolkitPrograms\Optional ablegen</w:t>
+      </w:r>
+    </w:p>
+    <w:p>
+      <w:pPr>
+        <w:pStyle w:val="ListBullet"/>
+        <w:spacing w:after="80" w:line="288" w:lineRule="auto"/>
+      </w:pPr>
+      <w:r>
+        <w:rPr>
+          <w:rFonts w:ascii="Arial" w:hAnsi="Arial"/>
+          <w:color w:val="000000"/>
+          <w:sz w:val="22"/>
+        </w:rPr>
+        <w:t>Performance Test auf Zielsystem starten</w:t>
+      </w:r>
+    </w:p>
+    <w:p>
+      <w:pPr>
+        <w:pStyle w:val="ListBullet"/>
+        <w:spacing w:after="80" w:line="288" w:lineRule="auto"/>
+      </w:pPr>
+      <w:r>
+        <w:rPr>
+          <w:rFonts w:ascii="Arial" w:hAnsi="Arial"/>
+          <w:color w:val="000000"/>
+          <w:sz w:val="22"/>
+        </w:rPr>
+        <w:t>Abschlussbericht und Rohbewertung prüfen</w:t>
+      </w:r>
+    </w:p>
+    <w:p>
+      <w:pPr>
+        <w:pStyle w:val="ListBullet"/>
+        <w:spacing w:after="80" w:line="288" w:lineRule="auto"/>
+      </w:pPr>
+      <w:r>
+        <w:rPr>
+          <w:rFonts w:ascii="Arial" w:hAnsi="Arial"/>
+          <w:color w:val="000000"/>
+          <w:sz w:val="22"/>
+        </w:rPr>
+        <w:t>CSV und ZIP nur nach Datenschutzprüfung weitergeben</w:t>
+      </w:r>
+    </w:p>
+    <w:p>
+      <w:pPr>
+        <w:pStyle w:val="ListBullet"/>
+        <w:spacing w:after="80" w:line="288" w:lineRule="auto"/>
+      </w:pPr>
+      <w:r>
+        <w:rPr>
+          <w:rFonts w:ascii="Arial" w:hAnsi="Arial"/>
+          <w:color w:val="000000"/>
+          <w:sz w:val="22"/>
+        </w:rPr>
+        <w:t>Bei Benchmarkfragen Exporte in BenchmarkImports ablegen oder Automation nutzen</w:t>
+      </w:r>
+    </w:p>
     <w:sectPr>
       <w:headerReference w:type="default" r:id="rId9"/>
       <w:footerReference w:type="default" r:id="rId10"/>
       <w:pgSz w:w="12240" w:h="15840"/>
-      <w:pgMar w:top="1440" w:right="1440" w:bottom="1440" w:left="1440" w:header="708" w:footer="708" w:gutter="0"/>
+      <w:pgMar w:top="1440" w:right="1440" w:bottom="1440" w:left="1440" w:header="648" w:footer="648" w:gutter="0"/>
       <w:cols w:space="720"/>
       <w:docGrid w:linePitch="360"/>
     </w:sectPr>
@@ -4382,11 +2902,11 @@
     </w:pPr>
     <w:r>
       <w:rPr>
-        <w:rFonts w:ascii="Calibri" w:hAnsi="Calibri"/>
-        <w:color w:val="666666"/>
+        <w:rFonts w:ascii="Arial" w:hAnsi="Arial"/>
+        <w:color w:val="6B7280"/>
         <w:sz w:val="17"/>
       </w:rPr>
-      <w:t>Interne Arbeitsunterlage  |  28. Juli 2026</w:t>
+      <w:t>Stand: 29. Juli 2026</w:t>
     </w:r>
   </w:p>
 </w:ftr>
@@ -4401,11 +2921,11 @@
     </w:pPr>
     <w:r>
       <w:rPr>
-        <w:rFonts w:ascii="Calibri" w:hAnsi="Calibri"/>
-        <w:color w:val="666666"/>
+        <w:rFonts w:ascii="Arial" w:hAnsi="Arial"/>
+        <w:color w:val="6B7280"/>
         <w:sz w:val="18"/>
       </w:rPr>
-      <w:t>PC Performance Diagnose  |  Dokumentation</w:t>
+      <w:t>PC Performance Diagnose | Support Toolkit Dokumentation</w:t>
     </w:r>
   </w:p>
 </w:hdr>
@@ -4775,10 +3295,10 @@
     <w:qFormat/>
     <w:rsid w:val="00FC693F"/>
     <w:pPr>
-      <w:spacing w:after="120" w:line="300" w:lineRule="auto"/>
+      <w:spacing w:after="120" w:line="276" w:lineRule="auto"/>
     </w:pPr>
     <w:rPr>
-      <w:rFonts w:ascii="Calibri" w:hAnsi="Calibri"/>
+      <w:rFonts w:ascii="Arial" w:hAnsi="Arial"/>
       <w:sz w:val="22"/>
     </w:rPr>
   </w:style>
@@ -4837,14 +3357,14 @@
     <w:pPr>
       <w:keepNext/>
       <w:keepLines/>
-      <w:spacing w:before="360" w:after="200"/>
+      <w:spacing w:before="360" w:after="160"/>
       <w:outlineLvl w:val="0"/>
     </w:pPr>
     <w:rPr>
-      <w:rFonts w:asciiTheme="majorHAnsi" w:eastAsiaTheme="majorEastAsia" w:hAnsiTheme="majorHAnsi" w:cstheme="majorBidi" w:ascii="Calibri" w:hAnsi="Calibri"/>
+      <w:rFonts w:asciiTheme="majorHAnsi" w:eastAsiaTheme="majorEastAsia" w:hAnsiTheme="majorHAnsi" w:cstheme="majorBidi" w:ascii="Arial" w:hAnsi="Arial"/>
       <w:b/>
       <w:bCs/>
-      <w:color w:val="2E74B5"/>
+      <w:color w:val="2F5DA8"/>
       <w:sz w:val="32"/>
       <w:szCs w:val="28"/>
     </w:rPr>
@@ -4861,14 +3381,14 @@
     <w:pPr>
       <w:keepNext/>
       <w:keepLines/>
-      <w:spacing w:before="280" w:after="140"/>
+      <w:spacing w:before="240" w:after="120"/>
       <w:outlineLvl w:val="1"/>
     </w:pPr>
     <w:rPr>
-      <w:rFonts w:asciiTheme="majorHAnsi" w:eastAsiaTheme="majorEastAsia" w:hAnsiTheme="majorHAnsi" w:cstheme="majorBidi" w:ascii="Calibri" w:hAnsi="Calibri"/>
+      <w:rFonts w:asciiTheme="majorHAnsi" w:eastAsiaTheme="majorEastAsia" w:hAnsiTheme="majorHAnsi" w:cstheme="majorBidi" w:ascii="Arial" w:hAnsi="Arial"/>
       <w:b/>
       <w:bCs/>
-      <w:color w:val="2E74B5"/>
+      <w:color w:val="2F5DA8"/>
       <w:sz w:val="26"/>
       <w:szCs w:val="26"/>
     </w:rPr>
@@ -4885,15 +3405,15 @@
     <w:pPr>
       <w:keepNext/>
       <w:keepLines/>
-      <w:spacing w:before="200" w:after="100"/>
+      <w:spacing w:before="200" w:after="80"/>
       <w:outlineLvl w:val="2"/>
     </w:pPr>
     <w:rPr>
-      <w:rFonts w:asciiTheme="majorHAnsi" w:eastAsiaTheme="majorEastAsia" w:hAnsiTheme="majorHAnsi" w:cstheme="majorBidi" w:ascii="Calibri" w:hAnsi="Calibri"/>
+      <w:rFonts w:asciiTheme="majorHAnsi" w:eastAsiaTheme="majorEastAsia" w:hAnsiTheme="majorHAnsi" w:cstheme="majorBidi" w:ascii="Arial" w:hAnsi="Arial"/>
       <w:b/>
       <w:bCs/>
-      <w:color w:val="1F4D78"/>
-      <w:sz w:val="24"/>
+      <w:color w:val="1F2937"/>
+      <w:sz w:val="23"/>
     </w:rPr>
   </w:style>
   <w:style w:type="paragraph" w:styleId="Heading4">
